--- a/ERP/fyugp/views.docx
+++ b/ERP/fyugp/views.docx
@@ -10074,6 +10074,6193 @@
     <w:p>
       <w:r>
         <w:t>Comparing the endpoints in this batch suggests a likely structural source for many of the unassigned-variable bugs found across the whole app so far: every *WithValue helper (getBasketWithValue, getCourseRegdCandidatesWithValue, getCAentrdCandidatesWithValue, getExamScheduledCoursesWithValue, and others documented in earlier batches) consistently includes an else branch that defaults to an empty list, so endpoints that simply call one of these helpers and return its result (getBasket, getCourseRegdCandidates, getCAentrdCandidates, getExamScheduledCourses) are safe from this particular bug. Endpoints that instead inline their own requests.post(...) call and status_code check directly in the view — getColYrAdSemDisCourse and getResultWithheldCands here, and getStudentSemRegCors/getStudentSemRegCorsExam/getHallticketInstructions/getColYrAdSemDisCourse and the ExamConfigurationSubmit/ExamTimeTable(Sup)Submit/IPPrintSubmit branches in earlier batches — are where the missing-else and wrong-variable-reset variants of this bug keep turning up. This is noted in 00-overview.docx as well.</w:t>
+      </w:r>
+    </w:p>
+    <w:p>
+      <w:r>
+        <w:br w:type="page"/>
+      </w:r>
+    </w:p>
+    <w:p>
+      <w:pPr>
+        <w:pStyle w:val="Heading2"/>
+      </w:pPr>
+      <w:r>
+        <w:t>Batch 6 — Odd-Sem Mark Pushdown/TS &amp; Result Republish</w:t>
+      </w:r>
+    </w:p>
+    <w:p>
+      <w:r>
+        <w:t>Covers OddSemMarkPushDown, OddSemMarkPushDownSubmit, OddSemTS, OddSemTSSubmit, ResultRepublish, ResultRepublishSubmit. All three GET/Submit pairs follow the same list-page + action-endpoint shape seen in earlier batches. No new bug categories here, but several already-catalogued patterns recur, plus one endpoint (OddSemMarkPushDownSubmit) is notable for correctly having the trailing return that similar endpoints elsewhere are missing.</w:t>
+      </w:r>
+    </w:p>
+    <w:p>
+      <w:pPr>
+        <w:pStyle w:val="Heading2"/>
+      </w:pPr>
+      <w:r>
+        <w:t>33. OddSemMarkPushDown</w:t>
+      </w:r>
+    </w:p>
+    <w:tbl>
+      <w:tblPr>
+        <w:tblStyle w:val="LightGrid-Accent1"/>
+        <w:tblW w:type="auto" w:w="0"/>
+        <w:tblLook w:firstColumn="1" w:firstRow="1" w:lastColumn="0" w:lastRow="0" w:noHBand="0" w:noVBand="1" w:val="04A0"/>
+      </w:tblPr>
+      <w:tblGrid>
+        <w:gridCol w:w="4320"/>
+        <w:gridCol w:w="4320"/>
+      </w:tblGrid>
+      <w:tr>
+        <w:tc>
+          <w:tcPr>
+            <w:tcW w:type="dxa" w:w="4320"/>
+          </w:tcPr>
+          <w:p>
+            <w:r>
+              <w:rPr>
+                <w:b/>
+              </w:rPr>
+              <w:t>URL</w:t>
+            </w:r>
+          </w:p>
+        </w:tc>
+        <w:tc>
+          <w:tcPr>
+            <w:tcW w:type="dxa" w:w="4320"/>
+          </w:tcPr>
+          <w:p>
+            <w:r>
+              <w:t>/OddSemMarkPushDown/</w:t>
+            </w:r>
+          </w:p>
+        </w:tc>
+      </w:tr>
+      <w:tr>
+        <w:tc>
+          <w:tcPr>
+            <w:tcW w:type="dxa" w:w="4320"/>
+          </w:tcPr>
+          <w:p>
+            <w:r>
+              <w:rPr>
+                <w:b/>
+              </w:rPr>
+              <w:t>Method</w:t>
+            </w:r>
+          </w:p>
+        </w:tc>
+        <w:tc>
+          <w:tcPr>
+            <w:tcW w:type="dxa" w:w="4320"/>
+          </w:tcPr>
+          <w:p>
+            <w:r>
+              <w:t>GET (no request.method check)</w:t>
+            </w:r>
+          </w:p>
+        </w:tc>
+      </w:tr>
+      <w:tr>
+        <w:tc>
+          <w:tcPr>
+            <w:tcW w:type="dxa" w:w="4320"/>
+          </w:tcPr>
+          <w:p>
+            <w:r>
+              <w:rPr>
+                <w:b/>
+              </w:rPr>
+              <w:t>Auth</w:t>
+            </w:r>
+          </w:p>
+        </w:tc>
+        <w:tc>
+          <w:tcPr>
+            <w:tcW w:type="dxa" w:w="4320"/>
+          </w:tcPr>
+          <w:p>
+            <w:r>
+              <w:t>None.</w:t>
+            </w:r>
+          </w:p>
+        </w:tc>
+      </w:tr>
+      <w:tr>
+        <w:tc>
+          <w:tcPr>
+            <w:tcW w:type="dxa" w:w="4320"/>
+          </w:tcPr>
+          <w:p>
+            <w:r>
+              <w:rPr>
+                <w:b/>
+              </w:rPr>
+              <w:t>View class</w:t>
+            </w:r>
+          </w:p>
+        </w:tc>
+        <w:tc>
+          <w:tcPr>
+            <w:tcW w:type="dxa" w:w="4320"/>
+          </w:tcPr>
+          <w:p>
+            <w:r>
+              <w:t>OddSemMarkPushDown(request) — plain function-based view</w:t>
+            </w:r>
+          </w:p>
+        </w:tc>
+      </w:tr>
+    </w:tbl>
+    <w:p>
+      <w:pPr>
+        <w:pStyle w:val="Heading3"/>
+      </w:pPr>
+      <w:r>
+        <w:t>Request body</w:t>
+      </w:r>
+    </w:p>
+    <w:p>
+      <w:r>
+        <w:t>No parameters.</w:t>
+      </w:r>
+    </w:p>
+    <w:p>
+      <w:pPr>
+        <w:pStyle w:val="Heading3"/>
+      </w:pPr>
+      <w:r>
+        <w:t>Response — success (renders HTML template, not JSON)</w:t>
+      </w:r>
+    </w:p>
+    <w:p>
+      <w:r>
+        <w:t>render(request, 'odd_sem_mark_pushdown.html', context) with et_select, cd_select, and col_select/prg_select built the same way as HTGeneration/HTView (Batch 4) and IPPrint (Batch 5) — same set-comprehension key assumptions apply.</w:t>
+      </w:r>
+    </w:p>
+    <w:p>
+      <w:pPr>
+        <w:pStyle w:val="Heading3"/>
+      </w:pPr>
+      <w:r>
+        <w:t>Response — failure</w:t>
+      </w:r>
+    </w:p>
+    <w:p>
+      <w:r>
+        <w:rPr>
+          <w:rFonts w:ascii="Courier New" w:hAnsi="Courier New"/>
+          <w:sz w:val="18"/>
+        </w:rPr>
+        <w:t>pagination_response(False, INTERNAL_SERVER_ERROR, {}, BAD_GATEWAY_ERROR_CODE, status_code=status.HTTP_500_INTERNAL_SERVER_ERROR)</w:t>
+      </w:r>
+    </w:p>
+    <w:p>
+      <w:pPr>
+        <w:pStyle w:val="Heading3"/>
+      </w:pPr>
+      <w:r>
+        <w:t>Notes</w:t>
+      </w:r>
+    </w:p>
+    <w:p>
+      <w:r>
+        <w:t>No endpoint-specific issues beyond the shared set-comprehension caveat noted under HTGeneration (Batch 4).</w:t>
+      </w:r>
+    </w:p>
+    <w:p>
+      <w:pPr>
+        <w:pStyle w:val="Heading2"/>
+      </w:pPr>
+      <w:r>
+        <w:t>34. OddSemMarkPushDownSubmit</w:t>
+      </w:r>
+    </w:p>
+    <w:tbl>
+      <w:tblPr>
+        <w:tblStyle w:val="LightGrid-Accent1"/>
+        <w:tblW w:type="auto" w:w="0"/>
+        <w:tblLook w:firstColumn="1" w:firstRow="1" w:lastColumn="0" w:lastRow="0" w:noHBand="0" w:noVBand="1" w:val="04A0"/>
+      </w:tblPr>
+      <w:tblGrid>
+        <w:gridCol w:w="4320"/>
+        <w:gridCol w:w="4320"/>
+      </w:tblGrid>
+      <w:tr>
+        <w:tc>
+          <w:tcPr>
+            <w:tcW w:type="dxa" w:w="4320"/>
+          </w:tcPr>
+          <w:p>
+            <w:r>
+              <w:rPr>
+                <w:b/>
+              </w:rPr>
+              <w:t>URL</w:t>
+            </w:r>
+          </w:p>
+        </w:tc>
+        <w:tc>
+          <w:tcPr>
+            <w:tcW w:type="dxa" w:w="4320"/>
+          </w:tcPr>
+          <w:p>
+            <w:r>
+              <w:t>/OddSemMarkPushDownSubmit/</w:t>
+            </w:r>
+          </w:p>
+        </w:tc>
+      </w:tr>
+      <w:tr>
+        <w:tc>
+          <w:tcPr>
+            <w:tcW w:type="dxa" w:w="4320"/>
+          </w:tcPr>
+          <w:p>
+            <w:r>
+              <w:rPr>
+                <w:b/>
+              </w:rPr>
+              <w:t>Method</w:t>
+            </w:r>
+          </w:p>
+        </w:tc>
+        <w:tc>
+          <w:tcPr>
+            <w:tcW w:type="dxa" w:w="4320"/>
+          </w:tcPr>
+          <w:p>
+            <w:r>
+              <w:t>POST expected</w:t>
+            </w:r>
+          </w:p>
+        </w:tc>
+      </w:tr>
+      <w:tr>
+        <w:tc>
+          <w:tcPr>
+            <w:tcW w:type="dxa" w:w="4320"/>
+          </w:tcPr>
+          <w:p>
+            <w:r>
+              <w:rPr>
+                <w:b/>
+              </w:rPr>
+              <w:t>Auth</w:t>
+            </w:r>
+          </w:p>
+        </w:tc>
+        <w:tc>
+          <w:tcPr>
+            <w:tcW w:type="dxa" w:w="4320"/>
+          </w:tcPr>
+          <w:p>
+            <w:r>
+              <w:t>None.</w:t>
+            </w:r>
+          </w:p>
+        </w:tc>
+      </w:tr>
+      <w:tr>
+        <w:tc>
+          <w:tcPr>
+            <w:tcW w:type="dxa" w:w="4320"/>
+          </w:tcPr>
+          <w:p>
+            <w:r>
+              <w:rPr>
+                <w:b/>
+              </w:rPr>
+              <w:t>View class</w:t>
+            </w:r>
+          </w:p>
+        </w:tc>
+        <w:tc>
+          <w:tcPr>
+            <w:tcW w:type="dxa" w:w="4320"/>
+          </w:tcPr>
+          <w:p>
+            <w:r>
+              <w:t>OddSemMarkPushDownSubmit(request) — plain function-based view</w:t>
+            </w:r>
+          </w:p>
+        </w:tc>
+      </w:tr>
+    </w:tbl>
+    <w:p>
+      <w:pPr>
+        <w:pStyle w:val="Heading3"/>
+      </w:pPr>
+      <w:r>
+        <w:t>Request body</w:t>
+      </w:r>
+    </w:p>
+    <w:tbl>
+      <w:tblPr>
+        <w:tblStyle w:val="LightGrid-Accent1"/>
+        <w:tblW w:type="auto" w:w="0"/>
+        <w:tblLook w:firstColumn="1" w:firstRow="1" w:lastColumn="0" w:lastRow="0" w:noHBand="0" w:noVBand="1" w:val="04A0"/>
+      </w:tblPr>
+      <w:tblGrid>
+        <w:gridCol w:w="2880"/>
+        <w:gridCol w:w="2880"/>
+        <w:gridCol w:w="2880"/>
+      </w:tblGrid>
+      <w:tr>
+        <w:tc>
+          <w:tcPr>
+            <w:tcW w:type="dxa" w:w="2880"/>
+            <w:shd w:val="clear" w:color="auto" w:fill="4472C4"/>
+          </w:tcPr>
+          <w:p>
+            <w:r>
+              <w:rPr>
+                <w:b/>
+                <w:color w:val="FFFFFF"/>
+              </w:rPr>
+              <w:t>Field</w:t>
+            </w:r>
+          </w:p>
+        </w:tc>
+        <w:tc>
+          <w:tcPr>
+            <w:tcW w:type="dxa" w:w="2880"/>
+            <w:shd w:val="clear" w:color="auto" w:fill="4472C4"/>
+          </w:tcPr>
+          <w:p>
+            <w:r>
+              <w:rPr>
+                <w:b/>
+                <w:color w:val="FFFFFF"/>
+              </w:rPr>
+              <w:t>Type</w:t>
+            </w:r>
+          </w:p>
+        </w:tc>
+        <w:tc>
+          <w:tcPr>
+            <w:tcW w:type="dxa" w:w="2880"/>
+            <w:shd w:val="clear" w:color="auto" w:fill="4472C4"/>
+          </w:tcPr>
+          <w:p>
+            <w:r>
+              <w:rPr>
+                <w:b/>
+                <w:color w:val="FFFFFF"/>
+              </w:rPr>
+              <w:t>Notes</w:t>
+            </w:r>
+          </w:p>
+        </w:tc>
+      </w:tr>
+      <w:tr>
+        <w:tc>
+          <w:tcPr>
+            <w:tcW w:type="dxa" w:w="2880"/>
+          </w:tcPr>
+          <w:p>
+            <w:r>
+              <w:t>college_id</w:t>
+            </w:r>
+          </w:p>
+        </w:tc>
+        <w:tc>
+          <w:tcPr>
+            <w:tcW w:type="dxa" w:w="2880"/>
+          </w:tcPr>
+          <w:p>
+            <w:r>
+              <w:t>form field, wrapped in int(..., 0)</w:t>
+            </w:r>
+          </w:p>
+        </w:tc>
+        <w:tc>
+          <w:tcPr>
+            <w:tcW w:type="dxa" w:w="2880"/>
+          </w:tcPr>
+          <w:p>
+            <w:r/>
+          </w:p>
+        </w:tc>
+      </w:tr>
+      <w:tr>
+        <w:tc>
+          <w:tcPr>
+            <w:tcW w:type="dxa" w:w="2880"/>
+          </w:tcPr>
+          <w:p>
+            <w:r>
+              <w:t>admnyr (→ batch_id), sem (→ semester_id), prgm_id (→ programme_id), course, notfn_title</w:t>
+            </w:r>
+          </w:p>
+        </w:tc>
+        <w:tc>
+          <w:tcPr>
+            <w:tcW w:type="dxa" w:w="2880"/>
+          </w:tcPr>
+          <w:p>
+            <w:r>
+              <w:t>form fields</w:t>
+            </w:r>
+          </w:p>
+        </w:tc>
+        <w:tc>
+          <w:tcPr>
+            <w:tcW w:type="dxa" w:w="2880"/>
+          </w:tcPr>
+          <w:p>
+            <w:r>
+              <w:t>forwarded as-is</w:t>
+            </w:r>
+          </w:p>
+        </w:tc>
+      </w:tr>
+      <w:tr>
+        <w:tc>
+          <w:tcPr>
+            <w:tcW w:type="dxa" w:w="2880"/>
+          </w:tcPr>
+          <w:p>
+            <w:r>
+              <w:t>reason</w:t>
+            </w:r>
+          </w:p>
+        </w:tc>
+        <w:tc>
+          <w:tcPr>
+            <w:tcW w:type="dxa" w:w="2880"/>
+          </w:tcPr>
+          <w:p>
+            <w:r>
+              <w:t>form field, no default</w:t>
+            </w:r>
+          </w:p>
+        </w:tc>
+        <w:tc>
+          <w:tcPr>
+            <w:tcW w:type="dxa" w:w="2880"/>
+          </w:tcPr>
+          <w:p>
+            <w:r>
+              <w:t>concatenated directly into the comments string — see Notes</w:t>
+            </w:r>
+          </w:p>
+        </w:tc>
+      </w:tr>
+    </w:tbl>
+    <w:p>
+      <w:pPr>
+        <w:pStyle w:val="Heading3"/>
+      </w:pPr>
+      <w:r>
+        <w:t>Response — success</w:t>
+      </w:r>
+    </w:p>
+    <w:p>
+      <w:r>
+        <w:t>Always OddSemMarkPushDown(request) — this endpoint correctly returns that page whether or not request.method was POST (the return sits outside the POST check), unlike most other *Submit endpoints in this file.</w:t>
+      </w:r>
+    </w:p>
+    <w:p>
+      <w:pPr>
+        <w:pStyle w:val="Heading3"/>
+      </w:pPr>
+      <w:r>
+        <w:t>Response — failure</w:t>
+      </w:r>
+    </w:p>
+    <w:p>
+      <w:r>
+        <w:rPr>
+          <w:rFonts w:ascii="Courier New" w:hAnsi="Courier New"/>
+          <w:sz w:val="18"/>
+        </w:rPr>
+        <w:t>pagination_response(False, INTERNAL_SERVER_ERROR, {}, BAD_GATEWAY_ERROR_CODE, status_code=status.HTTP_500_INTERNAL_SERVER_ERROR)</w:t>
+      </w:r>
+    </w:p>
+    <w:p>
+      <w:r>
+        <w:t>Except the external-call failure path, which behaves differently — see Notes.</w:t>
+      </w:r>
+    </w:p>
+    <w:p>
+      <w:pPr>
+        <w:pStyle w:val="Heading3"/>
+      </w:pPr>
+      <w:r>
+        <w:t>Notes</w:t>
+      </w:r>
+    </w:p>
+    <w:p>
+      <w:r>
+        <w:rPr>
+          <w:b/>
+        </w:rPr>
+        <w:t xml:space="preserve">Unguarded string concatenation with a possibly-missing field: </w:t>
+      </w:r>
+      <w:r>
+        <w:t>comments = "Lecture Approved" + " (" + reason + ")" — reason has no default from request.POST.get('reason'). A request without a reason field makes this "..." + None, a TypeError, caught only by the outer except.</w:t>
+      </w:r>
+    </w:p>
+    <w:p>
+      <w:r>
+        <w:rPr>
+          <w:b/>
+        </w:rPr>
+        <w:t xml:space="preserve">comments is computed locally here, unlike most of the file: </w:t>
+      </w:r>
+      <w:r>
+        <w:t>unlike the module-level comments = "FYUGP" global reused verbatim across Batches 1-3 (see 00-overview.docx), this endpoint builds its own comments string from the reason field — a more accurate value is actually sent here, though it introduces the None-concatenation risk above.</w:t>
+      </w:r>
+    </w:p>
+    <w:p>
+      <w:r>
+        <w:rPr>
+          <w:b/>
+        </w:rPr>
+        <w:t xml:space="preserve">External-call failure reported as a 404 page: </w:t>
+      </w:r>
+      <w:r>
+        <w:t>if response.status_code != 200, this branch calls messages.error(request, 'INVALID DATA') and returns render(request, '404.html') directly — the same pattern as IPPrintSubmit's 'er' branch (Batch 5), now confirmed as a recurring alternative to pagination_response/format_response rather than a one-off.</w:t>
+      </w:r>
+    </w:p>
+    <w:p>
+      <w:r>
+        <w:rPr>
+          <w:b/>
+        </w:rPr>
+        <w:t xml:space="preserve">data variable computed, never used: </w:t>
+      </w:r>
+      <w:r>
+        <w:t>response.json() is parsed into data on success but nothing reads it afterward.</w:t>
+      </w:r>
+    </w:p>
+    <w:p>
+      <w:pPr>
+        <w:pStyle w:val="Heading2"/>
+      </w:pPr>
+      <w:r>
+        <w:t>35. OddSemTS</w:t>
+      </w:r>
+    </w:p>
+    <w:tbl>
+      <w:tblPr>
+        <w:tblStyle w:val="LightGrid-Accent1"/>
+        <w:tblW w:type="auto" w:w="0"/>
+        <w:tblLook w:firstColumn="1" w:firstRow="1" w:lastColumn="0" w:lastRow="0" w:noHBand="0" w:noVBand="1" w:val="04A0"/>
+      </w:tblPr>
+      <w:tblGrid>
+        <w:gridCol w:w="4320"/>
+        <w:gridCol w:w="4320"/>
+      </w:tblGrid>
+      <w:tr>
+        <w:tc>
+          <w:tcPr>
+            <w:tcW w:type="dxa" w:w="4320"/>
+          </w:tcPr>
+          <w:p>
+            <w:r>
+              <w:rPr>
+                <w:b/>
+              </w:rPr>
+              <w:t>URL</w:t>
+            </w:r>
+          </w:p>
+        </w:tc>
+        <w:tc>
+          <w:tcPr>
+            <w:tcW w:type="dxa" w:w="4320"/>
+          </w:tcPr>
+          <w:p>
+            <w:r>
+              <w:t>/OddSemTS/</w:t>
+            </w:r>
+          </w:p>
+        </w:tc>
+      </w:tr>
+      <w:tr>
+        <w:tc>
+          <w:tcPr>
+            <w:tcW w:type="dxa" w:w="4320"/>
+          </w:tcPr>
+          <w:p>
+            <w:r>
+              <w:rPr>
+                <w:b/>
+              </w:rPr>
+              <w:t>Method</w:t>
+            </w:r>
+          </w:p>
+        </w:tc>
+        <w:tc>
+          <w:tcPr>
+            <w:tcW w:type="dxa" w:w="4320"/>
+          </w:tcPr>
+          <w:p>
+            <w:r>
+              <w:t>GET (no request.method check)</w:t>
+            </w:r>
+          </w:p>
+        </w:tc>
+      </w:tr>
+      <w:tr>
+        <w:tc>
+          <w:tcPr>
+            <w:tcW w:type="dxa" w:w="4320"/>
+          </w:tcPr>
+          <w:p>
+            <w:r>
+              <w:rPr>
+                <w:b/>
+              </w:rPr>
+              <w:t>Auth</w:t>
+            </w:r>
+          </w:p>
+        </w:tc>
+        <w:tc>
+          <w:tcPr>
+            <w:tcW w:type="dxa" w:w="4320"/>
+          </w:tcPr>
+          <w:p>
+            <w:r>
+              <w:t>None.</w:t>
+            </w:r>
+          </w:p>
+        </w:tc>
+      </w:tr>
+      <w:tr>
+        <w:tc>
+          <w:tcPr>
+            <w:tcW w:type="dxa" w:w="4320"/>
+          </w:tcPr>
+          <w:p>
+            <w:r>
+              <w:rPr>
+                <w:b/>
+              </w:rPr>
+              <w:t>View class</w:t>
+            </w:r>
+          </w:p>
+        </w:tc>
+        <w:tc>
+          <w:tcPr>
+            <w:tcW w:type="dxa" w:w="4320"/>
+          </w:tcPr>
+          <w:p>
+            <w:r>
+              <w:t>OddSemTS(request) — plain function-based view</w:t>
+            </w:r>
+          </w:p>
+        </w:tc>
+      </w:tr>
+    </w:tbl>
+    <w:p>
+      <w:pPr>
+        <w:pStyle w:val="Heading3"/>
+      </w:pPr>
+      <w:r>
+        <w:t>Request body</w:t>
+      </w:r>
+    </w:p>
+    <w:p>
+      <w:r>
+        <w:t>No parameters.</w:t>
+      </w:r>
+    </w:p>
+    <w:p>
+      <w:pPr>
+        <w:pStyle w:val="Heading3"/>
+      </w:pPr>
+      <w:r>
+        <w:t>Response — success (renders HTML template, not JSON)</w:t>
+      </w:r>
+    </w:p>
+    <w:p>
+      <w:r>
+        <w:t>render(request, 'odd_sem_tabulation_sheet.html', context) — identical construction to OddSemMarkPushDown (endpoint 33), different template.</w:t>
+      </w:r>
+    </w:p>
+    <w:p>
+      <w:pPr>
+        <w:pStyle w:val="Heading3"/>
+      </w:pPr>
+      <w:r>
+        <w:t>Response — failure</w:t>
+      </w:r>
+    </w:p>
+    <w:p>
+      <w:r>
+        <w:rPr>
+          <w:rFonts w:ascii="Courier New" w:hAnsi="Courier New"/>
+          <w:sz w:val="18"/>
+        </w:rPr>
+        <w:t>pagination_response(False, INTERNAL_SERVER_ERROR, {}, BAD_GATEWAY_ERROR_CODE, status_code=status.HTTP_500_INTERNAL_SERVER_ERROR)</w:t>
+      </w:r>
+    </w:p>
+    <w:p>
+      <w:pPr>
+        <w:pStyle w:val="Heading3"/>
+      </w:pPr>
+      <w:r>
+        <w:t>Notes</w:t>
+      </w:r>
+    </w:p>
+    <w:p>
+      <w:r>
+        <w:t>No endpoint-specific issues.</w:t>
+      </w:r>
+    </w:p>
+    <w:p>
+      <w:pPr>
+        <w:pStyle w:val="Heading2"/>
+      </w:pPr>
+      <w:r>
+        <w:t>36. OddSemTSSubmit</w:t>
+      </w:r>
+    </w:p>
+    <w:tbl>
+      <w:tblPr>
+        <w:tblStyle w:val="LightGrid-Accent1"/>
+        <w:tblW w:type="auto" w:w="0"/>
+        <w:tblLook w:firstColumn="1" w:firstRow="1" w:lastColumn="0" w:lastRow="0" w:noHBand="0" w:noVBand="1" w:val="04A0"/>
+      </w:tblPr>
+      <w:tblGrid>
+        <w:gridCol w:w="4320"/>
+        <w:gridCol w:w="4320"/>
+      </w:tblGrid>
+      <w:tr>
+        <w:tc>
+          <w:tcPr>
+            <w:tcW w:type="dxa" w:w="4320"/>
+          </w:tcPr>
+          <w:p>
+            <w:r>
+              <w:rPr>
+                <w:b/>
+              </w:rPr>
+              <w:t>URL</w:t>
+            </w:r>
+          </w:p>
+        </w:tc>
+        <w:tc>
+          <w:tcPr>
+            <w:tcW w:type="dxa" w:w="4320"/>
+          </w:tcPr>
+          <w:p>
+            <w:r>
+              <w:t>/OddSemTSSubmit/</w:t>
+            </w:r>
+          </w:p>
+        </w:tc>
+      </w:tr>
+      <w:tr>
+        <w:tc>
+          <w:tcPr>
+            <w:tcW w:type="dxa" w:w="4320"/>
+          </w:tcPr>
+          <w:p>
+            <w:r>
+              <w:rPr>
+                <w:b/>
+              </w:rPr>
+              <w:t>Method</w:t>
+            </w:r>
+          </w:p>
+        </w:tc>
+        <w:tc>
+          <w:tcPr>
+            <w:tcW w:type="dxa" w:w="4320"/>
+          </w:tcPr>
+          <w:p>
+            <w:r>
+              <w:t>POST expected</w:t>
+            </w:r>
+          </w:p>
+        </w:tc>
+      </w:tr>
+      <w:tr>
+        <w:tc>
+          <w:tcPr>
+            <w:tcW w:type="dxa" w:w="4320"/>
+          </w:tcPr>
+          <w:p>
+            <w:r>
+              <w:rPr>
+                <w:b/>
+              </w:rPr>
+              <w:t>Auth</w:t>
+            </w:r>
+          </w:p>
+        </w:tc>
+        <w:tc>
+          <w:tcPr>
+            <w:tcW w:type="dxa" w:w="4320"/>
+          </w:tcPr>
+          <w:p>
+            <w:r>
+              <w:t>None.</w:t>
+            </w:r>
+          </w:p>
+        </w:tc>
+      </w:tr>
+      <w:tr>
+        <w:tc>
+          <w:tcPr>
+            <w:tcW w:type="dxa" w:w="4320"/>
+          </w:tcPr>
+          <w:p>
+            <w:r>
+              <w:rPr>
+                <w:b/>
+              </w:rPr>
+              <w:t>View class</w:t>
+            </w:r>
+          </w:p>
+        </w:tc>
+        <w:tc>
+          <w:tcPr>
+            <w:tcW w:type="dxa" w:w="4320"/>
+          </w:tcPr>
+          <w:p>
+            <w:r>
+              <w:t>OddSemTSSubmit(request) — plain function-based view</w:t>
+            </w:r>
+          </w:p>
+        </w:tc>
+      </w:tr>
+    </w:tbl>
+    <w:p>
+      <w:pPr>
+        <w:pStyle w:val="Heading3"/>
+      </w:pPr>
+      <w:r>
+        <w:t>Request body</w:t>
+      </w:r>
+    </w:p>
+    <w:tbl>
+      <w:tblPr>
+        <w:tblStyle w:val="LightGrid-Accent1"/>
+        <w:tblW w:type="auto" w:w="0"/>
+        <w:tblLook w:firstColumn="1" w:firstRow="1" w:lastColumn="0" w:lastRow="0" w:noHBand="0" w:noVBand="1" w:val="04A0"/>
+      </w:tblPr>
+      <w:tblGrid>
+        <w:gridCol w:w="2880"/>
+        <w:gridCol w:w="2880"/>
+        <w:gridCol w:w="2880"/>
+      </w:tblGrid>
+      <w:tr>
+        <w:tc>
+          <w:tcPr>
+            <w:tcW w:type="dxa" w:w="2880"/>
+            <w:shd w:val="clear" w:color="auto" w:fill="4472C4"/>
+          </w:tcPr>
+          <w:p>
+            <w:r>
+              <w:rPr>
+                <w:b/>
+                <w:color w:val="FFFFFF"/>
+              </w:rPr>
+              <w:t>Field</w:t>
+            </w:r>
+          </w:p>
+        </w:tc>
+        <w:tc>
+          <w:tcPr>
+            <w:tcW w:type="dxa" w:w="2880"/>
+            <w:shd w:val="clear" w:color="auto" w:fill="4472C4"/>
+          </w:tcPr>
+          <w:p>
+            <w:r>
+              <w:rPr>
+                <w:b/>
+                <w:color w:val="FFFFFF"/>
+              </w:rPr>
+              <w:t>Type</w:t>
+            </w:r>
+          </w:p>
+        </w:tc>
+        <w:tc>
+          <w:tcPr>
+            <w:tcW w:type="dxa" w:w="2880"/>
+            <w:shd w:val="clear" w:color="auto" w:fill="4472C4"/>
+          </w:tcPr>
+          <w:p>
+            <w:r>
+              <w:rPr>
+                <w:b/>
+                <w:color w:val="FFFFFF"/>
+              </w:rPr>
+              <w:t>Notes</w:t>
+            </w:r>
+          </w:p>
+        </w:tc>
+      </w:tr>
+      <w:tr>
+        <w:tc>
+          <w:tcPr>
+            <w:tcW w:type="dxa" w:w="2880"/>
+          </w:tcPr>
+          <w:p>
+            <w:r>
+              <w:t>notfn_title, college_id, prgm_id (→ programme_id)</w:t>
+            </w:r>
+          </w:p>
+        </w:tc>
+        <w:tc>
+          <w:tcPr>
+            <w:tcW w:type="dxa" w:w="2880"/>
+          </w:tcPr>
+          <w:p>
+            <w:r>
+              <w:t>form fields</w:t>
+            </w:r>
+          </w:p>
+        </w:tc>
+        <w:tc>
+          <w:tcPr>
+            <w:tcW w:type="dxa" w:w="2880"/>
+          </w:tcPr>
+          <w:p>
+            <w:r>
+              <w:t>forwarded as-is</w:t>
+            </w:r>
+          </w:p>
+        </w:tc>
+      </w:tr>
+      <w:tr>
+        <w:tc>
+          <w:tcPr>
+            <w:tcW w:type="dxa" w:w="2880"/>
+          </w:tcPr>
+          <w:p>
+            <w:r>
+              <w:t>recalculate</w:t>
+            </w:r>
+          </w:p>
+        </w:tc>
+        <w:tc>
+          <w:tcPr>
+            <w:tcW w:type="dxa" w:w="2880"/>
+          </w:tcPr>
+          <w:p>
+            <w:r>
+              <w:t>form field (checkbox-style)</w:t>
+            </w:r>
+          </w:p>
+        </w:tc>
+        <w:tc>
+          <w:tcPr>
+            <w:tcW w:type="dxa" w:w="2880"/>
+          </w:tcPr>
+          <w:p>
+            <w:r>
+              <w:t>any truthy value maps to 1, otherwise 0</w:t>
+            </w:r>
+          </w:p>
+        </w:tc>
+      </w:tr>
+      <w:tr>
+        <w:tc>
+          <w:tcPr>
+            <w:tcW w:type="dxa" w:w="2880"/>
+          </w:tcPr>
+          <w:p>
+            <w:r>
+              <w:t>notfnTitle, prgTitle, colTitle</w:t>
+            </w:r>
+          </w:p>
+        </w:tc>
+        <w:tc>
+          <w:tcPr>
+            <w:tcW w:type="dxa" w:w="2880"/>
+          </w:tcPr>
+          <w:p>
+            <w:r>
+              <w:t>form fields, default 0</w:t>
+            </w:r>
+          </w:p>
+        </w:tc>
+        <w:tc>
+          <w:tcPr>
+            <w:tcW w:type="dxa" w:w="2880"/>
+          </w:tcPr>
+          <w:p>
+            <w:r>
+              <w:t>display-only values placed straight into the render context, not called with .upper() here so the int-default doesn't crash — contrast with IPPrintSubmit, Batch 5</w:t>
+            </w:r>
+          </w:p>
+        </w:tc>
+      </w:tr>
+    </w:tbl>
+    <w:p>
+      <w:pPr>
+        <w:pStyle w:val="Heading3"/>
+      </w:pPr>
+      <w:r>
+        <w:t>Response — success (renders HTML template, not JSON)</w:t>
+      </w:r>
+    </w:p>
+    <w:p>
+      <w:r>
+        <w:t>render(request, 'odd_sem_ts_pdf.html', context) with the generated tabulation-sheet data.</w:t>
+      </w:r>
+    </w:p>
+    <w:p>
+      <w:pPr>
+        <w:pStyle w:val="Heading3"/>
+      </w:pPr>
+      <w:r>
+        <w:t>Response — failure</w:t>
+      </w:r>
+    </w:p>
+    <w:p>
+      <w:r>
+        <w:rPr>
+          <w:rFonts w:ascii="Courier New" w:hAnsi="Courier New"/>
+          <w:sz w:val="18"/>
+        </w:rPr>
+        <w:t>pagination_response(False, INTERNAL_SERVER_ERROR, {}, BAD_GATEWAY_ERROR_CODE, status_code=status.HTTP_500_INTERNAL_SERVER_ERROR)</w:t>
+      </w:r>
+    </w:p>
+    <w:p>
+      <w:pPr>
+        <w:pStyle w:val="Heading3"/>
+      </w:pPr>
+      <w:r>
+        <w:t>Notes</w:t>
+      </w:r>
+    </w:p>
+    <w:p>
+      <w:r>
+        <w:rPr>
+          <w:b/>
+        </w:rPr>
+        <w:t xml:space="preserve">Unassigned-variable risk — no else branch: </w:t>
+      </w:r>
+      <w:r>
+        <w:t>if response.status_code == 200: data = response.json() has no else. A non-200 response leaves data unassigned, and the context dict built immediately afterward includes 'data': json.dumps(data) unconditionally — an UnboundLocalError. A commented-out line just above ('data':data,) suggests this section was edited recently (switching to json.dumps(data)) without the missing-else gap being addressed.</w:t>
+      </w:r>
+    </w:p>
+    <w:p>
+      <w:r>
+        <w:rPr>
+          <w:b/>
+        </w:rPr>
+        <w:t xml:space="preserve">Missing return when request.method != 'POST': </w:t>
+      </w:r>
+      <w:r>
+        <w:t>same shape as most *Submit endpoints in this file — the whole body sits inside "if request.method == 'POST':" with no else/trailing return, so a non-POST request implicitly returns None.</w:t>
+      </w:r>
+    </w:p>
+    <w:p>
+      <w:pPr>
+        <w:pStyle w:val="Heading2"/>
+      </w:pPr>
+      <w:r>
+        <w:t>37. ResultRepublish</w:t>
+      </w:r>
+    </w:p>
+    <w:tbl>
+      <w:tblPr>
+        <w:tblStyle w:val="LightGrid-Accent1"/>
+        <w:tblW w:type="auto" w:w="0"/>
+        <w:tblLook w:firstColumn="1" w:firstRow="1" w:lastColumn="0" w:lastRow="0" w:noHBand="0" w:noVBand="1" w:val="04A0"/>
+      </w:tblPr>
+      <w:tblGrid>
+        <w:gridCol w:w="4320"/>
+        <w:gridCol w:w="4320"/>
+      </w:tblGrid>
+      <w:tr>
+        <w:tc>
+          <w:tcPr>
+            <w:tcW w:type="dxa" w:w="4320"/>
+          </w:tcPr>
+          <w:p>
+            <w:r>
+              <w:rPr>
+                <w:b/>
+              </w:rPr>
+              <w:t>URL</w:t>
+            </w:r>
+          </w:p>
+        </w:tc>
+        <w:tc>
+          <w:tcPr>
+            <w:tcW w:type="dxa" w:w="4320"/>
+          </w:tcPr>
+          <w:p>
+            <w:r>
+              <w:t>/ResultRepublish/</w:t>
+            </w:r>
+          </w:p>
+        </w:tc>
+      </w:tr>
+      <w:tr>
+        <w:tc>
+          <w:tcPr>
+            <w:tcW w:type="dxa" w:w="4320"/>
+          </w:tcPr>
+          <w:p>
+            <w:r>
+              <w:rPr>
+                <w:b/>
+              </w:rPr>
+              <w:t>Method</w:t>
+            </w:r>
+          </w:p>
+        </w:tc>
+        <w:tc>
+          <w:tcPr>
+            <w:tcW w:type="dxa" w:w="4320"/>
+          </w:tcPr>
+          <w:p>
+            <w:r>
+              <w:t>GET (no request.method check)</w:t>
+            </w:r>
+          </w:p>
+        </w:tc>
+      </w:tr>
+      <w:tr>
+        <w:tc>
+          <w:tcPr>
+            <w:tcW w:type="dxa" w:w="4320"/>
+          </w:tcPr>
+          <w:p>
+            <w:r>
+              <w:rPr>
+                <w:b/>
+              </w:rPr>
+              <w:t>Auth</w:t>
+            </w:r>
+          </w:p>
+        </w:tc>
+        <w:tc>
+          <w:tcPr>
+            <w:tcW w:type="dxa" w:w="4320"/>
+          </w:tcPr>
+          <w:p>
+            <w:r>
+              <w:t>None.</w:t>
+            </w:r>
+          </w:p>
+        </w:tc>
+      </w:tr>
+      <w:tr>
+        <w:tc>
+          <w:tcPr>
+            <w:tcW w:type="dxa" w:w="4320"/>
+          </w:tcPr>
+          <w:p>
+            <w:r>
+              <w:rPr>
+                <w:b/>
+              </w:rPr>
+              <w:t>View class</w:t>
+            </w:r>
+          </w:p>
+        </w:tc>
+        <w:tc>
+          <w:tcPr>
+            <w:tcW w:type="dxa" w:w="4320"/>
+          </w:tcPr>
+          <w:p>
+            <w:r>
+              <w:t>ResultRepublish(request) — plain function-based view</w:t>
+            </w:r>
+          </w:p>
+        </w:tc>
+      </w:tr>
+    </w:tbl>
+    <w:p>
+      <w:pPr>
+        <w:pStyle w:val="Heading3"/>
+      </w:pPr>
+      <w:r>
+        <w:t>Request body</w:t>
+      </w:r>
+    </w:p>
+    <w:p>
+      <w:r>
+        <w:t>No parameters.</w:t>
+      </w:r>
+    </w:p>
+    <w:p>
+      <w:pPr>
+        <w:pStyle w:val="Heading3"/>
+      </w:pPr>
+      <w:r>
+        <w:t>Response — success (renders HTML template, not JSON)</w:t>
+      </w:r>
+    </w:p>
+    <w:p>
+      <w:r>
+        <w:t>render(request, 'result_republish.html', context) — same construction as OddSemMarkPushDown/OddSemTS.</w:t>
+      </w:r>
+    </w:p>
+    <w:p>
+      <w:pPr>
+        <w:pStyle w:val="Heading3"/>
+      </w:pPr>
+      <w:r>
+        <w:t>Response — failure</w:t>
+      </w:r>
+    </w:p>
+    <w:p>
+      <w:r>
+        <w:rPr>
+          <w:rFonts w:ascii="Courier New" w:hAnsi="Courier New"/>
+          <w:sz w:val="18"/>
+        </w:rPr>
+        <w:t>pagination_response(False, INTERNAL_SERVER_ERROR, {}, BAD_GATEWAY_ERROR_CODE, status_code=status.HTTP_500_INTERNAL_SERVER_ERROR)</w:t>
+      </w:r>
+    </w:p>
+    <w:p>
+      <w:pPr>
+        <w:pStyle w:val="Heading3"/>
+      </w:pPr>
+      <w:r>
+        <w:t>Notes</w:t>
+      </w:r>
+    </w:p>
+    <w:p>
+      <w:r>
+        <w:t>No endpoint-specific issues.</w:t>
+      </w:r>
+    </w:p>
+    <w:p>
+      <w:pPr>
+        <w:pStyle w:val="Heading2"/>
+      </w:pPr>
+      <w:r>
+        <w:t>38. ResultRepublishSubmit</w:t>
+      </w:r>
+    </w:p>
+    <w:tbl>
+      <w:tblPr>
+        <w:tblStyle w:val="LightGrid-Accent1"/>
+        <w:tblW w:type="auto" w:w="0"/>
+        <w:tblLook w:firstColumn="1" w:firstRow="1" w:lastColumn="0" w:lastRow="0" w:noHBand="0" w:noVBand="1" w:val="04A0"/>
+      </w:tblPr>
+      <w:tblGrid>
+        <w:gridCol w:w="4320"/>
+        <w:gridCol w:w="4320"/>
+      </w:tblGrid>
+      <w:tr>
+        <w:tc>
+          <w:tcPr>
+            <w:tcW w:type="dxa" w:w="4320"/>
+          </w:tcPr>
+          <w:p>
+            <w:r>
+              <w:rPr>
+                <w:b/>
+              </w:rPr>
+              <w:t>URL</w:t>
+            </w:r>
+          </w:p>
+        </w:tc>
+        <w:tc>
+          <w:tcPr>
+            <w:tcW w:type="dxa" w:w="4320"/>
+          </w:tcPr>
+          <w:p>
+            <w:r>
+              <w:t>/ResultRepublishSubmit/</w:t>
+            </w:r>
+          </w:p>
+        </w:tc>
+      </w:tr>
+      <w:tr>
+        <w:tc>
+          <w:tcPr>
+            <w:tcW w:type="dxa" w:w="4320"/>
+          </w:tcPr>
+          <w:p>
+            <w:r>
+              <w:rPr>
+                <w:b/>
+              </w:rPr>
+              <w:t>Method</w:t>
+            </w:r>
+          </w:p>
+        </w:tc>
+        <w:tc>
+          <w:tcPr>
+            <w:tcW w:type="dxa" w:w="4320"/>
+          </w:tcPr>
+          <w:p>
+            <w:r>
+              <w:t>POST expected</w:t>
+            </w:r>
+          </w:p>
+        </w:tc>
+      </w:tr>
+      <w:tr>
+        <w:tc>
+          <w:tcPr>
+            <w:tcW w:type="dxa" w:w="4320"/>
+          </w:tcPr>
+          <w:p>
+            <w:r>
+              <w:rPr>
+                <w:b/>
+              </w:rPr>
+              <w:t>Auth</w:t>
+            </w:r>
+          </w:p>
+        </w:tc>
+        <w:tc>
+          <w:tcPr>
+            <w:tcW w:type="dxa" w:w="4320"/>
+          </w:tcPr>
+          <w:p>
+            <w:r>
+              <w:t>None.</w:t>
+            </w:r>
+          </w:p>
+        </w:tc>
+      </w:tr>
+      <w:tr>
+        <w:tc>
+          <w:tcPr>
+            <w:tcW w:type="dxa" w:w="4320"/>
+          </w:tcPr>
+          <w:p>
+            <w:r>
+              <w:rPr>
+                <w:b/>
+              </w:rPr>
+              <w:t>View class</w:t>
+            </w:r>
+          </w:p>
+        </w:tc>
+        <w:tc>
+          <w:tcPr>
+            <w:tcW w:type="dxa" w:w="4320"/>
+          </w:tcPr>
+          <w:p>
+            <w:r>
+              <w:t>ResultRepublishSubmit(request) — plain function-based view</w:t>
+            </w:r>
+          </w:p>
+        </w:tc>
+      </w:tr>
+    </w:tbl>
+    <w:p>
+      <w:pPr>
+        <w:pStyle w:val="Heading3"/>
+      </w:pPr>
+      <w:r>
+        <w:t>Request body</w:t>
+      </w:r>
+    </w:p>
+    <w:tbl>
+      <w:tblPr>
+        <w:tblStyle w:val="LightGrid-Accent1"/>
+        <w:tblW w:type="auto" w:w="0"/>
+        <w:tblLook w:firstColumn="1" w:firstRow="1" w:lastColumn="0" w:lastRow="0" w:noHBand="0" w:noVBand="1" w:val="04A0"/>
+      </w:tblPr>
+      <w:tblGrid>
+        <w:gridCol w:w="2880"/>
+        <w:gridCol w:w="2880"/>
+        <w:gridCol w:w="2880"/>
+      </w:tblGrid>
+      <w:tr>
+        <w:tc>
+          <w:tcPr>
+            <w:tcW w:type="dxa" w:w="2880"/>
+            <w:shd w:val="clear" w:color="auto" w:fill="4472C4"/>
+          </w:tcPr>
+          <w:p>
+            <w:r>
+              <w:rPr>
+                <w:b/>
+                <w:color w:val="FFFFFF"/>
+              </w:rPr>
+              <w:t>Field</w:t>
+            </w:r>
+          </w:p>
+        </w:tc>
+        <w:tc>
+          <w:tcPr>
+            <w:tcW w:type="dxa" w:w="2880"/>
+            <w:shd w:val="clear" w:color="auto" w:fill="4472C4"/>
+          </w:tcPr>
+          <w:p>
+            <w:r>
+              <w:rPr>
+                <w:b/>
+                <w:color w:val="FFFFFF"/>
+              </w:rPr>
+              <w:t>Type</w:t>
+            </w:r>
+          </w:p>
+        </w:tc>
+        <w:tc>
+          <w:tcPr>
+            <w:tcW w:type="dxa" w:w="2880"/>
+            <w:shd w:val="clear" w:color="auto" w:fill="4472C4"/>
+          </w:tcPr>
+          <w:p>
+            <w:r>
+              <w:rPr>
+                <w:b/>
+                <w:color w:val="FFFFFF"/>
+              </w:rPr>
+              <w:t>Notes</w:t>
+            </w:r>
+          </w:p>
+        </w:tc>
+      </w:tr>
+      <w:tr>
+        <w:tc>
+          <w:tcPr>
+            <w:tcW w:type="dxa" w:w="2880"/>
+          </w:tcPr>
+          <w:p>
+            <w:r>
+              <w:t>notfn_title</w:t>
+            </w:r>
+          </w:p>
+        </w:tc>
+        <w:tc>
+          <w:tcPr>
+            <w:tcW w:type="dxa" w:w="2880"/>
+          </w:tcPr>
+          <w:p>
+            <w:r>
+              <w:t>form field</w:t>
+            </w:r>
+          </w:p>
+        </w:tc>
+        <w:tc>
+          <w:tcPr>
+            <w:tcW w:type="dxa" w:w="2880"/>
+          </w:tcPr>
+          <w:p>
+            <w:r>
+              <w:t>forwarded as-is</w:t>
+            </w:r>
+          </w:p>
+        </w:tc>
+      </w:tr>
+      <w:tr>
+        <w:tc>
+          <w:tcPr>
+            <w:tcW w:type="dxa" w:w="2880"/>
+          </w:tcPr>
+          <w:p>
+            <w:r>
+              <w:t>chkstud</w:t>
+            </w:r>
+          </w:p>
+        </w:tc>
+        <w:tc>
+          <w:tcPr>
+            <w:tcW w:type="dxa" w:w="2880"/>
+          </w:tcPr>
+          <w:p>
+            <w:r>
+              <w:t>form field, multi-value (request.POST.getlist)</w:t>
+            </w:r>
+          </w:p>
+        </w:tc>
+        <w:tc>
+          <w:tcPr>
+            <w:tcW w:type="dxa" w:w="2880"/>
+          </w:tcPr>
+          <w:p>
+            <w:r>
+              <w:t>one editResultStatus_url call is fired per selected value — see Notes</w:t>
+            </w:r>
+          </w:p>
+        </w:tc>
+      </w:tr>
+    </w:tbl>
+    <w:p>
+      <w:pPr>
+        <w:pStyle w:val="Heading3"/>
+      </w:pPr>
+      <w:r>
+        <w:t>Response — success</w:t>
+      </w:r>
+    </w:p>
+    <w:p>
+      <w:r>
+        <w:t>Always ResultRepublish(request) — the re-rendered page — regardless of whether any of the per-student calls succeeded, and even if chkstud was empty (the loop just does nothing in that case).</w:t>
+      </w:r>
+    </w:p>
+    <w:p>
+      <w:pPr>
+        <w:pStyle w:val="Heading3"/>
+      </w:pPr>
+      <w:r>
+        <w:t>Response — failure</w:t>
+      </w:r>
+    </w:p>
+    <w:p>
+      <w:r>
+        <w:rPr>
+          <w:rFonts w:ascii="Courier New" w:hAnsi="Courier New"/>
+          <w:sz w:val="18"/>
+        </w:rPr>
+        <w:t>pagination_response(False, INTERNAL_SERVER_ERROR, {}, BAD_GATEWAY_ERROR_CODE, status_code=status.HTTP_500_INTERNAL_SERVER_ERROR)</w:t>
+      </w:r>
+    </w:p>
+    <w:p>
+      <w:pPr>
+        <w:pStyle w:val="Heading3"/>
+      </w:pPr>
+      <w:r>
+        <w:t>Notes</w:t>
+      </w:r>
+    </w:p>
+    <w:p>
+      <w:r>
+        <w:rPr>
+          <w:b/>
+        </w:rPr>
+        <w:t xml:space="preserve">No transaction safety in the multi-student loop: </w:t>
+      </w:r>
+      <w:r>
+        <w:t>for exam_reg_id in chkstud_list: fires one editResultStatus_url call per selected student, with no transaction.atomic(), and tt_response is never checked inside the loop — same unguarded multi-call pattern as DateExtnClgBasketSubmit (Batch 1) and HTGenerationSubmit (Batch 4).</w:t>
+      </w:r>
+    </w:p>
+    <w:p>
+      <w:r>
+        <w:rPr>
+          <w:b/>
+        </w:rPr>
+        <w:t xml:space="preserve">comments global reused: </w:t>
+      </w:r>
+      <w:r>
+        <w:t>the module-level comments = "FYUGP" (Batch 1) is sent here again, unlike OddSemMarkPushDownSubmit above which builds its own comments string.</w:t>
+      </w:r>
+    </w:p>
+    <w:p>
+      <w:r>
+        <w:rPr>
+          <w:b/>
+        </w:rPr>
+        <w:t xml:space="preserve">Missing return when request.method != 'POST': </w:t>
+      </w:r>
+      <w:r>
+        <w:t>same shape as OddSemTSSubmit above — no else/trailing return outside the POST check.</w:t>
+      </w:r>
+    </w:p>
+    <w:p>
+      <w:r>
+        <w:br w:type="page"/>
+      </w:r>
+    </w:p>
+    <w:p>
+      <w:pPr>
+        <w:pStyle w:val="Heading2"/>
+      </w:pPr>
+      <w:r>
+        <w:t>Batch 7 — Result Statistics &amp; Result Date</w:t>
+      </w:r>
+    </w:p>
+    <w:p>
+      <w:r>
+        <w:t>Covers result_statistics (URL name resultStatistics), ResultStatisticsPrint, result_date_view, save_result_date. This batch introduces getExamResultDate and saveExamResultDate, two helper functions that are noticeably better-written than most of this file (specific exception types, consistent return shapes) — but also surfaces a new issue not seen in earlier batches: two endpoints report an error in the JSON body while still returning HTTP 200.</w:t>
+      </w:r>
+    </w:p>
+    <w:p>
+      <w:pPr>
+        <w:pStyle w:val="Heading2"/>
+      </w:pPr>
+      <w:r>
+        <w:t>39. result_statistics (URL name: resultStatistics)</w:t>
+      </w:r>
+    </w:p>
+    <w:tbl>
+      <w:tblPr>
+        <w:tblStyle w:val="LightGrid-Accent1"/>
+        <w:tblW w:type="auto" w:w="0"/>
+        <w:tblLook w:firstColumn="1" w:firstRow="1" w:lastColumn="0" w:lastRow="0" w:noHBand="0" w:noVBand="1" w:val="04A0"/>
+      </w:tblPr>
+      <w:tblGrid>
+        <w:gridCol w:w="4320"/>
+        <w:gridCol w:w="4320"/>
+      </w:tblGrid>
+      <w:tr>
+        <w:tc>
+          <w:tcPr>
+            <w:tcW w:type="dxa" w:w="4320"/>
+          </w:tcPr>
+          <w:p>
+            <w:r>
+              <w:rPr>
+                <w:b/>
+              </w:rPr>
+              <w:t>URL</w:t>
+            </w:r>
+          </w:p>
+        </w:tc>
+        <w:tc>
+          <w:tcPr>
+            <w:tcW w:type="dxa" w:w="4320"/>
+          </w:tcPr>
+          <w:p>
+            <w:r>
+              <w:t>/resultStatistics/</w:t>
+            </w:r>
+          </w:p>
+        </w:tc>
+      </w:tr>
+      <w:tr>
+        <w:tc>
+          <w:tcPr>
+            <w:tcW w:type="dxa" w:w="4320"/>
+          </w:tcPr>
+          <w:p>
+            <w:r>
+              <w:rPr>
+                <w:b/>
+              </w:rPr>
+              <w:t>Method</w:t>
+            </w:r>
+          </w:p>
+        </w:tc>
+        <w:tc>
+          <w:tcPr>
+            <w:tcW w:type="dxa" w:w="4320"/>
+          </w:tcPr>
+          <w:p>
+            <w:r>
+              <w:t>GET (no request.method check)</w:t>
+            </w:r>
+          </w:p>
+        </w:tc>
+      </w:tr>
+      <w:tr>
+        <w:tc>
+          <w:tcPr>
+            <w:tcW w:type="dxa" w:w="4320"/>
+          </w:tcPr>
+          <w:p>
+            <w:r>
+              <w:rPr>
+                <w:b/>
+              </w:rPr>
+              <w:t>Auth</w:t>
+            </w:r>
+          </w:p>
+        </w:tc>
+        <w:tc>
+          <w:tcPr>
+            <w:tcW w:type="dxa" w:w="4320"/>
+          </w:tcPr>
+          <w:p>
+            <w:r>
+              <w:t>None.</w:t>
+            </w:r>
+          </w:p>
+        </w:tc>
+      </w:tr>
+      <w:tr>
+        <w:tc>
+          <w:tcPr>
+            <w:tcW w:type="dxa" w:w="4320"/>
+          </w:tcPr>
+          <w:p>
+            <w:r>
+              <w:rPr>
+                <w:b/>
+              </w:rPr>
+              <w:t>View class</w:t>
+            </w:r>
+          </w:p>
+        </w:tc>
+        <w:tc>
+          <w:tcPr>
+            <w:tcW w:type="dxa" w:w="4320"/>
+          </w:tcPr>
+          <w:p>
+            <w:r>
+              <w:t>result_statistics(request) — plain function-based view</w:t>
+            </w:r>
+          </w:p>
+        </w:tc>
+      </w:tr>
+    </w:tbl>
+    <w:p>
+      <w:pPr>
+        <w:pStyle w:val="Heading3"/>
+      </w:pPr>
+      <w:r>
+        <w:t>Request body</w:t>
+      </w:r>
+    </w:p>
+    <w:p>
+      <w:r>
+        <w:t>No parameters.</w:t>
+      </w:r>
+    </w:p>
+    <w:p>
+      <w:pPr>
+        <w:pStyle w:val="Heading3"/>
+      </w:pPr>
+      <w:r>
+        <w:t>Response — success (renders HTML template, not JSON)</w:t>
+      </w:r>
+    </w:p>
+    <w:p>
+      <w:r>
+        <w:t>render(request, 'result_statistics.html', context) — same et_select/cd_select/col_select/prg_select construction as OddSemMarkPushDown and ResultRepublish (Batch 6).</w:t>
+      </w:r>
+    </w:p>
+    <w:p>
+      <w:pPr>
+        <w:pStyle w:val="Heading3"/>
+      </w:pPr>
+      <w:r>
+        <w:t>Response — failure</w:t>
+      </w:r>
+    </w:p>
+    <w:p>
+      <w:r>
+        <w:rPr>
+          <w:rFonts w:ascii="Courier New" w:hAnsi="Courier New"/>
+          <w:sz w:val="18"/>
+        </w:rPr>
+        <w:t>pagination_response(False, INTERNAL_SERVER_ERROR, {}, BAD_GATEWAY_ERROR_CODE, status_code=status.HTTP_500_INTERNAL_SERVER_ERROR)</w:t>
+      </w:r>
+    </w:p>
+    <w:p>
+      <w:pPr>
+        <w:pStyle w:val="Heading3"/>
+      </w:pPr>
+      <w:r>
+        <w:t>Notes</w:t>
+      </w:r>
+    </w:p>
+    <w:p>
+      <w:r>
+        <w:t>No endpoint-specific issues.</w:t>
+      </w:r>
+    </w:p>
+    <w:p>
+      <w:pPr>
+        <w:pStyle w:val="Heading2"/>
+      </w:pPr>
+      <w:r>
+        <w:t>40. ResultStatisticsPrint</w:t>
+      </w:r>
+    </w:p>
+    <w:tbl>
+      <w:tblPr>
+        <w:tblStyle w:val="LightGrid-Accent1"/>
+        <w:tblW w:type="auto" w:w="0"/>
+        <w:tblLook w:firstColumn="1" w:firstRow="1" w:lastColumn="0" w:lastRow="0" w:noHBand="0" w:noVBand="1" w:val="04A0"/>
+      </w:tblPr>
+      <w:tblGrid>
+        <w:gridCol w:w="4320"/>
+        <w:gridCol w:w="4320"/>
+      </w:tblGrid>
+      <w:tr>
+        <w:tc>
+          <w:tcPr>
+            <w:tcW w:type="dxa" w:w="4320"/>
+          </w:tcPr>
+          <w:p>
+            <w:r>
+              <w:rPr>
+                <w:b/>
+              </w:rPr>
+              <w:t>URL</w:t>
+            </w:r>
+          </w:p>
+        </w:tc>
+        <w:tc>
+          <w:tcPr>
+            <w:tcW w:type="dxa" w:w="4320"/>
+          </w:tcPr>
+          <w:p>
+            <w:r>
+              <w:t>/ResultStatisticsPrint/</w:t>
+            </w:r>
+          </w:p>
+        </w:tc>
+      </w:tr>
+      <w:tr>
+        <w:tc>
+          <w:tcPr>
+            <w:tcW w:type="dxa" w:w="4320"/>
+          </w:tcPr>
+          <w:p>
+            <w:r>
+              <w:rPr>
+                <w:b/>
+              </w:rPr>
+              <w:t>Method</w:t>
+            </w:r>
+          </w:p>
+        </w:tc>
+        <w:tc>
+          <w:tcPr>
+            <w:tcW w:type="dxa" w:w="4320"/>
+          </w:tcPr>
+          <w:p>
+            <w:r>
+              <w:t>POST expected</w:t>
+            </w:r>
+          </w:p>
+        </w:tc>
+      </w:tr>
+      <w:tr>
+        <w:tc>
+          <w:tcPr>
+            <w:tcW w:type="dxa" w:w="4320"/>
+          </w:tcPr>
+          <w:p>
+            <w:r>
+              <w:rPr>
+                <w:b/>
+              </w:rPr>
+              <w:t>Auth</w:t>
+            </w:r>
+          </w:p>
+        </w:tc>
+        <w:tc>
+          <w:tcPr>
+            <w:tcW w:type="dxa" w:w="4320"/>
+          </w:tcPr>
+          <w:p>
+            <w:r>
+              <w:t>None.</w:t>
+            </w:r>
+          </w:p>
+        </w:tc>
+      </w:tr>
+      <w:tr>
+        <w:tc>
+          <w:tcPr>
+            <w:tcW w:type="dxa" w:w="4320"/>
+          </w:tcPr>
+          <w:p>
+            <w:r>
+              <w:rPr>
+                <w:b/>
+              </w:rPr>
+              <w:t>View class</w:t>
+            </w:r>
+          </w:p>
+        </w:tc>
+        <w:tc>
+          <w:tcPr>
+            <w:tcW w:type="dxa" w:w="4320"/>
+          </w:tcPr>
+          <w:p>
+            <w:r>
+              <w:t>ResultStatisticsPrint(request) — plain function-based view</w:t>
+            </w:r>
+          </w:p>
+        </w:tc>
+      </w:tr>
+    </w:tbl>
+    <w:p>
+      <w:pPr>
+        <w:pStyle w:val="Heading3"/>
+      </w:pPr>
+      <w:r>
+        <w:t>Request body</w:t>
+      </w:r>
+    </w:p>
+    <w:tbl>
+      <w:tblPr>
+        <w:tblStyle w:val="LightGrid-Accent1"/>
+        <w:tblW w:type="auto" w:w="0"/>
+        <w:tblLook w:firstColumn="1" w:firstRow="1" w:lastColumn="0" w:lastRow="0" w:noHBand="0" w:noVBand="1" w:val="04A0"/>
+      </w:tblPr>
+      <w:tblGrid>
+        <w:gridCol w:w="2880"/>
+        <w:gridCol w:w="2880"/>
+        <w:gridCol w:w="2880"/>
+      </w:tblGrid>
+      <w:tr>
+        <w:tc>
+          <w:tcPr>
+            <w:tcW w:type="dxa" w:w="2880"/>
+            <w:shd w:val="clear" w:color="auto" w:fill="4472C4"/>
+          </w:tcPr>
+          <w:p>
+            <w:r>
+              <w:rPr>
+                <w:b/>
+                <w:color w:val="FFFFFF"/>
+              </w:rPr>
+              <w:t>Field</w:t>
+            </w:r>
+          </w:p>
+        </w:tc>
+        <w:tc>
+          <w:tcPr>
+            <w:tcW w:type="dxa" w:w="2880"/>
+            <w:shd w:val="clear" w:color="auto" w:fill="4472C4"/>
+          </w:tcPr>
+          <w:p>
+            <w:r>
+              <w:rPr>
+                <w:b/>
+                <w:color w:val="FFFFFF"/>
+              </w:rPr>
+              <w:t>Type</w:t>
+            </w:r>
+          </w:p>
+        </w:tc>
+        <w:tc>
+          <w:tcPr>
+            <w:tcW w:type="dxa" w:w="2880"/>
+            <w:shd w:val="clear" w:color="auto" w:fill="4472C4"/>
+          </w:tcPr>
+          <w:p>
+            <w:r>
+              <w:rPr>
+                <w:b/>
+                <w:color w:val="FFFFFF"/>
+              </w:rPr>
+              <w:t>Notes</w:t>
+            </w:r>
+          </w:p>
+        </w:tc>
+      </w:tr>
+      <w:tr>
+        <w:tc>
+          <w:tcPr>
+            <w:tcW w:type="dxa" w:w="2880"/>
+          </w:tcPr>
+          <w:p>
+            <w:r>
+              <w:t>notfn_title</w:t>
+            </w:r>
+          </w:p>
+        </w:tc>
+        <w:tc>
+          <w:tcPr>
+            <w:tcW w:type="dxa" w:w="2880"/>
+          </w:tcPr>
+          <w:p>
+            <w:r>
+              <w:t>form field</w:t>
+            </w:r>
+          </w:p>
+        </w:tc>
+        <w:tc>
+          <w:tcPr>
+            <w:tcW w:type="dxa" w:w="2880"/>
+          </w:tcPr>
+          <w:p>
+            <w:r>
+              <w:t>if missing, short-circuits to result_statistics(request) — checked twice (see Notes)</w:t>
+            </w:r>
+          </w:p>
+        </w:tc>
+      </w:tr>
+      <w:tr>
+        <w:tc>
+          <w:tcPr>
+            <w:tcW w:type="dxa" w:w="2880"/>
+          </w:tcPr>
+          <w:p>
+            <w:r>
+              <w:t>prgm_id, college_id</w:t>
+            </w:r>
+          </w:p>
+        </w:tc>
+        <w:tc>
+          <w:tcPr>
+            <w:tcW w:type="dxa" w:w="2880"/>
+          </w:tcPr>
+          <w:p>
+            <w:r>
+              <w:t>form fields</w:t>
+            </w:r>
+          </w:p>
+        </w:tc>
+        <w:tc>
+          <w:tcPr>
+            <w:tcW w:type="dxa" w:w="2880"/>
+          </w:tcPr>
+          <w:p>
+            <w:r>
+              <w:t>forwarded as-is into the statistics payload</w:t>
+            </w:r>
+          </w:p>
+        </w:tc>
+      </w:tr>
+      <w:tr>
+        <w:tc>
+          <w:tcPr>
+            <w:tcW w:type="dxa" w:w="2880"/>
+          </w:tcPr>
+          <w:p>
+            <w:r>
+              <w:t>action</w:t>
+            </w:r>
+          </w:p>
+        </w:tc>
+        <w:tc>
+          <w:tcPr>
+            <w:tcW w:type="dxa" w:w="2880"/>
+          </w:tcPr>
+          <w:p>
+            <w:r>
+              <w:t>form field: 'print' triggers the PDF-context branch; anything else falls through to result_statistics(request)</w:t>
+            </w:r>
+          </w:p>
+        </w:tc>
+        <w:tc>
+          <w:tcPr>
+            <w:tcW w:type="dxa" w:w="2880"/>
+          </w:tcPr>
+          <w:p>
+            <w:r/>
+          </w:p>
+        </w:tc>
+      </w:tr>
+    </w:tbl>
+    <w:p>
+      <w:pPr>
+        <w:pStyle w:val="Heading3"/>
+      </w:pPr>
+      <w:r>
+        <w:t>Response — success</w:t>
+      </w:r>
+    </w:p>
+    <w:p>
+      <w:r>
+        <w:t>If action != 'print': result_statistics(request) (re-rendered page). If action == 'print': render(request, 'result_statistics_pdf.html', context), where context always includes 'statistics' (fetched inline, defaulting to [] on failure) and 'mnyr' — see Notes for how 'mnyr' can be undefined.</w:t>
+      </w:r>
+    </w:p>
+    <w:p>
+      <w:pPr>
+        <w:pStyle w:val="Heading3"/>
+      </w:pPr>
+      <w:r>
+        <w:t>Response — failure</w:t>
+      </w:r>
+    </w:p>
+    <w:p>
+      <w:r>
+        <w:rPr>
+          <w:rFonts w:ascii="Courier New" w:hAnsi="Courier New"/>
+          <w:sz w:val="18"/>
+        </w:rPr>
+        <w:t>pagination_response(False, INTERNAL_SERVER_ERROR, {}, BAD_GATEWAY_ERROR_CODE, status_code=status.HTTP_500_INTERNAL_SERVER_ERROR)</w:t>
+      </w:r>
+    </w:p>
+    <w:p>
+      <w:pPr>
+        <w:pStyle w:val="Heading3"/>
+      </w:pPr>
+      <w:r>
+        <w:t>Notes</w:t>
+      </w:r>
+    </w:p>
+    <w:p>
+      <w:r>
+        <w:rPr>
+          <w:b/>
+        </w:rPr>
+        <w:t xml:space="preserve">Well-guarded inline external call, for once: </w:t>
+      </w:r>
+      <w:r>
+        <w:t>the Statistics_url call is wrapped in its own try/except (catching Exception broadly, but logging distinctly and defaulting statistics = [] either on a non-200 response or a raised exception) — better-guarded than most inline external calls elsewhere in this file.</w:t>
+      </w:r>
+    </w:p>
+    <w:p>
+      <w:r>
+        <w:rPr>
+          <w:b/>
+        </w:rPr>
+        <w:t xml:space="preserve">Unassigned-variable risk — mnyr, same shape as Batch 3: </w:t>
+      </w:r>
+      <w:r>
+        <w:t>in the 'print' branch, mnyr = item.get('month', 0) + ' ' + item.get('year', 0) is only set inside "for item in et_select: if notfn_title == item.get('notfn_title', 0):" — if nothing matches, mnyr is never assigned, yet all three context dicts built afterward (lines building the tt_select-empty, tt_select-non-empty, and tt_select-else cases) include 'mnyr': mnyr unconditionally. This is the same exact bug, in the same exact shape, already found in ExamTimeTableSubmit and ExamTimeTableSupSubmit (Batch 3) — now confirmed in a third, unrelated feature area, reinforcing that this is a copy-pasted block reused across the codebase rather than three coincidentally similar bugs.</w:t>
+      </w:r>
+    </w:p>
+    <w:p>
+      <w:r>
+        <w:rPr>
+          <w:b/>
+        </w:rPr>
+        <w:t xml:space="preserve">Redundant duplicate check: </w:t>
+      </w:r>
+      <w:r>
+        <w:t>"if notfn_title is None: return result_statistics(request)" appears twice — once before the Statistics_url call, once immediately after — with nothing in between that could change notfn_title. Harmless, but dead duplicated code.</w:t>
+      </w:r>
+    </w:p>
+    <w:p>
+      <w:pPr>
+        <w:pStyle w:val="Heading2"/>
+      </w:pPr>
+      <w:r>
+        <w:t>41. result_date_view</w:t>
+      </w:r>
+    </w:p>
+    <w:tbl>
+      <w:tblPr>
+        <w:tblStyle w:val="LightGrid-Accent1"/>
+        <w:tblW w:type="auto" w:w="0"/>
+        <w:tblLook w:firstColumn="1" w:firstRow="1" w:lastColumn="0" w:lastRow="0" w:noHBand="0" w:noVBand="1" w:val="04A0"/>
+      </w:tblPr>
+      <w:tblGrid>
+        <w:gridCol w:w="4320"/>
+        <w:gridCol w:w="4320"/>
+      </w:tblGrid>
+      <w:tr>
+        <w:tc>
+          <w:tcPr>
+            <w:tcW w:type="dxa" w:w="4320"/>
+          </w:tcPr>
+          <w:p>
+            <w:r>
+              <w:rPr>
+                <w:b/>
+              </w:rPr>
+              <w:t>URL</w:t>
+            </w:r>
+          </w:p>
+        </w:tc>
+        <w:tc>
+          <w:tcPr>
+            <w:tcW w:type="dxa" w:w="4320"/>
+          </w:tcPr>
+          <w:p>
+            <w:r>
+              <w:t>/result-date-view/</w:t>
+            </w:r>
+          </w:p>
+        </w:tc>
+      </w:tr>
+      <w:tr>
+        <w:tc>
+          <w:tcPr>
+            <w:tcW w:type="dxa" w:w="4320"/>
+          </w:tcPr>
+          <w:p>
+            <w:r>
+              <w:rPr>
+                <w:b/>
+              </w:rPr>
+              <w:t>Method</w:t>
+            </w:r>
+          </w:p>
+        </w:tc>
+        <w:tc>
+          <w:tcPr>
+            <w:tcW w:type="dxa" w:w="4320"/>
+          </w:tcPr>
+          <w:p>
+            <w:r>
+              <w:t>GET renders a page; POST (AJAX) returns JSON</w:t>
+            </w:r>
+          </w:p>
+        </w:tc>
+      </w:tr>
+      <w:tr>
+        <w:tc>
+          <w:tcPr>
+            <w:tcW w:type="dxa" w:w="4320"/>
+          </w:tcPr>
+          <w:p>
+            <w:r>
+              <w:rPr>
+                <w:b/>
+              </w:rPr>
+              <w:t>Auth</w:t>
+            </w:r>
+          </w:p>
+        </w:tc>
+        <w:tc>
+          <w:tcPr>
+            <w:tcW w:type="dxa" w:w="4320"/>
+          </w:tcPr>
+          <w:p>
+            <w:r>
+              <w:t>None.</w:t>
+            </w:r>
+          </w:p>
+        </w:tc>
+      </w:tr>
+      <w:tr>
+        <w:tc>
+          <w:tcPr>
+            <w:tcW w:type="dxa" w:w="4320"/>
+          </w:tcPr>
+          <w:p>
+            <w:r>
+              <w:rPr>
+                <w:b/>
+              </w:rPr>
+              <w:t>View class</w:t>
+            </w:r>
+          </w:p>
+        </w:tc>
+        <w:tc>
+          <w:tcPr>
+            <w:tcW w:type="dxa" w:w="4320"/>
+          </w:tcPr>
+          <w:p>
+            <w:r>
+              <w:t>result_date_view(request) — plain function-based view</w:t>
+            </w:r>
+          </w:p>
+        </w:tc>
+      </w:tr>
+    </w:tbl>
+    <w:p>
+      <w:pPr>
+        <w:pStyle w:val="Heading3"/>
+      </w:pPr>
+      <w:r>
+        <w:t>Request body</w:t>
+      </w:r>
+    </w:p>
+    <w:tbl>
+      <w:tblPr>
+        <w:tblStyle w:val="LightGrid-Accent1"/>
+        <w:tblW w:type="auto" w:w="0"/>
+        <w:tblLook w:firstColumn="1" w:firstRow="1" w:lastColumn="0" w:lastRow="0" w:noHBand="0" w:noVBand="1" w:val="04A0"/>
+      </w:tblPr>
+      <w:tblGrid>
+        <w:gridCol w:w="2880"/>
+        <w:gridCol w:w="2880"/>
+        <w:gridCol w:w="2880"/>
+      </w:tblGrid>
+      <w:tr>
+        <w:tc>
+          <w:tcPr>
+            <w:tcW w:type="dxa" w:w="2880"/>
+            <w:shd w:val="clear" w:color="auto" w:fill="4472C4"/>
+          </w:tcPr>
+          <w:p>
+            <w:r>
+              <w:rPr>
+                <w:b/>
+                <w:color w:val="FFFFFF"/>
+              </w:rPr>
+              <w:t>Field</w:t>
+            </w:r>
+          </w:p>
+        </w:tc>
+        <w:tc>
+          <w:tcPr>
+            <w:tcW w:type="dxa" w:w="2880"/>
+            <w:shd w:val="clear" w:color="auto" w:fill="4472C4"/>
+          </w:tcPr>
+          <w:p>
+            <w:r>
+              <w:rPr>
+                <w:b/>
+                <w:color w:val="FFFFFF"/>
+              </w:rPr>
+              <w:t>Type</w:t>
+            </w:r>
+          </w:p>
+        </w:tc>
+        <w:tc>
+          <w:tcPr>
+            <w:tcW w:type="dxa" w:w="2880"/>
+            <w:shd w:val="clear" w:color="auto" w:fill="4472C4"/>
+          </w:tcPr>
+          <w:p>
+            <w:r>
+              <w:rPr>
+                <w:b/>
+                <w:color w:val="FFFFFF"/>
+              </w:rPr>
+              <w:t>Notes</w:t>
+            </w:r>
+          </w:p>
+        </w:tc>
+      </w:tr>
+      <w:tr>
+        <w:tc>
+          <w:tcPr>
+            <w:tcW w:type="dxa" w:w="2880"/>
+          </w:tcPr>
+          <w:p>
+            <w:r>
+              <w:t>exam_title</w:t>
+            </w:r>
+          </w:p>
+        </w:tc>
+        <w:tc>
+          <w:tcPr>
+            <w:tcW w:type="dxa" w:w="2880"/>
+          </w:tcPr>
+          <w:p>
+            <w:r>
+              <w:t>form field, POST only</w:t>
+            </w:r>
+          </w:p>
+        </w:tc>
+        <w:tc>
+          <w:tcPr>
+            <w:tcW w:type="dxa" w:w="2880"/>
+          </w:tcPr>
+          <w:p>
+            <w:r>
+              <w:t>if missing/empty, returns a JSON error immediately</w:t>
+            </w:r>
+          </w:p>
+        </w:tc>
+      </w:tr>
+    </w:tbl>
+    <w:p>
+      <w:pPr>
+        <w:pStyle w:val="Heading3"/>
+      </w:pPr>
+      <w:r>
+        <w:t>Response — success</w:t>
+      </w:r>
+    </w:p>
+    <w:p>
+      <w:r>
+        <w:t>GET: render(request, 'result_date_view.html', {'et_select': et_select}). POST: JsonResponse({'data': erd_response}) where erd_response comes from the getExamResultDate helper, or JsonResponse({'error': 'No data found for the selected exam.', 'data': []}) if that helper returned falsy — both with the default HTTP 200 status.</w:t>
+      </w:r>
+    </w:p>
+    <w:p>
+      <w:pPr>
+        <w:pStyle w:val="Heading3"/>
+      </w:pPr>
+      <w:r>
+        <w:t>Response — failure</w:t>
+      </w:r>
+    </w:p>
+    <w:p>
+      <w:r>
+        <w:rPr>
+          <w:rFonts w:ascii="Courier New" w:hAnsi="Courier New"/>
+          <w:sz w:val="18"/>
+        </w:rPr>
+        <w:t>JsonResponse({'error': f'An error occurred: {str(e)}', 'data': []})   # no status= argument</w:t>
+      </w:r>
+    </w:p>
+    <w:p>
+      <w:pPr>
+        <w:pStyle w:val="Heading3"/>
+      </w:pPr>
+      <w:r>
+        <w:t>Notes</w:t>
+      </w:r>
+    </w:p>
+    <w:p>
+      <w:r>
+        <w:rPr>
+          <w:b/>
+        </w:rPr>
+        <w:t xml:space="preserve">Errors reported with HTTP 200: </w:t>
+      </w:r>
+      <w:r>
+        <w:t>both the inner exception handler (around getExamResultDate) and the outer one return JsonResponse({'error': ..., 'data': []}) with no status= argument, so Django defaults to 200 OK even though the body describes a failure. A caller that checks the HTTP status code rather than parsing the body for an 'error' key would treat this as a successful, empty response. A sixth distinct exception/error-response shape for this file, and the first one that silently downgrades an error to a 200.</w:t>
+      </w:r>
+    </w:p>
+    <w:p>
+      <w:r>
+        <w:rPr>
+          <w:b/>
+        </w:rPr>
+        <w:t xml:space="preserve">et_select fetched even when not needed: </w:t>
+      </w:r>
+      <w:r>
+        <w:t>getExamDetails(request) runs unconditionally at the top of the function, including on the POST/AJAX path where et_select is never used — an extra external HTTP call on every AJAX request to this endpoint.</w:t>
+      </w:r>
+    </w:p>
+    <w:p>
+      <w:r>
+        <w:rPr>
+          <w:b/>
+        </w:rPr>
+        <w:t xml:space="preserve">Raw exception text returned to the client: </w:t>
+      </w:r>
+      <w:r>
+        <w:t>the outer except includes str(e) directly in the JSON body — this can leak internal exception detail (file paths, library internals) to the browser; worth checking whether that's intended for this endpoint's audience.</w:t>
+      </w:r>
+    </w:p>
+    <w:p>
+      <w:pPr>
+        <w:pStyle w:val="Heading2"/>
+      </w:pPr>
+      <w:r>
+        <w:t>42. save_result_date</w:t>
+      </w:r>
+    </w:p>
+    <w:tbl>
+      <w:tblPr>
+        <w:tblStyle w:val="LightGrid-Accent1"/>
+        <w:tblW w:type="auto" w:w="0"/>
+        <w:tblLook w:firstColumn="1" w:firstRow="1" w:lastColumn="0" w:lastRow="0" w:noHBand="0" w:noVBand="1" w:val="04A0"/>
+      </w:tblPr>
+      <w:tblGrid>
+        <w:gridCol w:w="4320"/>
+        <w:gridCol w:w="4320"/>
+      </w:tblGrid>
+      <w:tr>
+        <w:tc>
+          <w:tcPr>
+            <w:tcW w:type="dxa" w:w="4320"/>
+          </w:tcPr>
+          <w:p>
+            <w:r>
+              <w:rPr>
+                <w:b/>
+              </w:rPr>
+              <w:t>URL</w:t>
+            </w:r>
+          </w:p>
+        </w:tc>
+        <w:tc>
+          <w:tcPr>
+            <w:tcW w:type="dxa" w:w="4320"/>
+          </w:tcPr>
+          <w:p>
+            <w:r>
+              <w:t>/save-result-date/</w:t>
+            </w:r>
+          </w:p>
+        </w:tc>
+      </w:tr>
+      <w:tr>
+        <w:tc>
+          <w:tcPr>
+            <w:tcW w:type="dxa" w:w="4320"/>
+          </w:tcPr>
+          <w:p>
+            <w:r>
+              <w:rPr>
+                <w:b/>
+              </w:rPr>
+              <w:t>Method</w:t>
+            </w:r>
+          </w:p>
+        </w:tc>
+        <w:tc>
+          <w:tcPr>
+            <w:tcW w:type="dxa" w:w="4320"/>
+          </w:tcPr>
+          <w:p>
+            <w:r>
+              <w:t>Reads a raw JSON request body (request.body), not request.POST — the only endpoint in this file to do so</w:t>
+            </w:r>
+          </w:p>
+        </w:tc>
+      </w:tr>
+      <w:tr>
+        <w:tc>
+          <w:tcPr>
+            <w:tcW w:type="dxa" w:w="4320"/>
+          </w:tcPr>
+          <w:p>
+            <w:r>
+              <w:rPr>
+                <w:b/>
+              </w:rPr>
+              <w:t>Auth</w:t>
+            </w:r>
+          </w:p>
+        </w:tc>
+        <w:tc>
+          <w:tcPr>
+            <w:tcW w:type="dxa" w:w="4320"/>
+          </w:tcPr>
+          <w:p>
+            <w:r>
+              <w:t>None — uses request.user.id directly rather than the getuserdetails(request)/UserProfiles lookup used elsewhere. See Notes.</w:t>
+            </w:r>
+          </w:p>
+        </w:tc>
+      </w:tr>
+      <w:tr>
+        <w:tc>
+          <w:tcPr>
+            <w:tcW w:type="dxa" w:w="4320"/>
+          </w:tcPr>
+          <w:p>
+            <w:r>
+              <w:rPr>
+                <w:b/>
+              </w:rPr>
+              <w:t>View class</w:t>
+            </w:r>
+          </w:p>
+        </w:tc>
+        <w:tc>
+          <w:tcPr>
+            <w:tcW w:type="dxa" w:w="4320"/>
+          </w:tcPr>
+          <w:p>
+            <w:r>
+              <w:t>save_result_date(request) — plain function-based view</w:t>
+            </w:r>
+          </w:p>
+        </w:tc>
+      </w:tr>
+    </w:tbl>
+    <w:p>
+      <w:pPr>
+        <w:pStyle w:val="Heading3"/>
+      </w:pPr>
+      <w:r>
+        <w:t>Request body</w:t>
+      </w:r>
+    </w:p>
+    <w:tbl>
+      <w:tblPr>
+        <w:tblStyle w:val="LightGrid-Accent1"/>
+        <w:tblW w:type="auto" w:w="0"/>
+        <w:tblLook w:firstColumn="1" w:firstRow="1" w:lastColumn="0" w:lastRow="0" w:noHBand="0" w:noVBand="1" w:val="04A0"/>
+      </w:tblPr>
+      <w:tblGrid>
+        <w:gridCol w:w="2880"/>
+        <w:gridCol w:w="2880"/>
+        <w:gridCol w:w="2880"/>
+      </w:tblGrid>
+      <w:tr>
+        <w:tc>
+          <w:tcPr>
+            <w:tcW w:type="dxa" w:w="2880"/>
+            <w:shd w:val="clear" w:color="auto" w:fill="4472C4"/>
+          </w:tcPr>
+          <w:p>
+            <w:r>
+              <w:rPr>
+                <w:b/>
+                <w:color w:val="FFFFFF"/>
+              </w:rPr>
+              <w:t>Field</w:t>
+            </w:r>
+          </w:p>
+        </w:tc>
+        <w:tc>
+          <w:tcPr>
+            <w:tcW w:type="dxa" w:w="2880"/>
+            <w:shd w:val="clear" w:color="auto" w:fill="4472C4"/>
+          </w:tcPr>
+          <w:p>
+            <w:r>
+              <w:rPr>
+                <w:b/>
+                <w:color w:val="FFFFFF"/>
+              </w:rPr>
+              <w:t>Type</w:t>
+            </w:r>
+          </w:p>
+        </w:tc>
+        <w:tc>
+          <w:tcPr>
+            <w:tcW w:type="dxa" w:w="2880"/>
+            <w:shd w:val="clear" w:color="auto" w:fill="4472C4"/>
+          </w:tcPr>
+          <w:p>
+            <w:r>
+              <w:rPr>
+                <w:b/>
+                <w:color w:val="FFFFFF"/>
+              </w:rPr>
+              <w:t>Notes</w:t>
+            </w:r>
+          </w:p>
+        </w:tc>
+      </w:tr>
+      <w:tr>
+        <w:tc>
+          <w:tcPr>
+            <w:tcW w:type="dxa" w:w="2880"/>
+          </w:tcPr>
+          <w:p>
+            <w:r>
+              <w:t>result_data</w:t>
+            </w:r>
+          </w:p>
+        </w:tc>
+        <w:tc>
+          <w:tcPr>
+            <w:tcW w:type="dxa" w:w="2880"/>
+          </w:tcPr>
+          <w:p>
+            <w:r>
+              <w:t>JSON array of objects (in the raw request body)</w:t>
+            </w:r>
+          </w:p>
+        </w:tc>
+        <w:tc>
+          <w:tcPr>
+            <w:tcW w:type="dxa" w:w="2880"/>
+          </w:tcPr>
+          <w:p>
+            <w:r>
+              <w:t>each object needs exam_code and result_date</w:t>
+            </w:r>
+          </w:p>
+        </w:tc>
+      </w:tr>
+    </w:tbl>
+    <w:p>
+      <w:r>
+        <w:t>Example body: {"result_data": [{"exam_code": "...", "result_date": "..."}]}</w:t>
+      </w:r>
+    </w:p>
+    <w:p>
+      <w:pPr>
+        <w:pStyle w:val="Heading3"/>
+      </w:pPr>
+      <w:r>
+        <w:t>Response — success</w:t>
+      </w:r>
+    </w:p>
+    <w:p>
+      <w:r>
+        <w:t>JsonResponse(api_response), where api_response is whatever saveExamResultDate returned — either {'status': 'success', 'data': ...} or {'status': 'error', 'message': ..., 'status_code': ...}. Both are wrapped in a plain JsonResponse with no status= argument, so both the success and the error case return HTTP 200 — see Notes.</w:t>
+      </w:r>
+    </w:p>
+    <w:p>
+      <w:pPr>
+        <w:pStyle w:val="Heading3"/>
+      </w:pPr>
+      <w:r>
+        <w:t>Response — failure</w:t>
+      </w:r>
+    </w:p>
+    <w:p>
+      <w:r>
+        <w:rPr>
+          <w:rFonts w:ascii="Courier New" w:hAnsi="Courier New"/>
+          <w:sz w:val="18"/>
+        </w:rPr>
+        <w:t>JsonResponse({'status': 'error', 'message': str(e)}, status=500)</w:t>
+      </w:r>
+    </w:p>
+    <w:p>
+      <w:r>
+        <w:t>Unlike the success path, this outer exception handler does correctly set status=500.</w:t>
+      </w:r>
+    </w:p>
+    <w:p>
+      <w:pPr>
+        <w:pStyle w:val="Heading3"/>
+      </w:pPr>
+      <w:r>
+        <w:t>Notes</w:t>
+      </w:r>
+    </w:p>
+    <w:p>
+      <w:r>
+        <w:rPr>
+          <w:b/>
+        </w:rPr>
+        <w:t xml:space="preserve">request.user.id used directly instead of getuserdetails(request): </w:t>
+      </w:r>
+      <w:r>
+        <w:t>created_by_id = request.user.id / updated_by_id = request.user.id read the Django user id directly. Unlike getuserdetails(request) (used almost everywhere else in this file), which does an explicit UserProfiles.objects.get(user=user) that raises if the user isn't recognized, request.user.id on an unauthenticated request is simply None (AnonymousUser.id) — so an unauthenticated call to this endpoint doesn't fail, it silently records created_by_id=None.</w:t>
+      </w:r>
+    </w:p>
+    <w:p>
+      <w:r>
+        <w:rPr>
+          <w:b/>
+        </w:rPr>
+        <w:t xml:space="preserve">Success response from saveExamResultDate's error case still returns HTTP 200: </w:t>
+      </w:r>
+      <w:r>
+        <w:t>when saveExamResultDate's internal call fails, it returns {'status': 'error', ...}, but save_result_date just wraps that in JsonResponse(...) with no status code — so a genuine downstream failure is still reported to the browser as HTTP 200, the same issue found in result_date_view above.</w:t>
+      </w:r>
+    </w:p>
+    <w:p>
+      <w:r>
+        <w:rPr>
+          <w:b/>
+        </w:rPr>
+        <w:t xml:space="preserve">comments global reused: </w:t>
+      </w:r>
+      <w:r>
+        <w:t>the module-level comments = "FYUGP" (Batch 1) appears again in the addLog(...) call here.</w:t>
+      </w:r>
+    </w:p>
+    <w:p>
+      <w:r>
+        <w:rPr>
+          <w:b/>
+        </w:rPr>
+        <w:t xml:space="preserve">Raw JSON body, not form-encoded: </w:t>
+      </w:r>
+      <w:r>
+        <w:t>this is the only endpoint documented so far that parses json.loads(request.body.decode('utf-8')) instead of reading request.POST — the calling frontend must send an application/json body, not a form post, unlike every other *Submit/*Save endpoint in this file.</w:t>
+      </w:r>
+    </w:p>
+    <w:p>
+      <w:r>
+        <w:br w:type="page"/>
+      </w:r>
+    </w:p>
+    <w:p>
+      <w:pPr>
+        <w:pStyle w:val="Heading2"/>
+      </w:pPr>
+      <w:r>
+        <w:t>Batch 8 — CA/ESA Date Extension &amp; Revaluation</w:t>
+      </w:r>
+    </w:p>
+    <w:p>
+      <w:r>
+        <w:t>Covers CaEsaDateExtn, getexistingDetailsApi, addDateExtensionceese, handle_form_submission, RevaluationReports, getRevlauationRegCandDet. Four of these five non-page endpoints are noticeably more carefully written than most of the file — explicit 405 responses for the wrong HTTP method, and json.JSONDecodeError handled separately from generic exceptions — suggesting this section was written later or by a different contributor. That makes the one real bug found here (in addDateExtensionceese) stand out more, not less: the code contradicts its own comment about where a security-relevant value should come from.</w:t>
+      </w:r>
+    </w:p>
+    <w:p>
+      <w:pPr>
+        <w:pStyle w:val="Heading2"/>
+      </w:pPr>
+      <w:r>
+        <w:t>43. CaEsaDateExtn</w:t>
+      </w:r>
+    </w:p>
+    <w:tbl>
+      <w:tblPr>
+        <w:tblStyle w:val="LightGrid-Accent1"/>
+        <w:tblW w:type="auto" w:w="0"/>
+        <w:tblLook w:firstColumn="1" w:firstRow="1" w:lastColumn="0" w:lastRow="0" w:noHBand="0" w:noVBand="1" w:val="04A0"/>
+      </w:tblPr>
+      <w:tblGrid>
+        <w:gridCol w:w="4320"/>
+        <w:gridCol w:w="4320"/>
+      </w:tblGrid>
+      <w:tr>
+        <w:tc>
+          <w:tcPr>
+            <w:tcW w:type="dxa" w:w="4320"/>
+          </w:tcPr>
+          <w:p>
+            <w:r>
+              <w:rPr>
+                <w:b/>
+              </w:rPr>
+              <w:t>URL</w:t>
+            </w:r>
+          </w:p>
+        </w:tc>
+        <w:tc>
+          <w:tcPr>
+            <w:tcW w:type="dxa" w:w="4320"/>
+          </w:tcPr>
+          <w:p>
+            <w:r>
+              <w:t>/CaEsaDateExtn/</w:t>
+            </w:r>
+          </w:p>
+        </w:tc>
+      </w:tr>
+      <w:tr>
+        <w:tc>
+          <w:tcPr>
+            <w:tcW w:type="dxa" w:w="4320"/>
+          </w:tcPr>
+          <w:p>
+            <w:r>
+              <w:rPr>
+                <w:b/>
+              </w:rPr>
+              <w:t>Method</w:t>
+            </w:r>
+          </w:p>
+        </w:tc>
+        <w:tc>
+          <w:tcPr>
+            <w:tcW w:type="dxa" w:w="4320"/>
+          </w:tcPr>
+          <w:p>
+            <w:r>
+              <w:t>GET (no request.method check)</w:t>
+            </w:r>
+          </w:p>
+        </w:tc>
+      </w:tr>
+      <w:tr>
+        <w:tc>
+          <w:tcPr>
+            <w:tcW w:type="dxa" w:w="4320"/>
+          </w:tcPr>
+          <w:p>
+            <w:r>
+              <w:rPr>
+                <w:b/>
+              </w:rPr>
+              <w:t>Auth</w:t>
+            </w:r>
+          </w:p>
+        </w:tc>
+        <w:tc>
+          <w:tcPr>
+            <w:tcW w:type="dxa" w:w="4320"/>
+          </w:tcPr>
+          <w:p>
+            <w:r>
+              <w:t>None.</w:t>
+            </w:r>
+          </w:p>
+        </w:tc>
+      </w:tr>
+      <w:tr>
+        <w:tc>
+          <w:tcPr>
+            <w:tcW w:type="dxa" w:w="4320"/>
+          </w:tcPr>
+          <w:p>
+            <w:r>
+              <w:rPr>
+                <w:b/>
+              </w:rPr>
+              <w:t>View class</w:t>
+            </w:r>
+          </w:p>
+        </w:tc>
+        <w:tc>
+          <w:tcPr>
+            <w:tcW w:type="dxa" w:w="4320"/>
+          </w:tcPr>
+          <w:p>
+            <w:r>
+              <w:t>CaEsaDateExtn(request) — plain function-based view</w:t>
+            </w:r>
+          </w:p>
+        </w:tc>
+      </w:tr>
+    </w:tbl>
+    <w:p>
+      <w:pPr>
+        <w:pStyle w:val="Heading3"/>
+      </w:pPr>
+      <w:r>
+        <w:t>Request body</w:t>
+      </w:r>
+    </w:p>
+    <w:p>
+      <w:r>
+        <w:t>No parameters.</w:t>
+      </w:r>
+    </w:p>
+    <w:p>
+      <w:pPr>
+        <w:pStyle w:val="Heading3"/>
+      </w:pPr>
+      <w:r>
+        <w:t>Response — success (renders HTML template, not JSON)</w:t>
+      </w:r>
+    </w:p>
+    <w:p>
+      <w:r>
+        <w:t>render(request, 'ca_esa_Date_extension.html', context) with et_select, cd_select, disc_select (getColYrAdSemDisciplineAllotted4StaffWithValue), and the usual col_select/prg_select dedup from cd_select.</w:t>
+      </w:r>
+    </w:p>
+    <w:p>
+      <w:pPr>
+        <w:pStyle w:val="Heading3"/>
+      </w:pPr>
+      <w:r>
+        <w:t>Response — failure</w:t>
+      </w:r>
+    </w:p>
+    <w:p>
+      <w:r>
+        <w:rPr>
+          <w:rFonts w:ascii="Courier New" w:hAnsi="Courier New"/>
+          <w:sz w:val="18"/>
+        </w:rPr>
+        <w:t>pagination_response(False, INTERNAL_SERVER_ERROR, {}, BAD_GATEWAY_ERROR_CODE, status_code=status.HTTP_500_INTERNAL_SERVER_ERROR)</w:t>
+      </w:r>
+    </w:p>
+    <w:p>
+      <w:pPr>
+        <w:pStyle w:val="Heading3"/>
+      </w:pPr>
+      <w:r>
+        <w:t>Notes</w:t>
+      </w:r>
+    </w:p>
+    <w:p>
+      <w:r>
+        <w:t>No endpoint-specific issues beyond the shared set-comprehension caveat noted under HTGeneration (Batch 4).</w:t>
+      </w:r>
+    </w:p>
+    <w:p>
+      <w:pPr>
+        <w:pStyle w:val="Heading2"/>
+      </w:pPr>
+      <w:r>
+        <w:t>44. getexistingDetailsApi</w:t>
+      </w:r>
+    </w:p>
+    <w:tbl>
+      <w:tblPr>
+        <w:tblStyle w:val="LightGrid-Accent1"/>
+        <w:tblW w:type="auto" w:w="0"/>
+        <w:tblLook w:firstColumn="1" w:firstRow="1" w:lastColumn="0" w:lastRow="0" w:noHBand="0" w:noVBand="1" w:val="04A0"/>
+      </w:tblPr>
+      <w:tblGrid>
+        <w:gridCol w:w="4320"/>
+        <w:gridCol w:w="4320"/>
+      </w:tblGrid>
+      <w:tr>
+        <w:tc>
+          <w:tcPr>
+            <w:tcW w:type="dxa" w:w="4320"/>
+          </w:tcPr>
+          <w:p>
+            <w:r>
+              <w:rPr>
+                <w:b/>
+              </w:rPr>
+              <w:t>URL</w:t>
+            </w:r>
+          </w:p>
+        </w:tc>
+        <w:tc>
+          <w:tcPr>
+            <w:tcW w:type="dxa" w:w="4320"/>
+          </w:tcPr>
+          <w:p>
+            <w:r>
+              <w:t>/getexistingDetailsApi/</w:t>
+            </w:r>
+          </w:p>
+        </w:tc>
+      </w:tr>
+      <w:tr>
+        <w:tc>
+          <w:tcPr>
+            <w:tcW w:type="dxa" w:w="4320"/>
+          </w:tcPr>
+          <w:p>
+            <w:r>
+              <w:rPr>
+                <w:b/>
+              </w:rPr>
+              <w:t>Method</w:t>
+            </w:r>
+          </w:p>
+        </w:tc>
+        <w:tc>
+          <w:tcPr>
+            <w:tcW w:type="dxa" w:w="4320"/>
+          </w:tcPr>
+          <w:p>
+            <w:r>
+              <w:t>POST required — correctly returns 405 for any other method (see Notes)</w:t>
+            </w:r>
+          </w:p>
+        </w:tc>
+      </w:tr>
+      <w:tr>
+        <w:tc>
+          <w:tcPr>
+            <w:tcW w:type="dxa" w:w="4320"/>
+          </w:tcPr>
+          <w:p>
+            <w:r>
+              <w:rPr>
+                <w:b/>
+              </w:rPr>
+              <w:t>Auth</w:t>
+            </w:r>
+          </w:p>
+        </w:tc>
+        <w:tc>
+          <w:tcPr>
+            <w:tcW w:type="dxa" w:w="4320"/>
+          </w:tcPr>
+          <w:p>
+            <w:r>
+              <w:t>None.</w:t>
+            </w:r>
+          </w:p>
+        </w:tc>
+      </w:tr>
+      <w:tr>
+        <w:tc>
+          <w:tcPr>
+            <w:tcW w:type="dxa" w:w="4320"/>
+          </w:tcPr>
+          <w:p>
+            <w:r>
+              <w:rPr>
+                <w:b/>
+              </w:rPr>
+              <w:t>View class</w:t>
+            </w:r>
+          </w:p>
+        </w:tc>
+        <w:tc>
+          <w:tcPr>
+            <w:tcW w:type="dxa" w:w="4320"/>
+          </w:tcPr>
+          <w:p>
+            <w:r>
+              <w:t>getexistingDetailsApi(request) — plain function-based view</w:t>
+            </w:r>
+          </w:p>
+        </w:tc>
+      </w:tr>
+    </w:tbl>
+    <w:p>
+      <w:pPr>
+        <w:pStyle w:val="Heading3"/>
+      </w:pPr>
+      <w:r>
+        <w:t>Request body</w:t>
+      </w:r>
+    </w:p>
+    <w:p>
+      <w:r>
+        <w:t>Raw JSON body:</w:t>
+      </w:r>
+    </w:p>
+    <w:tbl>
+      <w:tblPr>
+        <w:tblStyle w:val="LightGrid-Accent1"/>
+        <w:tblW w:type="auto" w:w="0"/>
+        <w:tblLook w:firstColumn="1" w:firstRow="1" w:lastColumn="0" w:lastRow="0" w:noHBand="0" w:noVBand="1" w:val="04A0"/>
+      </w:tblPr>
+      <w:tblGrid>
+        <w:gridCol w:w="2880"/>
+        <w:gridCol w:w="2880"/>
+        <w:gridCol w:w="2880"/>
+      </w:tblGrid>
+      <w:tr>
+        <w:tc>
+          <w:tcPr>
+            <w:tcW w:type="dxa" w:w="2880"/>
+            <w:shd w:val="clear" w:color="auto" w:fill="4472C4"/>
+          </w:tcPr>
+          <w:p>
+            <w:r>
+              <w:rPr>
+                <w:b/>
+                <w:color w:val="FFFFFF"/>
+              </w:rPr>
+              <w:t>Field</w:t>
+            </w:r>
+          </w:p>
+        </w:tc>
+        <w:tc>
+          <w:tcPr>
+            <w:tcW w:type="dxa" w:w="2880"/>
+            <w:shd w:val="clear" w:color="auto" w:fill="4472C4"/>
+          </w:tcPr>
+          <w:p>
+            <w:r>
+              <w:rPr>
+                <w:b/>
+                <w:color w:val="FFFFFF"/>
+              </w:rPr>
+              <w:t>Type</w:t>
+            </w:r>
+          </w:p>
+        </w:tc>
+        <w:tc>
+          <w:tcPr>
+            <w:tcW w:type="dxa" w:w="2880"/>
+            <w:shd w:val="clear" w:color="auto" w:fill="4472C4"/>
+          </w:tcPr>
+          <w:p>
+            <w:r>
+              <w:rPr>
+                <w:b/>
+                <w:color w:val="FFFFFF"/>
+              </w:rPr>
+              <w:t>Notes</w:t>
+            </w:r>
+          </w:p>
+        </w:tc>
+      </w:tr>
+      <w:tr>
+        <w:tc>
+          <w:tcPr>
+            <w:tcW w:type="dxa" w:w="2880"/>
+          </w:tcPr>
+          <w:p>
+            <w:r>
+              <w:t>notfn_title, prgm_id, college_id, course_id</w:t>
+            </w:r>
+          </w:p>
+        </w:tc>
+        <w:tc>
+          <w:tcPr>
+            <w:tcW w:type="dxa" w:w="2880"/>
+          </w:tcPr>
+          <w:p>
+            <w:r>
+              <w:t>JSON fields</w:t>
+            </w:r>
+          </w:p>
+        </w:tc>
+        <w:tc>
+          <w:tcPr>
+            <w:tcW w:type="dxa" w:w="2880"/>
+          </w:tcPr>
+          <w:p>
+            <w:r>
+              <w:t>forwarded as-is</w:t>
+            </w:r>
+          </w:p>
+        </w:tc>
+      </w:tr>
+      <w:tr>
+        <w:tc>
+          <w:tcPr>
+            <w:tcW w:type="dxa" w:w="2880"/>
+          </w:tcPr>
+          <w:p>
+            <w:r>
+              <w:t>prgstudId</w:t>
+            </w:r>
+          </w:p>
+        </w:tc>
+        <w:tc>
+          <w:tcPr>
+            <w:tcW w:type="dxa" w:w="2880"/>
+          </w:tcPr>
+          <w:p>
+            <w:r>
+              <w:t>JSON field</w:t>
+            </w:r>
+          </w:p>
+        </w:tc>
+        <w:tc>
+          <w:tcPr>
+            <w:tcW w:type="dxa" w:w="2880"/>
+          </w:tcPr>
+          <w:p>
+            <w:r>
+              <w:t>forwarded as prgstud_id</w:t>
+            </w:r>
+          </w:p>
+        </w:tc>
+      </w:tr>
+      <w:tr>
+        <w:tc>
+          <w:tcPr>
+            <w:tcW w:type="dxa" w:w="2880"/>
+          </w:tcPr>
+          <w:p>
+            <w:r>
+              <w:t>regn_status</w:t>
+            </w:r>
+          </w:p>
+        </w:tc>
+        <w:tc>
+          <w:tcPr>
+            <w:tcW w:type="dxa" w:w="2880"/>
+          </w:tcPr>
+          <w:p>
+            <w:r>
+              <w:t>JSON field, default []</w:t>
+            </w:r>
+          </w:p>
+        </w:tc>
+        <w:tc>
+          <w:tcPr>
+            <w:tcW w:type="dxa" w:w="2880"/>
+          </w:tcPr>
+          <w:p>
+            <w:r>
+              <w:t>the only field with an explicit default</w:t>
+            </w:r>
+          </w:p>
+        </w:tc>
+      </w:tr>
+    </w:tbl>
+    <w:p>
+      <w:pPr>
+        <w:pStyle w:val="Heading3"/>
+      </w:pPr>
+      <w:r>
+        <w:t>Response — success</w:t>
+      </w:r>
+    </w:p>
+    <w:p>
+      <w:r>
+        <w:rPr>
+          <w:rFonts w:ascii="Courier New" w:hAnsi="Courier New"/>
+          <w:sz w:val="18"/>
+        </w:rPr>
+        <w:t>JsonResponse({'Data': rc_select})</w:t>
+      </w:r>
+    </w:p>
+    <w:p>
+      <w:r>
+        <w:t>Each item's image_url is safely built with item.get('photo_url', '') and a conditional expression, correctly avoiding the unguarded-concatenation bug found in getExamRegisteredCands (Batch 4).</w:t>
+      </w:r>
+    </w:p>
+    <w:p>
+      <w:pPr>
+        <w:pStyle w:val="Heading3"/>
+      </w:pPr>
+      <w:r>
+        <w:t>Response — failure</w:t>
+      </w:r>
+    </w:p>
+    <w:p>
+      <w:r>
+        <w:rPr>
+          <w:rFonts w:ascii="Courier New" w:hAnsi="Courier New"/>
+          <w:sz w:val="18"/>
+        </w:rPr>
+        <w:t>JsonResponse({'error': 'Invalid JSON format'}, status=400)      # malformed request body</w:t>
+        <w:br/>
+        <w:t>JsonResponse({'error': 'An unexpected error occurred'}, status=500)  # any other exception</w:t>
+        <w:br/>
+        <w:t>JsonResponse({'error': 'Invalid request method'}, status=405)        # non-POST request</w:t>
+      </w:r>
+    </w:p>
+    <w:p>
+      <w:pPr>
+        <w:pStyle w:val="Heading3"/>
+      </w:pPr>
+      <w:r>
+        <w:t>Notes</w:t>
+      </w:r>
+    </w:p>
+    <w:p>
+      <w:r>
+        <w:t>One of the better-written endpoints in this file: an explicit method check with a proper 405 response, json.JSONDecodeError distinguished from other exceptions, and a properly-guarded external-call result (rc_select defaults to [] with an else branch, no unassigned-variable risk).</w:t>
+      </w:r>
+    </w:p>
+    <w:p>
+      <w:pPr>
+        <w:pStyle w:val="Heading2"/>
+      </w:pPr>
+      <w:r>
+        <w:t>45. addDateExtensionceese</w:t>
+      </w:r>
+    </w:p>
+    <w:tbl>
+      <w:tblPr>
+        <w:tblStyle w:val="LightGrid-Accent1"/>
+        <w:tblW w:type="auto" w:w="0"/>
+        <w:tblLook w:firstColumn="1" w:firstRow="1" w:lastColumn="0" w:lastRow="0" w:noHBand="0" w:noVBand="1" w:val="04A0"/>
+      </w:tblPr>
+      <w:tblGrid>
+        <w:gridCol w:w="4320"/>
+        <w:gridCol w:w="4320"/>
+      </w:tblGrid>
+      <w:tr>
+        <w:tc>
+          <w:tcPr>
+            <w:tcW w:type="dxa" w:w="4320"/>
+          </w:tcPr>
+          <w:p>
+            <w:r>
+              <w:rPr>
+                <w:b/>
+              </w:rPr>
+              <w:t>URL</w:t>
+            </w:r>
+          </w:p>
+        </w:tc>
+        <w:tc>
+          <w:tcPr>
+            <w:tcW w:type="dxa" w:w="4320"/>
+          </w:tcPr>
+          <w:p>
+            <w:r>
+              <w:t>/addDateExtensionceese/</w:t>
+            </w:r>
+          </w:p>
+        </w:tc>
+      </w:tr>
+      <w:tr>
+        <w:tc>
+          <w:tcPr>
+            <w:tcW w:type="dxa" w:w="4320"/>
+          </w:tcPr>
+          <w:p>
+            <w:r>
+              <w:rPr>
+                <w:b/>
+              </w:rPr>
+              <w:t>Method</w:t>
+            </w:r>
+          </w:p>
+        </w:tc>
+        <w:tc>
+          <w:tcPr>
+            <w:tcW w:type="dxa" w:w="4320"/>
+          </w:tcPr>
+          <w:p>
+            <w:r>
+              <w:t>POST required — returns 405 for any other method</w:t>
+            </w:r>
+          </w:p>
+        </w:tc>
+      </w:tr>
+      <w:tr>
+        <w:tc>
+          <w:tcPr>
+            <w:tcW w:type="dxa" w:w="4320"/>
+          </w:tcPr>
+          <w:p>
+            <w:r>
+              <w:rPr>
+                <w:b/>
+              </w:rPr>
+              <w:t>Auth</w:t>
+            </w:r>
+          </w:p>
+        </w:tc>
+        <w:tc>
+          <w:tcPr>
+            <w:tcW w:type="dxa" w:w="4320"/>
+          </w:tcPr>
+          <w:p>
+            <w:r>
+              <w:t>None. Calls getuserdetails(request) but doesn't use its result — see Notes.</w:t>
+            </w:r>
+          </w:p>
+        </w:tc>
+      </w:tr>
+      <w:tr>
+        <w:tc>
+          <w:tcPr>
+            <w:tcW w:type="dxa" w:w="4320"/>
+          </w:tcPr>
+          <w:p>
+            <w:r>
+              <w:rPr>
+                <w:b/>
+              </w:rPr>
+              <w:t>View class</w:t>
+            </w:r>
+          </w:p>
+        </w:tc>
+        <w:tc>
+          <w:tcPr>
+            <w:tcW w:type="dxa" w:w="4320"/>
+          </w:tcPr>
+          <w:p>
+            <w:r>
+              <w:t>addDateExtensionceese(request) — plain function-based view</w:t>
+            </w:r>
+          </w:p>
+        </w:tc>
+      </w:tr>
+    </w:tbl>
+    <w:p>
+      <w:pPr>
+        <w:pStyle w:val="Heading3"/>
+      </w:pPr>
+      <w:r>
+        <w:t>Request body</w:t>
+      </w:r>
+    </w:p>
+    <w:p>
+      <w:r>
+        <w:t>Raw JSON body:</w:t>
+      </w:r>
+    </w:p>
+    <w:tbl>
+      <w:tblPr>
+        <w:tblStyle w:val="LightGrid-Accent1"/>
+        <w:tblW w:type="auto" w:w="0"/>
+        <w:tblLook w:firstColumn="1" w:firstRow="1" w:lastColumn="0" w:lastRow="0" w:noHBand="0" w:noVBand="1" w:val="04A0"/>
+      </w:tblPr>
+      <w:tblGrid>
+        <w:gridCol w:w="2880"/>
+        <w:gridCol w:w="2880"/>
+        <w:gridCol w:w="2880"/>
+      </w:tblGrid>
+      <w:tr>
+        <w:tc>
+          <w:tcPr>
+            <w:tcW w:type="dxa" w:w="2880"/>
+            <w:shd w:val="clear" w:color="auto" w:fill="4472C4"/>
+          </w:tcPr>
+          <w:p>
+            <w:r>
+              <w:rPr>
+                <w:b/>
+                <w:color w:val="FFFFFF"/>
+              </w:rPr>
+              <w:t>Field</w:t>
+            </w:r>
+          </w:p>
+        </w:tc>
+        <w:tc>
+          <w:tcPr>
+            <w:tcW w:type="dxa" w:w="2880"/>
+            <w:shd w:val="clear" w:color="auto" w:fill="4472C4"/>
+          </w:tcPr>
+          <w:p>
+            <w:r>
+              <w:rPr>
+                <w:b/>
+                <w:color w:val="FFFFFF"/>
+              </w:rPr>
+              <w:t>Type</w:t>
+            </w:r>
+          </w:p>
+        </w:tc>
+        <w:tc>
+          <w:tcPr>
+            <w:tcW w:type="dxa" w:w="2880"/>
+            <w:shd w:val="clear" w:color="auto" w:fill="4472C4"/>
+          </w:tcPr>
+          <w:p>
+            <w:r>
+              <w:rPr>
+                <w:b/>
+                <w:color w:val="FFFFFF"/>
+              </w:rPr>
+              <w:t>Notes</w:t>
+            </w:r>
+          </w:p>
+        </w:tc>
+      </w:tr>
+      <w:tr>
+        <w:tc>
+          <w:tcPr>
+            <w:tcW w:type="dxa" w:w="2880"/>
+          </w:tcPr>
+          <w:p>
+            <w:r>
+              <w:t>notfn_title, prgm_id, college_id, course_id, stud_id, semester_id</w:t>
+            </w:r>
+          </w:p>
+        </w:tc>
+        <w:tc>
+          <w:tcPr>
+            <w:tcW w:type="dxa" w:w="2880"/>
+          </w:tcPr>
+          <w:p>
+            <w:r>
+              <w:t>JSON fields</w:t>
+            </w:r>
+          </w:p>
+        </w:tc>
+        <w:tc>
+          <w:tcPr>
+            <w:tcW w:type="dxa" w:w="2880"/>
+          </w:tcPr>
+          <w:p>
+            <w:r>
+              <w:t>forwarded as-is</w:t>
+            </w:r>
+          </w:p>
+        </w:tc>
+      </w:tr>
+      <w:tr>
+        <w:tc>
+          <w:tcPr>
+            <w:tcW w:type="dxa" w:w="2880"/>
+          </w:tcPr>
+          <w:p>
+            <w:r>
+              <w:t>extension_date (→ end_date), remarks</w:t>
+            </w:r>
+          </w:p>
+        </w:tc>
+        <w:tc>
+          <w:tcPr>
+            <w:tcW w:type="dxa" w:w="2880"/>
+          </w:tcPr>
+          <w:p>
+            <w:r>
+              <w:t>JSON fields</w:t>
+            </w:r>
+          </w:p>
+        </w:tc>
+        <w:tc>
+          <w:tcPr>
+            <w:tcW w:type="dxa" w:w="2880"/>
+          </w:tcPr>
+          <w:p>
+            <w:r/>
+          </w:p>
+        </w:tc>
+      </w:tr>
+      <w:tr>
+        <w:tc>
+          <w:tcPr>
+            <w:tcW w:type="dxa" w:w="2880"/>
+          </w:tcPr>
+          <w:p>
+            <w:r>
+              <w:t>updated_on</w:t>
+            </w:r>
+          </w:p>
+        </w:tc>
+        <w:tc>
+          <w:tcPr>
+            <w:tcW w:type="dxa" w:w="2880"/>
+          </w:tcPr>
+          <w:p>
+            <w:r>
+              <w:t>JSON field</w:t>
+            </w:r>
+          </w:p>
+        </w:tc>
+        <w:tc>
+          <w:tcPr>
+            <w:tcW w:type="dxa" w:w="2880"/>
+          </w:tcPr>
+          <w:p>
+            <w:r>
+              <w:t>the literal string 'NULL' is converted to Python None before use</w:t>
+            </w:r>
+          </w:p>
+        </w:tc>
+      </w:tr>
+      <w:tr>
+        <w:tc>
+          <w:tcPr>
+            <w:tcW w:type="dxa" w:w="2880"/>
+          </w:tcPr>
+          <w:p>
+            <w:r>
+              <w:t>created_by_id</w:t>
+            </w:r>
+          </w:p>
+        </w:tc>
+        <w:tc>
+          <w:tcPr>
+            <w:tcW w:type="dxa" w:w="2880"/>
+          </w:tcPr>
+          <w:p>
+            <w:r>
+              <w:t>JSON field, client-supplied</w:t>
+            </w:r>
+          </w:p>
+        </w:tc>
+        <w:tc>
+          <w:tcPr>
+            <w:tcW w:type="dxa" w:w="2880"/>
+          </w:tcPr>
+          <w:p>
+            <w:r>
+              <w:t>see Notes — this is the one real bug in this batch</w:t>
+            </w:r>
+          </w:p>
+        </w:tc>
+      </w:tr>
+    </w:tbl>
+    <w:p>
+      <w:pPr>
+        <w:pStyle w:val="Heading3"/>
+      </w:pPr>
+      <w:r>
+        <w:t>Response — success</w:t>
+      </w:r>
+    </w:p>
+    <w:p>
+      <w:r>
+        <w:rPr>
+          <w:rFonts w:ascii="Courier New" w:hAnsi="Courier New"/>
+          <w:sz w:val="18"/>
+        </w:rPr>
+        <w:t>JsonResponse({'message': 'Data saved successfully'}, status=200)</w:t>
+      </w:r>
+    </w:p>
+    <w:p>
+      <w:pPr>
+        <w:pStyle w:val="Heading3"/>
+      </w:pPr>
+      <w:r>
+        <w:t>Response — failure</w:t>
+      </w:r>
+    </w:p>
+    <w:p>
+      <w:r>
+        <w:rPr>
+          <w:rFonts w:ascii="Courier New" w:hAnsi="Courier New"/>
+          <w:sz w:val="18"/>
+        </w:rPr>
+        <w:t>JsonResponse({'error': 'Failed to save data', 'details': rc_response.text}, status=rc_response.status_code)  # external call didn't return 200</w:t>
+        <w:br/>
+        <w:t>JsonResponse({'error': 'Invalid JSON format'}, status=400)  # malformed request body</w:t>
+        <w:br/>
+        <w:t>JsonResponse({'error': 'Internal server error', 'details': str(e)}, status=500)  # any other exception</w:t>
+        <w:br/>
+        <w:t>JsonResponse({'error': 'Invalid request method'}, status=405)  # non-POST request</w:t>
+      </w:r>
+    </w:p>
+    <w:p>
+      <w:r>
+        <w:t>Unlike most of this file, the failure branch here correctly forwards the external service's own status code rather than hardcoding 500.</w:t>
+      </w:r>
+    </w:p>
+    <w:p>
+      <w:pPr>
+        <w:pStyle w:val="Heading3"/>
+      </w:pPr>
+      <w:r>
+        <w:t>Notes</w:t>
+      </w:r>
+    </w:p>
+    <w:p>
+      <w:r>
+        <w:rPr>
+          <w:b/>
+        </w:rPr>
+        <w:t xml:space="preserve">created_by_id is trusted from the client, contradicting the code's own comment: </w:t>
+      </w:r>
+      <w:r>
+        <w:t>context = getuserdetails(request) is called and would provide a server-derived context['userid'], exactly like almost every other *Submit endpoint in this file uses to set created_by_id. Here, though, context is never read again — the comment directly above the actual assignment even says "Ensure created_by_id comes from the context (user details)", but the line right below it is created_by_id = data.get('created_by_id') — taking the value straight from the client-supplied JSON body instead. A caller can submit any created_by_id it wants; the getuserdetails(request) call's result is effectively dead here. This is worth fixing given the comment shows the correct behavior was intended.</w:t>
+      </w:r>
+    </w:p>
+    <w:p>
+      <w:r>
+        <w:rPr>
+          <w:b/>
+        </w:rPr>
+        <w:t xml:space="preserve">comments global reused: </w:t>
+      </w:r>
+      <w:r>
+        <w:t>the module-level comments = "FYUGP" (Batch 1) is sent here too, in the addLog(...) call.</w:t>
+      </w:r>
+    </w:p>
+    <w:p>
+      <w:r>
+        <w:rPr>
+          <w:b/>
+        </w:rPr>
+        <w:t xml:space="preserve">Raw exception text returned to the client: </w:t>
+      </w:r>
+      <w:r>
+        <w:t>the generic exception handler includes str(e) in the response body — same information-exposure caveat noted for result_date_view and save_result_date (Batch 7).</w:t>
+      </w:r>
+    </w:p>
+    <w:p>
+      <w:pPr>
+        <w:pStyle w:val="Heading2"/>
+      </w:pPr>
+      <w:r>
+        <w:t>46. handle_form_submission</w:t>
+      </w:r>
+    </w:p>
+    <w:tbl>
+      <w:tblPr>
+        <w:tblStyle w:val="LightGrid-Accent1"/>
+        <w:tblW w:type="auto" w:w="0"/>
+        <w:tblLook w:firstColumn="1" w:firstRow="1" w:lastColumn="0" w:lastRow="0" w:noHBand="0" w:noVBand="1" w:val="04A0"/>
+      </w:tblPr>
+      <w:tblGrid>
+        <w:gridCol w:w="4320"/>
+        <w:gridCol w:w="4320"/>
+      </w:tblGrid>
+      <w:tr>
+        <w:tc>
+          <w:tcPr>
+            <w:tcW w:type="dxa" w:w="4320"/>
+          </w:tcPr>
+          <w:p>
+            <w:r>
+              <w:rPr>
+                <w:b/>
+              </w:rPr>
+              <w:t>URL</w:t>
+            </w:r>
+          </w:p>
+        </w:tc>
+        <w:tc>
+          <w:tcPr>
+            <w:tcW w:type="dxa" w:w="4320"/>
+          </w:tcPr>
+          <w:p>
+            <w:r>
+              <w:t>/handle-form-submission/</w:t>
+            </w:r>
+          </w:p>
+        </w:tc>
+      </w:tr>
+      <w:tr>
+        <w:tc>
+          <w:tcPr>
+            <w:tcW w:type="dxa" w:w="4320"/>
+          </w:tcPr>
+          <w:p>
+            <w:r>
+              <w:rPr>
+                <w:b/>
+              </w:rPr>
+              <w:t>Method</w:t>
+            </w:r>
+          </w:p>
+        </w:tc>
+        <w:tc>
+          <w:tcPr>
+            <w:tcW w:type="dxa" w:w="4320"/>
+          </w:tcPr>
+          <w:p>
+            <w:r>
+              <w:t>POST expected; non-POST returns an error object with no status code (defaults to HTTP 200) — see Notes</w:t>
+            </w:r>
+          </w:p>
+        </w:tc>
+      </w:tr>
+      <w:tr>
+        <w:tc>
+          <w:tcPr>
+            <w:tcW w:type="dxa" w:w="4320"/>
+          </w:tcPr>
+          <w:p>
+            <w:r>
+              <w:rPr>
+                <w:b/>
+              </w:rPr>
+              <w:t>Auth</w:t>
+            </w:r>
+          </w:p>
+        </w:tc>
+        <w:tc>
+          <w:tcPr>
+            <w:tcW w:type="dxa" w:w="4320"/>
+          </w:tcPr>
+          <w:p>
+            <w:r>
+              <w:t>None.</w:t>
+            </w:r>
+          </w:p>
+        </w:tc>
+      </w:tr>
+      <w:tr>
+        <w:tc>
+          <w:tcPr>
+            <w:tcW w:type="dxa" w:w="4320"/>
+          </w:tcPr>
+          <w:p>
+            <w:r>
+              <w:rPr>
+                <w:b/>
+              </w:rPr>
+              <w:t>View class</w:t>
+            </w:r>
+          </w:p>
+        </w:tc>
+        <w:tc>
+          <w:tcPr>
+            <w:tcW w:type="dxa" w:w="4320"/>
+          </w:tcPr>
+          <w:p>
+            <w:r>
+              <w:t>handle_form_submission(request) — plain function-based view</w:t>
+            </w:r>
+          </w:p>
+        </w:tc>
+      </w:tr>
+    </w:tbl>
+    <w:p>
+      <w:pPr>
+        <w:pStyle w:val="Heading3"/>
+      </w:pPr>
+      <w:r>
+        <w:t>Request body</w:t>
+      </w:r>
+    </w:p>
+    <w:tbl>
+      <w:tblPr>
+        <w:tblStyle w:val="LightGrid-Accent1"/>
+        <w:tblW w:type="auto" w:w="0"/>
+        <w:tblLook w:firstColumn="1" w:firstRow="1" w:lastColumn="0" w:lastRow="0" w:noHBand="0" w:noVBand="1" w:val="04A0"/>
+      </w:tblPr>
+      <w:tblGrid>
+        <w:gridCol w:w="2880"/>
+        <w:gridCol w:w="2880"/>
+        <w:gridCol w:w="2880"/>
+      </w:tblGrid>
+      <w:tr>
+        <w:tc>
+          <w:tcPr>
+            <w:tcW w:type="dxa" w:w="2880"/>
+            <w:shd w:val="clear" w:color="auto" w:fill="4472C4"/>
+          </w:tcPr>
+          <w:p>
+            <w:r>
+              <w:rPr>
+                <w:b/>
+                <w:color w:val="FFFFFF"/>
+              </w:rPr>
+              <w:t>Field</w:t>
+            </w:r>
+          </w:p>
+        </w:tc>
+        <w:tc>
+          <w:tcPr>
+            <w:tcW w:type="dxa" w:w="2880"/>
+            <w:shd w:val="clear" w:color="auto" w:fill="4472C4"/>
+          </w:tcPr>
+          <w:p>
+            <w:r>
+              <w:rPr>
+                <w:b/>
+                <w:color w:val="FFFFFF"/>
+              </w:rPr>
+              <w:t>Type</w:t>
+            </w:r>
+          </w:p>
+        </w:tc>
+        <w:tc>
+          <w:tcPr>
+            <w:tcW w:type="dxa" w:w="2880"/>
+            <w:shd w:val="clear" w:color="auto" w:fill="4472C4"/>
+          </w:tcPr>
+          <w:p>
+            <w:r>
+              <w:rPr>
+                <w:b/>
+                <w:color w:val="FFFFFF"/>
+              </w:rPr>
+              <w:t>Notes</w:t>
+            </w:r>
+          </w:p>
+        </w:tc>
+      </w:tr>
+      <w:tr>
+        <w:tc>
+          <w:tcPr>
+            <w:tcW w:type="dxa" w:w="2880"/>
+          </w:tcPr>
+          <w:p>
+            <w:r>
+              <w:t>notfn_title, admnyr, sem, college_id, prgm_id, course</w:t>
+            </w:r>
+          </w:p>
+        </w:tc>
+        <w:tc>
+          <w:tcPr>
+            <w:tcW w:type="dxa" w:w="2880"/>
+          </w:tcPr>
+          <w:p>
+            <w:r>
+              <w:t>form fields</w:t>
+            </w:r>
+          </w:p>
+        </w:tc>
+        <w:tc>
+          <w:tcPr>
+            <w:tcW w:type="dxa" w:w="2880"/>
+          </w:tcPr>
+          <w:p>
+            <w:r>
+              <w:t>read from request.POST but never used anywhere — see Notes</w:t>
+            </w:r>
+          </w:p>
+        </w:tc>
+      </w:tr>
+    </w:tbl>
+    <w:p>
+      <w:pPr>
+        <w:pStyle w:val="Heading3"/>
+      </w:pPr>
+      <w:r>
+        <w:t>Response — success</w:t>
+      </w:r>
+    </w:p>
+    <w:p>
+      <w:r>
+        <w:rPr>
+          <w:rFonts w:ascii="Courier New" w:hAnsi="Courier New"/>
+          <w:sz w:val="18"/>
+        </w:rPr>
+        <w:t>JsonResponse({"message": "Form submitted successfully!"})</w:t>
+      </w:r>
+    </w:p>
+    <w:p>
+      <w:pPr>
+        <w:pStyle w:val="Heading3"/>
+      </w:pPr>
+      <w:r>
+        <w:t>Response — failure</w:t>
+      </w:r>
+    </w:p>
+    <w:p>
+      <w:r>
+        <w:rPr>
+          <w:rFonts w:ascii="Courier New" w:hAnsi="Courier New"/>
+          <w:sz w:val="18"/>
+        </w:rPr>
+        <w:t>JsonResponse({"error": "Invalid request method!"})   # status defaults to 200</w:t>
+      </w:r>
+    </w:p>
+    <w:p>
+      <w:pPr>
+        <w:pStyle w:val="Heading3"/>
+      </w:pPr>
+      <w:r>
+        <w:t>Notes</w:t>
+      </w:r>
+    </w:p>
+    <w:p>
+      <w:r>
+        <w:rPr>
+          <w:b/>
+        </w:rPr>
+        <w:t xml:space="preserve">This endpoint does nothing with its input: </w:t>
+      </w:r>
+      <w:r>
+        <w:t>all six POST fields are read into local variables and then never referenced again — no external API call, no database write, no logging. Every valid POST to this URL simply returns "Form submitted successfully!" regardless of what was submitted. This looks like an incomplete or placeholder implementation rather than a finished feature.</w:t>
+      </w:r>
+    </w:p>
+    <w:p>
+      <w:r>
+        <w:rPr>
+          <w:b/>
+        </w:rPr>
+        <w:t xml:space="preserve">Invalid-method response silently returns HTTP 200: </w:t>
+      </w:r>
+      <w:r>
+        <w:t>JsonResponse({"error": "Invalid request method!"}) has no status= argument, so it returns 200 despite describing an error — unlike getexistingDetailsApi, addDateExtensionceese, and getRevlauationRegCandDet in this same batch, which all correctly return 405 for the same situation. Even within one batch, method-validation responses aren't consistent.</w:t>
+      </w:r>
+    </w:p>
+    <w:p>
+      <w:pPr>
+        <w:pStyle w:val="Heading2"/>
+      </w:pPr>
+      <w:r>
+        <w:t>47. RevaluationReports</w:t>
+      </w:r>
+    </w:p>
+    <w:tbl>
+      <w:tblPr>
+        <w:tblStyle w:val="LightGrid-Accent1"/>
+        <w:tblW w:type="auto" w:w="0"/>
+        <w:tblLook w:firstColumn="1" w:firstRow="1" w:lastColumn="0" w:lastRow="0" w:noHBand="0" w:noVBand="1" w:val="04A0"/>
+      </w:tblPr>
+      <w:tblGrid>
+        <w:gridCol w:w="4320"/>
+        <w:gridCol w:w="4320"/>
+      </w:tblGrid>
+      <w:tr>
+        <w:tc>
+          <w:tcPr>
+            <w:tcW w:type="dxa" w:w="4320"/>
+          </w:tcPr>
+          <w:p>
+            <w:r>
+              <w:rPr>
+                <w:b/>
+              </w:rPr>
+              <w:t>URL</w:t>
+            </w:r>
+          </w:p>
+        </w:tc>
+        <w:tc>
+          <w:tcPr>
+            <w:tcW w:type="dxa" w:w="4320"/>
+          </w:tcPr>
+          <w:p>
+            <w:r>
+              <w:t>/RevaluationReports/</w:t>
+            </w:r>
+          </w:p>
+        </w:tc>
+      </w:tr>
+      <w:tr>
+        <w:tc>
+          <w:tcPr>
+            <w:tcW w:type="dxa" w:w="4320"/>
+          </w:tcPr>
+          <w:p>
+            <w:r>
+              <w:rPr>
+                <w:b/>
+              </w:rPr>
+              <w:t>Method</w:t>
+            </w:r>
+          </w:p>
+        </w:tc>
+        <w:tc>
+          <w:tcPr>
+            <w:tcW w:type="dxa" w:w="4320"/>
+          </w:tcPr>
+          <w:p>
+            <w:r>
+              <w:t>GET (no request.method check)</w:t>
+            </w:r>
+          </w:p>
+        </w:tc>
+      </w:tr>
+      <w:tr>
+        <w:tc>
+          <w:tcPr>
+            <w:tcW w:type="dxa" w:w="4320"/>
+          </w:tcPr>
+          <w:p>
+            <w:r>
+              <w:rPr>
+                <w:b/>
+              </w:rPr>
+              <w:t>Auth</w:t>
+            </w:r>
+          </w:p>
+        </w:tc>
+        <w:tc>
+          <w:tcPr>
+            <w:tcW w:type="dxa" w:w="4320"/>
+          </w:tcPr>
+          <w:p>
+            <w:r>
+              <w:t>None.</w:t>
+            </w:r>
+          </w:p>
+        </w:tc>
+      </w:tr>
+      <w:tr>
+        <w:tc>
+          <w:tcPr>
+            <w:tcW w:type="dxa" w:w="4320"/>
+          </w:tcPr>
+          <w:p>
+            <w:r>
+              <w:rPr>
+                <w:b/>
+              </w:rPr>
+              <w:t>View class</w:t>
+            </w:r>
+          </w:p>
+        </w:tc>
+        <w:tc>
+          <w:tcPr>
+            <w:tcW w:type="dxa" w:w="4320"/>
+          </w:tcPr>
+          <w:p>
+            <w:r>
+              <w:t>RevaluationReports(request) — plain function-based view</w:t>
+            </w:r>
+          </w:p>
+        </w:tc>
+      </w:tr>
+    </w:tbl>
+    <w:p>
+      <w:pPr>
+        <w:pStyle w:val="Heading3"/>
+      </w:pPr>
+      <w:r>
+        <w:t>Request body</w:t>
+      </w:r>
+    </w:p>
+    <w:p>
+      <w:r>
+        <w:t>No parameters.</w:t>
+      </w:r>
+    </w:p>
+    <w:p>
+      <w:pPr>
+        <w:pStyle w:val="Heading3"/>
+      </w:pPr>
+      <w:r>
+        <w:t>Response — success (renders HTML template, not JSON)</w:t>
+      </w:r>
+    </w:p>
+    <w:p>
+      <w:r>
+        <w:t>render(request, 'revaluation_reports.html', {'et_select': et_select}).</w:t>
+      </w:r>
+    </w:p>
+    <w:p>
+      <w:pPr>
+        <w:pStyle w:val="Heading3"/>
+      </w:pPr>
+      <w:r>
+        <w:t>Response — failure</w:t>
+      </w:r>
+    </w:p>
+    <w:p>
+      <w:r>
+        <w:rPr>
+          <w:rFonts w:ascii="Courier New" w:hAnsi="Courier New"/>
+          <w:sz w:val="18"/>
+        </w:rPr>
+        <w:t>pagination_response(False, INTERNAL_SERVER_ERROR, {}, BAD_GATEWAY_ERROR_CODE, status_code=status.HTTP_500_INTERNAL_SERVER_ERROR)</w:t>
+      </w:r>
+    </w:p>
+    <w:p>
+      <w:pPr>
+        <w:pStyle w:val="Heading3"/>
+      </w:pPr>
+      <w:r>
+        <w:t>Notes</w:t>
+      </w:r>
+    </w:p>
+    <w:p>
+      <w:r>
+        <w:t>No endpoint-specific issues — the simplest GET page in the file (a single context key).</w:t>
+      </w:r>
+    </w:p>
+    <w:p>
+      <w:pPr>
+        <w:pStyle w:val="Heading2"/>
+      </w:pPr>
+      <w:r>
+        <w:t>48. getRevlauationRegCandDet</w:t>
+      </w:r>
+    </w:p>
+    <w:tbl>
+      <w:tblPr>
+        <w:tblStyle w:val="LightGrid-Accent1"/>
+        <w:tblW w:type="auto" w:w="0"/>
+        <w:tblLook w:firstColumn="1" w:firstRow="1" w:lastColumn="0" w:lastRow="0" w:noHBand="0" w:noVBand="1" w:val="04A0"/>
+      </w:tblPr>
+      <w:tblGrid>
+        <w:gridCol w:w="4320"/>
+        <w:gridCol w:w="4320"/>
+      </w:tblGrid>
+      <w:tr>
+        <w:tc>
+          <w:tcPr>
+            <w:tcW w:type="dxa" w:w="4320"/>
+          </w:tcPr>
+          <w:p>
+            <w:r>
+              <w:rPr>
+                <w:b/>
+              </w:rPr>
+              <w:t>URL</w:t>
+            </w:r>
+          </w:p>
+        </w:tc>
+        <w:tc>
+          <w:tcPr>
+            <w:tcW w:type="dxa" w:w="4320"/>
+          </w:tcPr>
+          <w:p>
+            <w:r>
+              <w:t>/getRevlauationRegCandDet/</w:t>
+            </w:r>
+          </w:p>
+        </w:tc>
+      </w:tr>
+      <w:tr>
+        <w:tc>
+          <w:tcPr>
+            <w:tcW w:type="dxa" w:w="4320"/>
+          </w:tcPr>
+          <w:p>
+            <w:r>
+              <w:rPr>
+                <w:b/>
+              </w:rPr>
+              <w:t>Method</w:t>
+            </w:r>
+          </w:p>
+        </w:tc>
+        <w:tc>
+          <w:tcPr>
+            <w:tcW w:type="dxa" w:w="4320"/>
+          </w:tcPr>
+          <w:p>
+            <w:r>
+              <w:t>POST required — returns 405 for any other method</w:t>
+            </w:r>
+          </w:p>
+        </w:tc>
+      </w:tr>
+      <w:tr>
+        <w:tc>
+          <w:tcPr>
+            <w:tcW w:type="dxa" w:w="4320"/>
+          </w:tcPr>
+          <w:p>
+            <w:r>
+              <w:rPr>
+                <w:b/>
+              </w:rPr>
+              <w:t>Auth</w:t>
+            </w:r>
+          </w:p>
+        </w:tc>
+        <w:tc>
+          <w:tcPr>
+            <w:tcW w:type="dxa" w:w="4320"/>
+          </w:tcPr>
+          <w:p>
+            <w:r>
+              <w:t>None.</w:t>
+            </w:r>
+          </w:p>
+        </w:tc>
+      </w:tr>
+      <w:tr>
+        <w:tc>
+          <w:tcPr>
+            <w:tcW w:type="dxa" w:w="4320"/>
+          </w:tcPr>
+          <w:p>
+            <w:r>
+              <w:rPr>
+                <w:b/>
+              </w:rPr>
+              <w:t>View class</w:t>
+            </w:r>
+          </w:p>
+        </w:tc>
+        <w:tc>
+          <w:tcPr>
+            <w:tcW w:type="dxa" w:w="4320"/>
+          </w:tcPr>
+          <w:p>
+            <w:r>
+              <w:t>getRevlauationRegCandDet(request) — plain function-based view</w:t>
+            </w:r>
+          </w:p>
+        </w:tc>
+      </w:tr>
+    </w:tbl>
+    <w:p>
+      <w:pPr>
+        <w:pStyle w:val="Heading3"/>
+      </w:pPr>
+      <w:r>
+        <w:t>Request body</w:t>
+      </w:r>
+    </w:p>
+    <w:p>
+      <w:r>
+        <w:t>Raw JSON body:</w:t>
+      </w:r>
+    </w:p>
+    <w:tbl>
+      <w:tblPr>
+        <w:tblStyle w:val="LightGrid-Accent1"/>
+        <w:tblW w:type="auto" w:w="0"/>
+        <w:tblLook w:firstColumn="1" w:firstRow="1" w:lastColumn="0" w:lastRow="0" w:noHBand="0" w:noVBand="1" w:val="04A0"/>
+      </w:tblPr>
+      <w:tblGrid>
+        <w:gridCol w:w="2880"/>
+        <w:gridCol w:w="2880"/>
+        <w:gridCol w:w="2880"/>
+      </w:tblGrid>
+      <w:tr>
+        <w:tc>
+          <w:tcPr>
+            <w:tcW w:type="dxa" w:w="2880"/>
+            <w:shd w:val="clear" w:color="auto" w:fill="4472C4"/>
+          </w:tcPr>
+          <w:p>
+            <w:r>
+              <w:rPr>
+                <w:b/>
+                <w:color w:val="FFFFFF"/>
+              </w:rPr>
+              <w:t>Field</w:t>
+            </w:r>
+          </w:p>
+        </w:tc>
+        <w:tc>
+          <w:tcPr>
+            <w:tcW w:type="dxa" w:w="2880"/>
+            <w:shd w:val="clear" w:color="auto" w:fill="4472C4"/>
+          </w:tcPr>
+          <w:p>
+            <w:r>
+              <w:rPr>
+                <w:b/>
+                <w:color w:val="FFFFFF"/>
+              </w:rPr>
+              <w:t>Type</w:t>
+            </w:r>
+          </w:p>
+        </w:tc>
+        <w:tc>
+          <w:tcPr>
+            <w:tcW w:type="dxa" w:w="2880"/>
+            <w:shd w:val="clear" w:color="auto" w:fill="4472C4"/>
+          </w:tcPr>
+          <w:p>
+            <w:r>
+              <w:rPr>
+                <w:b/>
+                <w:color w:val="FFFFFF"/>
+              </w:rPr>
+              <w:t>Notes</w:t>
+            </w:r>
+          </w:p>
+        </w:tc>
+      </w:tr>
+      <w:tr>
+        <w:tc>
+          <w:tcPr>
+            <w:tcW w:type="dxa" w:w="2880"/>
+          </w:tcPr>
+          <w:p>
+            <w:r>
+              <w:t>mod_value</w:t>
+            </w:r>
+          </w:p>
+        </w:tc>
+        <w:tc>
+          <w:tcPr>
+            <w:tcW w:type="dxa" w:w="2880"/>
+          </w:tcPr>
+          <w:p>
+            <w:r>
+              <w:t>JSON field, default 0, cast with int(...)</w:t>
+            </w:r>
+          </w:p>
+        </w:tc>
+        <w:tc>
+          <w:tcPr>
+            <w:tcW w:type="dxa" w:w="2880"/>
+          </w:tcPr>
+          <w:p>
+            <w:r>
+              <w:t>raises ValueError (caught by the generic except, returned as a 500) if a non-numeric value is sent</w:t>
+            </w:r>
+          </w:p>
+        </w:tc>
+      </w:tr>
+      <w:tr>
+        <w:tc>
+          <w:tcPr>
+            <w:tcW w:type="dxa" w:w="2880"/>
+          </w:tcPr>
+          <w:p>
+            <w:r>
+              <w:t>exam (→ notfn_title), prgm_id, college_id, regn_status, prgstudId (→ prgstud_id), course_id</w:t>
+            </w:r>
+          </w:p>
+        </w:tc>
+        <w:tc>
+          <w:tcPr>
+            <w:tcW w:type="dxa" w:w="2880"/>
+          </w:tcPr>
+          <w:p>
+            <w:r>
+              <w:t>JSON fields, default '0'</w:t>
+            </w:r>
+          </w:p>
+        </w:tc>
+        <w:tc>
+          <w:tcPr>
+            <w:tcW w:type="dxa" w:w="2880"/>
+          </w:tcPr>
+          <w:p>
+            <w:r>
+              <w:t>forwarded as-is</w:t>
+            </w:r>
+          </w:p>
+        </w:tc>
+      </w:tr>
+    </w:tbl>
+    <w:p>
+      <w:pPr>
+        <w:pStyle w:val="Heading3"/>
+      </w:pPr>
+      <w:r>
+        <w:t>Response — success</w:t>
+      </w:r>
+    </w:p>
+    <w:p>
+      <w:r>
+        <w:rPr>
+          <w:rFonts w:ascii="Courier New" w:hAnsi="Courier New"/>
+          <w:sz w:val="18"/>
+        </w:rPr>
+        <w:t>JsonResponse({"mod_value": mod_value, "report_data": report_data})</w:t>
+      </w:r>
+    </w:p>
+    <w:p>
+      <w:pPr>
+        <w:pStyle w:val="Heading3"/>
+      </w:pPr>
+      <w:r>
+        <w:t>Response — failure</w:t>
+      </w:r>
+    </w:p>
+    <w:p>
+      <w:r>
+        <w:rPr>
+          <w:rFonts w:ascii="Courier New" w:hAnsi="Courier New"/>
+          <w:sz w:val="18"/>
+        </w:rPr>
+        <w:t>JsonResponse({"error": "Failed to fetch data from API"}, status=response.status_code)  # forwards the external status code</w:t>
+        <w:br/>
+        <w:t>JsonResponse({"error": "Invalid JSON format"}, status=400)</w:t>
+        <w:br/>
+        <w:t>JsonResponse({"error": str(e)}, status=500)</w:t>
+        <w:br/>
+        <w:t>JsonResponse({"error": "Invalid request method"}, status=405)</w:t>
+      </w:r>
+    </w:p>
+    <w:p>
+      <w:pPr>
+        <w:pStyle w:val="Heading3"/>
+      </w:pPr>
+      <w:r>
+        <w:t>Notes</w:t>
+      </w:r>
+    </w:p>
+    <w:p>
+      <w:r>
+        <w:rPr>
+          <w:b/>
+        </w:rPr>
+        <w:t xml:space="preserve">Raw exception text returned to the client: </w:t>
+      </w:r>
+      <w:r>
+        <w:t>same info-exposure caveat as addDateExtensionceese and Batch 7's endpoints — str(e) is placed directly in the JSON response body.</w:t>
+      </w:r>
+    </w:p>
+    <w:p>
+      <w:r>
+        <w:t>Otherwise well-guarded, consistent with getexistingDetailsApi and addDateExtensionceese in this batch.</w:t>
+      </w:r>
+    </w:p>
+    <w:p>
+      <w:r>
+        <w:br w:type="page"/>
+      </w:r>
+    </w:p>
+    <w:p>
+      <w:pPr>
+        <w:pStyle w:val="Heading2"/>
+      </w:pPr>
+      <w:r>
+        <w:t>Batch 9 — Scheme Upload/Download (final batch)</w:t>
+      </w:r>
+    </w:p>
+    <w:p>
+      <w:r>
+        <w:t>Covers UploadScheme, getExamScheduledCoursesOnly, upload_scheme_file, download_scheme_file, DownloadScheme, download_scheme_file_slcm. This batch contains the file-transfer endpoints flagged in 00-overview.docx from the start (hardcoded SSH credentials, no host-key verification) and adds the most significant findings of the whole review: two endpoints build or accept a remote file path from unvalidated user input, while a third, closely related endpoint in the same feature area shows the correct way to do it, complete with comments labelled "# security ... check".</w:t>
+      </w:r>
+    </w:p>
+    <w:p>
+      <w:pPr>
+        <w:pStyle w:val="Heading2"/>
+      </w:pPr>
+      <w:r>
+        <w:t>49. UploadScheme</w:t>
+      </w:r>
+    </w:p>
+    <w:tbl>
+      <w:tblPr>
+        <w:tblStyle w:val="LightGrid-Accent1"/>
+        <w:tblW w:type="auto" w:w="0"/>
+        <w:tblLook w:firstColumn="1" w:firstRow="1" w:lastColumn="0" w:lastRow="0" w:noHBand="0" w:noVBand="1" w:val="04A0"/>
+      </w:tblPr>
+      <w:tblGrid>
+        <w:gridCol w:w="4320"/>
+        <w:gridCol w:w="4320"/>
+      </w:tblGrid>
+      <w:tr>
+        <w:tc>
+          <w:tcPr>
+            <w:tcW w:type="dxa" w:w="4320"/>
+          </w:tcPr>
+          <w:p>
+            <w:r>
+              <w:rPr>
+                <w:b/>
+              </w:rPr>
+              <w:t>URL</w:t>
+            </w:r>
+          </w:p>
+        </w:tc>
+        <w:tc>
+          <w:tcPr>
+            <w:tcW w:type="dxa" w:w="4320"/>
+          </w:tcPr>
+          <w:p>
+            <w:r>
+              <w:t>/UploadScheme/</w:t>
+            </w:r>
+          </w:p>
+        </w:tc>
+      </w:tr>
+      <w:tr>
+        <w:tc>
+          <w:tcPr>
+            <w:tcW w:type="dxa" w:w="4320"/>
+          </w:tcPr>
+          <w:p>
+            <w:r>
+              <w:rPr>
+                <w:b/>
+              </w:rPr>
+              <w:t>Method</w:t>
+            </w:r>
+          </w:p>
+        </w:tc>
+        <w:tc>
+          <w:tcPr>
+            <w:tcW w:type="dxa" w:w="4320"/>
+          </w:tcPr>
+          <w:p>
+            <w:r>
+              <w:t>GET (no request.method check)</w:t>
+            </w:r>
+          </w:p>
+        </w:tc>
+      </w:tr>
+      <w:tr>
+        <w:tc>
+          <w:tcPr>
+            <w:tcW w:type="dxa" w:w="4320"/>
+          </w:tcPr>
+          <w:p>
+            <w:r>
+              <w:rPr>
+                <w:b/>
+              </w:rPr>
+              <w:t>Auth</w:t>
+            </w:r>
+          </w:p>
+        </w:tc>
+        <w:tc>
+          <w:tcPr>
+            <w:tcW w:type="dxa" w:w="4320"/>
+          </w:tcPr>
+          <w:p>
+            <w:r>
+              <w:t>None.</w:t>
+            </w:r>
+          </w:p>
+        </w:tc>
+      </w:tr>
+      <w:tr>
+        <w:tc>
+          <w:tcPr>
+            <w:tcW w:type="dxa" w:w="4320"/>
+          </w:tcPr>
+          <w:p>
+            <w:r>
+              <w:rPr>
+                <w:b/>
+              </w:rPr>
+              <w:t>View class</w:t>
+            </w:r>
+          </w:p>
+        </w:tc>
+        <w:tc>
+          <w:tcPr>
+            <w:tcW w:type="dxa" w:w="4320"/>
+          </w:tcPr>
+          <w:p>
+            <w:r>
+              <w:t>UploadScheme(request) — plain function-based view</w:t>
+            </w:r>
+          </w:p>
+        </w:tc>
+      </w:tr>
+    </w:tbl>
+    <w:p>
+      <w:pPr>
+        <w:pStyle w:val="Heading3"/>
+      </w:pPr>
+      <w:r>
+        <w:t>Request body</w:t>
+      </w:r>
+    </w:p>
+    <w:p>
+      <w:r>
+        <w:t>No parameters.</w:t>
+      </w:r>
+    </w:p>
+    <w:p>
+      <w:pPr>
+        <w:pStyle w:val="Heading3"/>
+      </w:pPr>
+      <w:r>
+        <w:t>Response — success (renders HTML template, not JSON)</w:t>
+      </w:r>
+    </w:p>
+    <w:p>
+      <w:r>
+        <w:t>render(request, 'fyugp_upload_scheme.html', {'et_select': et_select}).</w:t>
+      </w:r>
+    </w:p>
+    <w:p>
+      <w:pPr>
+        <w:pStyle w:val="Heading3"/>
+      </w:pPr>
+      <w:r>
+        <w:t>Response — failure</w:t>
+      </w:r>
+    </w:p>
+    <w:p>
+      <w:r>
+        <w:rPr>
+          <w:rFonts w:ascii="Courier New" w:hAnsi="Courier New"/>
+          <w:sz w:val="18"/>
+        </w:rPr>
+        <w:t>pagination_response(False, INTERNAL_SERVER_ERROR, {}, BAD_GATEWAY_ERROR_CODE, status_code=status.HTTP_500_INTERNAL_SERVER_ERROR)</w:t>
+      </w:r>
+    </w:p>
+    <w:p>
+      <w:pPr>
+        <w:pStyle w:val="Heading3"/>
+      </w:pPr>
+      <w:r>
+        <w:t>Notes</w:t>
+      </w:r>
+    </w:p>
+    <w:p>
+      <w:r>
+        <w:t>No endpoint-specific issues — a simple landing page for the upload form handled by upload_scheme_file below.</w:t>
+      </w:r>
+    </w:p>
+    <w:p>
+      <w:pPr>
+        <w:pStyle w:val="Heading2"/>
+      </w:pPr>
+      <w:r>
+        <w:t>50. getExamScheduledCoursesOnly</w:t>
+      </w:r>
+    </w:p>
+    <w:tbl>
+      <w:tblPr>
+        <w:tblStyle w:val="LightGrid-Accent1"/>
+        <w:tblW w:type="auto" w:w="0"/>
+        <w:tblLook w:firstColumn="1" w:firstRow="1" w:lastColumn="0" w:lastRow="0" w:noHBand="0" w:noVBand="1" w:val="04A0"/>
+      </w:tblPr>
+      <w:tblGrid>
+        <w:gridCol w:w="4320"/>
+        <w:gridCol w:w="4320"/>
+      </w:tblGrid>
+      <w:tr>
+        <w:tc>
+          <w:tcPr>
+            <w:tcW w:type="dxa" w:w="4320"/>
+          </w:tcPr>
+          <w:p>
+            <w:r>
+              <w:rPr>
+                <w:b/>
+              </w:rPr>
+              <w:t>URL</w:t>
+            </w:r>
+          </w:p>
+        </w:tc>
+        <w:tc>
+          <w:tcPr>
+            <w:tcW w:type="dxa" w:w="4320"/>
+          </w:tcPr>
+          <w:p>
+            <w:r>
+              <w:t>/getExamScheduledCoursesOnly/</w:t>
+            </w:r>
+          </w:p>
+        </w:tc>
+      </w:tr>
+      <w:tr>
+        <w:tc>
+          <w:tcPr>
+            <w:tcW w:type="dxa" w:w="4320"/>
+          </w:tcPr>
+          <w:p>
+            <w:r>
+              <w:rPr>
+                <w:b/>
+              </w:rPr>
+              <w:t>Method</w:t>
+            </w:r>
+          </w:p>
+        </w:tc>
+        <w:tc>
+          <w:tcPr>
+            <w:tcW w:type="dxa" w:w="4320"/>
+          </w:tcPr>
+          <w:p>
+            <w:r>
+              <w:t>GET</w:t>
+            </w:r>
+          </w:p>
+        </w:tc>
+      </w:tr>
+      <w:tr>
+        <w:tc>
+          <w:tcPr>
+            <w:tcW w:type="dxa" w:w="4320"/>
+          </w:tcPr>
+          <w:p>
+            <w:r>
+              <w:rPr>
+                <w:b/>
+              </w:rPr>
+              <w:t>Auth</w:t>
+            </w:r>
+          </w:p>
+        </w:tc>
+        <w:tc>
+          <w:tcPr>
+            <w:tcW w:type="dxa" w:w="4320"/>
+          </w:tcPr>
+          <w:p>
+            <w:r>
+              <w:t>None.</w:t>
+            </w:r>
+          </w:p>
+        </w:tc>
+      </w:tr>
+      <w:tr>
+        <w:tc>
+          <w:tcPr>
+            <w:tcW w:type="dxa" w:w="4320"/>
+          </w:tcPr>
+          <w:p>
+            <w:r>
+              <w:rPr>
+                <w:b/>
+              </w:rPr>
+              <w:t>View class</w:t>
+            </w:r>
+          </w:p>
+        </w:tc>
+        <w:tc>
+          <w:tcPr>
+            <w:tcW w:type="dxa" w:w="4320"/>
+          </w:tcPr>
+          <w:p>
+            <w:r>
+              <w:t>getExamScheduledCoursesOnly(request) — plain function-based view</w:t>
+            </w:r>
+          </w:p>
+        </w:tc>
+      </w:tr>
+    </w:tbl>
+    <w:p>
+      <w:pPr>
+        <w:pStyle w:val="Heading3"/>
+      </w:pPr>
+      <w:r>
+        <w:t>Request body</w:t>
+      </w:r>
+    </w:p>
+    <w:tbl>
+      <w:tblPr>
+        <w:tblStyle w:val="LightGrid-Accent1"/>
+        <w:tblW w:type="auto" w:w="0"/>
+        <w:tblLook w:firstColumn="1" w:firstRow="1" w:lastColumn="0" w:lastRow="0" w:noHBand="0" w:noVBand="1" w:val="04A0"/>
+      </w:tblPr>
+      <w:tblGrid>
+        <w:gridCol w:w="2880"/>
+        <w:gridCol w:w="2880"/>
+        <w:gridCol w:w="2880"/>
+      </w:tblGrid>
+      <w:tr>
+        <w:tc>
+          <w:tcPr>
+            <w:tcW w:type="dxa" w:w="2880"/>
+            <w:shd w:val="clear" w:color="auto" w:fill="4472C4"/>
+          </w:tcPr>
+          <w:p>
+            <w:r>
+              <w:rPr>
+                <w:b/>
+                <w:color w:val="FFFFFF"/>
+              </w:rPr>
+              <w:t>Field</w:t>
+            </w:r>
+          </w:p>
+        </w:tc>
+        <w:tc>
+          <w:tcPr>
+            <w:tcW w:type="dxa" w:w="2880"/>
+            <w:shd w:val="clear" w:color="auto" w:fill="4472C4"/>
+          </w:tcPr>
+          <w:p>
+            <w:r>
+              <w:rPr>
+                <w:b/>
+                <w:color w:val="FFFFFF"/>
+              </w:rPr>
+              <w:t>Type</w:t>
+            </w:r>
+          </w:p>
+        </w:tc>
+        <w:tc>
+          <w:tcPr>
+            <w:tcW w:type="dxa" w:w="2880"/>
+            <w:shd w:val="clear" w:color="auto" w:fill="4472C4"/>
+          </w:tcPr>
+          <w:p>
+            <w:r>
+              <w:rPr>
+                <w:b/>
+                <w:color w:val="FFFFFF"/>
+              </w:rPr>
+              <w:t>Notes</w:t>
+            </w:r>
+          </w:p>
+        </w:tc>
+      </w:tr>
+      <w:tr>
+        <w:tc>
+          <w:tcPr>
+            <w:tcW w:type="dxa" w:w="2880"/>
+          </w:tcPr>
+          <w:p>
+            <w:r>
+              <w:t>notfn_title</w:t>
+            </w:r>
+          </w:p>
+        </w:tc>
+        <w:tc>
+          <w:tcPr>
+            <w:tcW w:type="dxa" w:w="2880"/>
+          </w:tcPr>
+          <w:p>
+            <w:r>
+              <w:t>query param</w:t>
+            </w:r>
+          </w:p>
+        </w:tc>
+        <w:tc>
+          <w:tcPr>
+            <w:tcW w:type="dxa" w:w="2880"/>
+          </w:tcPr>
+          <w:p>
+            <w:r>
+              <w:t>forwarded as-is</w:t>
+            </w:r>
+          </w:p>
+        </w:tc>
+      </w:tr>
+      <w:tr>
+        <w:tc>
+          <w:tcPr>
+            <w:tcW w:type="dxa" w:w="2880"/>
+          </w:tcPr>
+          <w:p>
+            <w:r>
+              <w:t>examdate</w:t>
+            </w:r>
+          </w:p>
+        </w:tc>
+        <w:tc>
+          <w:tcPr>
+            <w:tcW w:type="dxa" w:w="2880"/>
+          </w:tcPr>
+          <w:p>
+            <w:r>
+              <w:t>query param, expected format YYYY-MM-DD</w:t>
+            </w:r>
+          </w:p>
+        </w:tc>
+        <w:tc>
+          <w:tcPr>
+            <w:tcW w:type="dxa" w:w="2880"/>
+          </w:tcPr>
+          <w:p>
+            <w:r>
+              <w:t>parsed with strptime and no default — see Notes</w:t>
+            </w:r>
+          </w:p>
+        </w:tc>
+      </w:tr>
+    </w:tbl>
+    <w:p>
+      <w:pPr>
+        <w:pStyle w:val="Heading3"/>
+      </w:pPr>
+      <w:r>
+        <w:t>Response — success</w:t>
+      </w:r>
+    </w:p>
+    <w:p>
+      <w:r>
+        <w:rPr>
+          <w:rFonts w:ascii="Courier New" w:hAnsi="Courier New"/>
+          <w:sz w:val="18"/>
+        </w:rPr>
+        <w:t>JsonResponse({'Data': select})</w:t>
+      </w:r>
+    </w:p>
+    <w:p>
+      <w:pPr>
+        <w:pStyle w:val="Heading3"/>
+      </w:pPr>
+      <w:r>
+        <w:t>Response — failure</w:t>
+      </w:r>
+    </w:p>
+    <w:p>
+      <w:r>
+        <w:t>No try/except anywhere in this function.</w:t>
+      </w:r>
+    </w:p>
+    <w:p>
+      <w:pPr>
+        <w:pStyle w:val="Heading3"/>
+      </w:pPr>
+      <w:r>
+        <w:t>Notes</w:t>
+      </w:r>
+    </w:p>
+    <w:p>
+      <w:r>
+        <w:rPr>
+          <w:b/>
+        </w:rPr>
+        <w:t xml:space="preserve">Unguarded date parsing with no exception handling: </w:t>
+      </w:r>
+      <w:r>
+        <w:t>exam_date_obj = datetime.datetime.strptime(examdate, "%Y-%m-%d").date() runs with no default and no try/except. A missing examdate query param (None) raises TypeError; a present but malformed one raises ValueError. Either is completely unhandled — same gap as getTimeTableExam and getExamScheduleDetails (Batch 3).</w:t>
+      </w:r>
+    </w:p>
+    <w:p>
+      <w:r>
+        <w:rPr>
+          <w:b/>
+        </w:rPr>
+        <w:t xml:space="preserve">Comparison looks inverted relative to what the feature needs: </w:t>
+      </w:r>
+      <w:r>
+        <w:t>if exam_date_obj &gt;= today_date: select = [] — courses are only fetched (in the else branch) when the exam date is strictly in the past. For a feature that lets staff upload a question-paper scheme file for an exam, the opposite would typically be expected (courses available for a current/upcoming exam, not one that has already happened). Worth confirming with product intent — this may be intentional (e.g. schemes are only finalized after the exam date) or a reversed comparison.</w:t>
+      </w:r>
+    </w:p>
+    <w:p>
+      <w:pPr>
+        <w:pStyle w:val="Heading2"/>
+      </w:pPr>
+      <w:r>
+        <w:t>51. upload_scheme_file</w:t>
+      </w:r>
+    </w:p>
+    <w:tbl>
+      <w:tblPr>
+        <w:tblStyle w:val="LightGrid-Accent1"/>
+        <w:tblW w:type="auto" w:w="0"/>
+        <w:tblLook w:firstColumn="1" w:firstRow="1" w:lastColumn="0" w:lastRow="0" w:noHBand="0" w:noVBand="1" w:val="04A0"/>
+      </w:tblPr>
+      <w:tblGrid>
+        <w:gridCol w:w="4320"/>
+        <w:gridCol w:w="4320"/>
+      </w:tblGrid>
+      <w:tr>
+        <w:tc>
+          <w:tcPr>
+            <w:tcW w:type="dxa" w:w="4320"/>
+          </w:tcPr>
+          <w:p>
+            <w:r>
+              <w:rPr>
+                <w:b/>
+              </w:rPr>
+              <w:t>URL</w:t>
+            </w:r>
+          </w:p>
+        </w:tc>
+        <w:tc>
+          <w:tcPr>
+            <w:tcW w:type="dxa" w:w="4320"/>
+          </w:tcPr>
+          <w:p>
+            <w:r>
+              <w:t>/upload-scheme-file/</w:t>
+            </w:r>
+          </w:p>
+        </w:tc>
+      </w:tr>
+      <w:tr>
+        <w:tc>
+          <w:tcPr>
+            <w:tcW w:type="dxa" w:w="4320"/>
+          </w:tcPr>
+          <w:p>
+            <w:r>
+              <w:rPr>
+                <w:b/>
+              </w:rPr>
+              <w:t>Method</w:t>
+            </w:r>
+          </w:p>
+        </w:tc>
+        <w:tc>
+          <w:tcPr>
+            <w:tcW w:type="dxa" w:w="4320"/>
+          </w:tcPr>
+          <w:p>
+            <w:r>
+              <w:t>@csrf_exempt POST expected — no explicit method check, no else/405 for other methods (see Notes)</w:t>
+            </w:r>
+          </w:p>
+        </w:tc>
+      </w:tr>
+      <w:tr>
+        <w:tc>
+          <w:tcPr>
+            <w:tcW w:type="dxa" w:w="4320"/>
+          </w:tcPr>
+          <w:p>
+            <w:r>
+              <w:rPr>
+                <w:b/>
+              </w:rPr>
+              <w:t>Auth</w:t>
+            </w:r>
+          </w:p>
+        </w:tc>
+        <w:tc>
+          <w:tcPr>
+            <w:tcW w:type="dxa" w:w="4320"/>
+          </w:tcPr>
+          <w:p>
+            <w:r>
+              <w:t>None — combined with CSRF exemption, see Notes.</w:t>
+            </w:r>
+          </w:p>
+        </w:tc>
+      </w:tr>
+      <w:tr>
+        <w:tc>
+          <w:tcPr>
+            <w:tcW w:type="dxa" w:w="4320"/>
+          </w:tcPr>
+          <w:p>
+            <w:r>
+              <w:rPr>
+                <w:b/>
+              </w:rPr>
+              <w:t>View class</w:t>
+            </w:r>
+          </w:p>
+        </w:tc>
+        <w:tc>
+          <w:tcPr>
+            <w:tcW w:type="dxa" w:w="4320"/>
+          </w:tcPr>
+          <w:p>
+            <w:r>
+              <w:t>upload_scheme_file(request) — plain function-based view</w:t>
+            </w:r>
+          </w:p>
+        </w:tc>
+      </w:tr>
+    </w:tbl>
+    <w:p>
+      <w:pPr>
+        <w:pStyle w:val="Heading3"/>
+      </w:pPr>
+      <w:r>
+        <w:t>Request body</w:t>
+      </w:r>
+    </w:p>
+    <w:tbl>
+      <w:tblPr>
+        <w:tblStyle w:val="LightGrid-Accent1"/>
+        <w:tblW w:type="auto" w:w="0"/>
+        <w:tblLook w:firstColumn="1" w:firstRow="1" w:lastColumn="0" w:lastRow="0" w:noHBand="0" w:noVBand="1" w:val="04A0"/>
+      </w:tblPr>
+      <w:tblGrid>
+        <w:gridCol w:w="2880"/>
+        <w:gridCol w:w="2880"/>
+        <w:gridCol w:w="2880"/>
+      </w:tblGrid>
+      <w:tr>
+        <w:tc>
+          <w:tcPr>
+            <w:tcW w:type="dxa" w:w="2880"/>
+            <w:shd w:val="clear" w:color="auto" w:fill="4472C4"/>
+          </w:tcPr>
+          <w:p>
+            <w:r>
+              <w:rPr>
+                <w:b/>
+                <w:color w:val="FFFFFF"/>
+              </w:rPr>
+              <w:t>Field</w:t>
+            </w:r>
+          </w:p>
+        </w:tc>
+        <w:tc>
+          <w:tcPr>
+            <w:tcW w:type="dxa" w:w="2880"/>
+            <w:shd w:val="clear" w:color="auto" w:fill="4472C4"/>
+          </w:tcPr>
+          <w:p>
+            <w:r>
+              <w:rPr>
+                <w:b/>
+                <w:color w:val="FFFFFF"/>
+              </w:rPr>
+              <w:t>Type</w:t>
+            </w:r>
+          </w:p>
+        </w:tc>
+        <w:tc>
+          <w:tcPr>
+            <w:tcW w:type="dxa" w:w="2880"/>
+            <w:shd w:val="clear" w:color="auto" w:fill="4472C4"/>
+          </w:tcPr>
+          <w:p>
+            <w:r>
+              <w:rPr>
+                <w:b/>
+                <w:color w:val="FFFFFF"/>
+              </w:rPr>
+              <w:t>Notes</w:t>
+            </w:r>
+          </w:p>
+        </w:tc>
+      </w:tr>
+      <w:tr>
+        <w:tc>
+          <w:tcPr>
+            <w:tcW w:type="dxa" w:w="2880"/>
+          </w:tcPr>
+          <w:p>
+            <w:r>
+              <w:t>file</w:t>
+            </w:r>
+          </w:p>
+        </w:tc>
+        <w:tc>
+          <w:tcPr>
+            <w:tcW w:type="dxa" w:w="2880"/>
+          </w:tcPr>
+          <w:p>
+            <w:r>
+              <w:t>file upload (request.FILES)</w:t>
+            </w:r>
+          </w:p>
+        </w:tc>
+        <w:tc>
+          <w:tcPr>
+            <w:tcW w:type="dxa" w:w="2880"/>
+          </w:tcPr>
+          <w:p>
+            <w:r>
+              <w:t>if missing, returns {'success': False, 'error': 'No file uploaded'}</w:t>
+            </w:r>
+          </w:p>
+        </w:tc>
+      </w:tr>
+      <w:tr>
+        <w:tc>
+          <w:tcPr>
+            <w:tcW w:type="dxa" w:w="2880"/>
+          </w:tcPr>
+          <w:p>
+            <w:r>
+              <w:t>course_code, qp_code, examdate</w:t>
+            </w:r>
+          </w:p>
+        </w:tc>
+        <w:tc>
+          <w:tcPr>
+            <w:tcW w:type="dxa" w:w="2880"/>
+          </w:tcPr>
+          <w:p>
+            <w:r>
+              <w:t>form fields, no validation</w:t>
+            </w:r>
+          </w:p>
+        </w:tc>
+        <w:tc>
+          <w:tcPr>
+            <w:tcW w:type="dxa" w:w="2880"/>
+          </w:tcPr>
+          <w:p>
+            <w:r>
+              <w:t>concatenated directly into the remote filename — see Notes</w:t>
+            </w:r>
+          </w:p>
+        </w:tc>
+      </w:tr>
+    </w:tbl>
+    <w:p>
+      <w:pPr>
+        <w:pStyle w:val="Heading3"/>
+      </w:pPr>
+      <w:r>
+        <w:t>Response — success</w:t>
+      </w:r>
+    </w:p>
+    <w:p>
+      <w:r>
+        <w:rPr>
+          <w:rFonts w:ascii="Courier New" w:hAnsi="Courier New"/>
+          <w:sz w:val="18"/>
+        </w:rPr>
+        <w:t>JsonResponse({'success': True, 'file_url': file_url, 'filename': filename})</w:t>
+      </w:r>
+    </w:p>
+    <w:p>
+      <w:r>
+        <w:t>Returned regardless of whether the setQPSchemeName_url database-registration call afterward actually succeeded — its response is never checked.</w:t>
+      </w:r>
+    </w:p>
+    <w:p>
+      <w:pPr>
+        <w:pStyle w:val="Heading3"/>
+      </w:pPr>
+      <w:r>
+        <w:t>Response — failure</w:t>
+      </w:r>
+    </w:p>
+    <w:p>
+      <w:r>
+        <w:rPr>
+          <w:rFonts w:ascii="Courier New" w:hAnsi="Courier New"/>
+          <w:sz w:val="18"/>
+        </w:rPr>
+        <w:t>JsonResponse({'success': False, 'error': 'No file uploaded'})</w:t>
+        <w:br/>
+        <w:t>JsonResponse({'success': False, 'error': str(e)})   # any SSH/SFTP exception</w:t>
+      </w:r>
+    </w:p>
+    <w:p>
+      <w:pPr>
+        <w:pStyle w:val="Heading3"/>
+      </w:pPr>
+      <w:r>
+        <w:t>Notes</w:t>
+      </w:r>
+    </w:p>
+    <w:p>
+      <w:r>
+        <w:rPr>
+          <w:b/>
+        </w:rPr>
+        <w:t xml:space="preserve">Unvalidated filename built from user input, used as a remote file path (path traversal risk): </w:t>
+      </w:r>
+      <w:r>
+        <w:t>filename = f"{qp_code}{course_code}{examdate}.pdf" is built directly from three unvalidated POST fields, then uploadedfilepath = os.path.join(remote_file_path_qp, filename) is used as the SFTP destination path with no check that the result stays inside remote_file_path_qp. If any of qp_code/course_code/examdate contains path-traversal sequences, the uploaded file could potentially be written outside the intended directory on the remote server. Compare with download_scheme_file_slcm (endpoint 55 below), in the same feature area, which explicitly sanitizes and validates its filename input before building a remote path.</w:t>
+      </w:r>
+    </w:p>
+    <w:p>
+      <w:r>
+        <w:rPr>
+          <w:b/>
+        </w:rPr>
+        <w:t xml:space="preserve">CSRF-exempt with no authentication: </w:t>
+      </w:r>
+      <w:r>
+        <w:t>@csrf_exempt disables Django's CSRF protection for this endpoint, and there is no permission_classes/login_required check either — so any site able to reach this URL could submit a cross-origin file upload that gets written to the remote QP server over SFTP.</w:t>
+      </w:r>
+    </w:p>
+    <w:p>
+      <w:r>
+        <w:rPr>
+          <w:b/>
+        </w:rPr>
+        <w:t xml:space="preserve">No outer exception handling for the post-upload steps: </w:t>
+      </w:r>
+      <w:r>
+        <w:t>the try/except only wraps the SSH/SFTP block. getuserdetails(request) and the setQPSchemeName_url call that follow it are not inside any try — if either raises, the file has already been uploaded via SFTP, but the request ends in an unhandled 500 and the caller never learns the upload actually succeeded.</w:t>
+      </w:r>
+    </w:p>
+    <w:p>
+      <w:r>
+        <w:rPr>
+          <w:b/>
+        </w:rPr>
+        <w:t xml:space="preserve">Missing return for a non-POST request: </w:t>
+      </w:r>
+      <w:r>
+        <w:t>there is no else/trailing return for request.method != 'POST' — same shape as most *Submit-style endpoints in this file, implicitly returning None.</w:t>
+      </w:r>
+    </w:p>
+    <w:p>
+      <w:pPr>
+        <w:pStyle w:val="Heading2"/>
+      </w:pPr>
+      <w:r>
+        <w:t>52. download_scheme_file</w:t>
+      </w:r>
+    </w:p>
+    <w:tbl>
+      <w:tblPr>
+        <w:tblStyle w:val="LightGrid-Accent1"/>
+        <w:tblW w:type="auto" w:w="0"/>
+        <w:tblLook w:firstColumn="1" w:firstRow="1" w:lastColumn="0" w:lastRow="0" w:noHBand="0" w:noVBand="1" w:val="04A0"/>
+      </w:tblPr>
+      <w:tblGrid>
+        <w:gridCol w:w="4320"/>
+        <w:gridCol w:w="4320"/>
+      </w:tblGrid>
+      <w:tr>
+        <w:tc>
+          <w:tcPr>
+            <w:tcW w:type="dxa" w:w="4320"/>
+          </w:tcPr>
+          <w:p>
+            <w:r>
+              <w:rPr>
+                <w:b/>
+              </w:rPr>
+              <w:t>URL</w:t>
+            </w:r>
+          </w:p>
+        </w:tc>
+        <w:tc>
+          <w:tcPr>
+            <w:tcW w:type="dxa" w:w="4320"/>
+          </w:tcPr>
+          <w:p>
+            <w:r>
+              <w:t>/download-scheme-file/</w:t>
+            </w:r>
+          </w:p>
+        </w:tc>
+      </w:tr>
+      <w:tr>
+        <w:tc>
+          <w:tcPr>
+            <w:tcW w:type="dxa" w:w="4320"/>
+          </w:tcPr>
+          <w:p>
+            <w:r>
+              <w:rPr>
+                <w:b/>
+              </w:rPr>
+              <w:t>Method</w:t>
+            </w:r>
+          </w:p>
+        </w:tc>
+        <w:tc>
+          <w:tcPr>
+            <w:tcW w:type="dxa" w:w="4320"/>
+          </w:tcPr>
+          <w:p>
+            <w:r>
+              <w:t>@csrf_exempt, POST required — correctly returns 405 for other methods</w:t>
+            </w:r>
+          </w:p>
+        </w:tc>
+      </w:tr>
+      <w:tr>
+        <w:tc>
+          <w:tcPr>
+            <w:tcW w:type="dxa" w:w="4320"/>
+          </w:tcPr>
+          <w:p>
+            <w:r>
+              <w:rPr>
+                <w:b/>
+              </w:rPr>
+              <w:t>Auth</w:t>
+            </w:r>
+          </w:p>
+        </w:tc>
+        <w:tc>
+          <w:tcPr>
+            <w:tcW w:type="dxa" w:w="4320"/>
+          </w:tcPr>
+          <w:p>
+            <w:r>
+              <w:t>None — combined with the unvalidated filename below, see Notes.</w:t>
+            </w:r>
+          </w:p>
+        </w:tc>
+      </w:tr>
+      <w:tr>
+        <w:tc>
+          <w:tcPr>
+            <w:tcW w:type="dxa" w:w="4320"/>
+          </w:tcPr>
+          <w:p>
+            <w:r>
+              <w:rPr>
+                <w:b/>
+              </w:rPr>
+              <w:t>View class</w:t>
+            </w:r>
+          </w:p>
+        </w:tc>
+        <w:tc>
+          <w:tcPr>
+            <w:tcW w:type="dxa" w:w="4320"/>
+          </w:tcPr>
+          <w:p>
+            <w:r>
+              <w:t>download_scheme_file(request) — plain function-based view</w:t>
+            </w:r>
+          </w:p>
+        </w:tc>
+      </w:tr>
+    </w:tbl>
+    <w:p>
+      <w:pPr>
+        <w:pStyle w:val="Heading3"/>
+      </w:pPr>
+      <w:r>
+        <w:t>Request body</w:t>
+      </w:r>
+    </w:p>
+    <w:tbl>
+      <w:tblPr>
+        <w:tblStyle w:val="LightGrid-Accent1"/>
+        <w:tblW w:type="auto" w:w="0"/>
+        <w:tblLook w:firstColumn="1" w:firstRow="1" w:lastColumn="0" w:lastRow="0" w:noHBand="0" w:noVBand="1" w:val="04A0"/>
+      </w:tblPr>
+      <w:tblGrid>
+        <w:gridCol w:w="2880"/>
+        <w:gridCol w:w="2880"/>
+        <w:gridCol w:w="2880"/>
+      </w:tblGrid>
+      <w:tr>
+        <w:tc>
+          <w:tcPr>
+            <w:tcW w:type="dxa" w:w="2880"/>
+            <w:shd w:val="clear" w:color="auto" w:fill="4472C4"/>
+          </w:tcPr>
+          <w:p>
+            <w:r>
+              <w:rPr>
+                <w:b/>
+                <w:color w:val="FFFFFF"/>
+              </w:rPr>
+              <w:t>Field</w:t>
+            </w:r>
+          </w:p>
+        </w:tc>
+        <w:tc>
+          <w:tcPr>
+            <w:tcW w:type="dxa" w:w="2880"/>
+            <w:shd w:val="clear" w:color="auto" w:fill="4472C4"/>
+          </w:tcPr>
+          <w:p>
+            <w:r>
+              <w:rPr>
+                <w:b/>
+                <w:color w:val="FFFFFF"/>
+              </w:rPr>
+              <w:t>Type</w:t>
+            </w:r>
+          </w:p>
+        </w:tc>
+        <w:tc>
+          <w:tcPr>
+            <w:tcW w:type="dxa" w:w="2880"/>
+            <w:shd w:val="clear" w:color="auto" w:fill="4472C4"/>
+          </w:tcPr>
+          <w:p>
+            <w:r>
+              <w:rPr>
+                <w:b/>
+                <w:color w:val="FFFFFF"/>
+              </w:rPr>
+              <w:t>Notes</w:t>
+            </w:r>
+          </w:p>
+        </w:tc>
+      </w:tr>
+      <w:tr>
+        <w:tc>
+          <w:tcPr>
+            <w:tcW w:type="dxa" w:w="2880"/>
+          </w:tcPr>
+          <w:p>
+            <w:r>
+              <w:t>filename</w:t>
+            </w:r>
+          </w:p>
+        </w:tc>
+        <w:tc>
+          <w:tcPr>
+            <w:tcW w:type="dxa" w:w="2880"/>
+          </w:tcPr>
+          <w:p>
+            <w:r>
+              <w:t>form field, no validation</w:t>
+            </w:r>
+          </w:p>
+        </w:tc>
+        <w:tc>
+          <w:tcPr>
+            <w:tcW w:type="dxa" w:w="2880"/>
+          </w:tcPr>
+          <w:p>
+            <w:r>
+              <w:t>used directly as part of a remote file path — see Notes</w:t>
+            </w:r>
+          </w:p>
+        </w:tc>
+      </w:tr>
+    </w:tbl>
+    <w:p>
+      <w:pPr>
+        <w:pStyle w:val="Heading3"/>
+      </w:pPr>
+      <w:r>
+        <w:t>Response — success</w:t>
+      </w:r>
+    </w:p>
+    <w:p>
+      <w:r>
+        <w:t>FileResponse(file_obj, content_type='application/pdf') — the remote file's contents streamed back inline.</w:t>
+      </w:r>
+    </w:p>
+    <w:p>
+      <w:pPr>
+        <w:pStyle w:val="Heading3"/>
+      </w:pPr>
+      <w:r>
+        <w:t>Response — failure</w:t>
+      </w:r>
+    </w:p>
+    <w:p>
+      <w:r>
+        <w:rPr>
+          <w:rFonts w:ascii="Courier New" w:hAnsi="Courier New"/>
+          <w:sz w:val="18"/>
+        </w:rPr>
+        <w:t>HttpResponse("Missing filename.", status=400)</w:t>
+        <w:br/>
+        <w:t>HttpResponse("File not found on remote server.", status=404)</w:t>
+        <w:br/>
+        <w:t>HttpResponse(f"Error retrieving file: {e}", status=500)</w:t>
+        <w:br/>
+        <w:t>HttpResponse("Invalid request method.", status=405)</w:t>
+      </w:r>
+    </w:p>
+    <w:p>
+      <w:pPr>
+        <w:pStyle w:val="Heading3"/>
+      </w:pPr>
+      <w:r>
+        <w:t>Notes</w:t>
+      </w:r>
+    </w:p>
+    <w:p>
+      <w:r>
+        <w:rPr>
+          <w:b/>
+        </w:rPr>
+        <w:t xml:space="preserve">Unauthenticated, unvalidated remote file read (path traversal risk): </w:t>
+      </w:r>
+      <w:r>
+        <w:t>filename comes straight from request.POST.get('filename') with no sanitization, and is joined directly onto remote_file_path_qp via os.path.join(...) before being fetched over SFTP and streamed back as a PDF — with no authentication check anywhere in this function. download_scheme_file_slcm (endpoint 55), covering what looks like the same underlying feature, explicitly guards against exactly this with get_valid_filename(...) and a PurePosixPath(filename).name != filename check, plus a user-authentication check — neither safeguard is present here.</w:t>
+      </w:r>
+    </w:p>
+    <w:p>
+      <w:r>
+        <w:rPr>
+          <w:b/>
+        </w:rPr>
+        <w:t xml:space="preserve">Raw exception text returned to the client: </w:t>
+      </w:r>
+      <w:r>
+        <w:t>the generic exception handler includes the exception object directly in the response body (f"Error retrieving file: {e}") — for an SSH/SFTP failure this could surface internal hostnames or paths, and is the same info-exposure pattern flagged in earlier batches.</w:t>
+      </w:r>
+    </w:p>
+    <w:p>
+      <w:pPr>
+        <w:pStyle w:val="Heading2"/>
+      </w:pPr>
+      <w:r>
+        <w:t>53. DownloadScheme</w:t>
+      </w:r>
+    </w:p>
+    <w:tbl>
+      <w:tblPr>
+        <w:tblStyle w:val="LightGrid-Accent1"/>
+        <w:tblW w:type="auto" w:w="0"/>
+        <w:tblLook w:firstColumn="1" w:firstRow="1" w:lastColumn="0" w:lastRow="0" w:noHBand="0" w:noVBand="1" w:val="04A0"/>
+      </w:tblPr>
+      <w:tblGrid>
+        <w:gridCol w:w="4320"/>
+        <w:gridCol w:w="4320"/>
+      </w:tblGrid>
+      <w:tr>
+        <w:tc>
+          <w:tcPr>
+            <w:tcW w:type="dxa" w:w="4320"/>
+          </w:tcPr>
+          <w:p>
+            <w:r>
+              <w:rPr>
+                <w:b/>
+              </w:rPr>
+              <w:t>URL</w:t>
+            </w:r>
+          </w:p>
+        </w:tc>
+        <w:tc>
+          <w:tcPr>
+            <w:tcW w:type="dxa" w:w="4320"/>
+          </w:tcPr>
+          <w:p>
+            <w:r>
+              <w:t>/DownloadScheme/</w:t>
+            </w:r>
+          </w:p>
+        </w:tc>
+      </w:tr>
+      <w:tr>
+        <w:tc>
+          <w:tcPr>
+            <w:tcW w:type="dxa" w:w="4320"/>
+          </w:tcPr>
+          <w:p>
+            <w:r>
+              <w:rPr>
+                <w:b/>
+              </w:rPr>
+              <w:t>Method</w:t>
+            </w:r>
+          </w:p>
+        </w:tc>
+        <w:tc>
+          <w:tcPr>
+            <w:tcW w:type="dxa" w:w="4320"/>
+          </w:tcPr>
+          <w:p>
+            <w:r>
+              <w:t>GET (no request.method check)</w:t>
+            </w:r>
+          </w:p>
+        </w:tc>
+      </w:tr>
+      <w:tr>
+        <w:tc>
+          <w:tcPr>
+            <w:tcW w:type="dxa" w:w="4320"/>
+          </w:tcPr>
+          <w:p>
+            <w:r>
+              <w:rPr>
+                <w:b/>
+              </w:rPr>
+              <w:t>Auth</w:t>
+            </w:r>
+          </w:p>
+        </w:tc>
+        <w:tc>
+          <w:tcPr>
+            <w:tcW w:type="dxa" w:w="4320"/>
+          </w:tcPr>
+          <w:p>
+            <w:r>
+              <w:t>None.</w:t>
+            </w:r>
+          </w:p>
+        </w:tc>
+      </w:tr>
+      <w:tr>
+        <w:tc>
+          <w:tcPr>
+            <w:tcW w:type="dxa" w:w="4320"/>
+          </w:tcPr>
+          <w:p>
+            <w:r>
+              <w:rPr>
+                <w:b/>
+              </w:rPr>
+              <w:t>View class</w:t>
+            </w:r>
+          </w:p>
+        </w:tc>
+        <w:tc>
+          <w:tcPr>
+            <w:tcW w:type="dxa" w:w="4320"/>
+          </w:tcPr>
+          <w:p>
+            <w:r>
+              <w:t>DownloadScheme(request) — plain function-based view</w:t>
+            </w:r>
+          </w:p>
+        </w:tc>
+      </w:tr>
+    </w:tbl>
+    <w:p>
+      <w:pPr>
+        <w:pStyle w:val="Heading3"/>
+      </w:pPr>
+      <w:r>
+        <w:t>Request body</w:t>
+      </w:r>
+    </w:p>
+    <w:p>
+      <w:r>
+        <w:t>No parameters.</w:t>
+      </w:r>
+    </w:p>
+    <w:p>
+      <w:pPr>
+        <w:pStyle w:val="Heading3"/>
+      </w:pPr>
+      <w:r>
+        <w:t>Response — success (renders HTML template, not JSON)</w:t>
+      </w:r>
+    </w:p>
+    <w:p>
+      <w:r>
+        <w:t>render(request, 'fyugp_download_scheme.html', {'et_select': et_select}).</w:t>
+      </w:r>
+    </w:p>
+    <w:p>
+      <w:pPr>
+        <w:pStyle w:val="Heading3"/>
+      </w:pPr>
+      <w:r>
+        <w:t>Response — failure</w:t>
+      </w:r>
+    </w:p>
+    <w:p>
+      <w:r>
+        <w:rPr>
+          <w:rFonts w:ascii="Courier New" w:hAnsi="Courier New"/>
+          <w:sz w:val="18"/>
+        </w:rPr>
+        <w:t>pagination_response(False, INTERNAL_SERVER_ERROR, {}, BAD_GATEWAY_ERROR_CODE, status_code=status.HTTP_500_INTERNAL_SERVER_ERROR)</w:t>
+      </w:r>
+    </w:p>
+    <w:p>
+      <w:pPr>
+        <w:pStyle w:val="Heading3"/>
+      </w:pPr>
+      <w:r>
+        <w:t>Notes</w:t>
+      </w:r>
+    </w:p>
+    <w:p>
+      <w:r>
+        <w:t>No endpoint-specific issues — the landing page for download_scheme_file above.</w:t>
+      </w:r>
+    </w:p>
+    <w:p>
+      <w:pPr>
+        <w:pStyle w:val="Heading2"/>
+      </w:pPr>
+      <w:r>
+        <w:t>54. download_scheme_file_slcm</w:t>
+      </w:r>
+    </w:p>
+    <w:tbl>
+      <w:tblPr>
+        <w:tblStyle w:val="LightGrid-Accent1"/>
+        <w:tblW w:type="auto" w:w="0"/>
+        <w:tblLook w:firstColumn="1" w:firstRow="1" w:lastColumn="0" w:lastRow="0" w:noHBand="0" w:noVBand="1" w:val="04A0"/>
+      </w:tblPr>
+      <w:tblGrid>
+        <w:gridCol w:w="4320"/>
+        <w:gridCol w:w="4320"/>
+      </w:tblGrid>
+      <w:tr>
+        <w:tc>
+          <w:tcPr>
+            <w:tcW w:type="dxa" w:w="4320"/>
+          </w:tcPr>
+          <w:p>
+            <w:r>
+              <w:rPr>
+                <w:b/>
+              </w:rPr>
+              <w:t>URL</w:t>
+            </w:r>
+          </w:p>
+        </w:tc>
+        <w:tc>
+          <w:tcPr>
+            <w:tcW w:type="dxa" w:w="4320"/>
+          </w:tcPr>
+          <w:p>
+            <w:r>
+              <w:t>/download-scheme-file-slcm/</w:t>
+            </w:r>
+          </w:p>
+        </w:tc>
+      </w:tr>
+      <w:tr>
+        <w:tc>
+          <w:tcPr>
+            <w:tcW w:type="dxa" w:w="4320"/>
+          </w:tcPr>
+          <w:p>
+            <w:r>
+              <w:rPr>
+                <w:b/>
+              </w:rPr>
+              <w:t>Method</w:t>
+            </w:r>
+          </w:p>
+        </w:tc>
+        <w:tc>
+          <w:tcPr>
+            <w:tcW w:type="dxa" w:w="4320"/>
+          </w:tcPr>
+          <w:p>
+            <w:r>
+              <w:t>POST required — correctly returns 405 for other methods</w:t>
+            </w:r>
+          </w:p>
+        </w:tc>
+      </w:tr>
+      <w:tr>
+        <w:tc>
+          <w:tcPr>
+            <w:tcW w:type="dxa" w:w="4320"/>
+          </w:tcPr>
+          <w:p>
+            <w:r>
+              <w:rPr>
+                <w:b/>
+              </w:rPr>
+              <w:t>Auth</w:t>
+            </w:r>
+          </w:p>
+        </w:tc>
+        <w:tc>
+          <w:tcPr>
+            <w:tcW w:type="dxa" w:w="4320"/>
+          </w:tcPr>
+          <w:p>
+            <w:r>
+              <w:t>Checks that getuserdetails(request) resolved a user id — see Notes for a caveat on how that check can actually be reached.</w:t>
+            </w:r>
+          </w:p>
+        </w:tc>
+      </w:tr>
+      <w:tr>
+        <w:tc>
+          <w:tcPr>
+            <w:tcW w:type="dxa" w:w="4320"/>
+          </w:tcPr>
+          <w:p>
+            <w:r>
+              <w:rPr>
+                <w:b/>
+              </w:rPr>
+              <w:t>View class</w:t>
+            </w:r>
+          </w:p>
+        </w:tc>
+        <w:tc>
+          <w:tcPr>
+            <w:tcW w:type="dxa" w:w="4320"/>
+          </w:tcPr>
+          <w:p>
+            <w:r>
+              <w:t>download_scheme_file_slcm(request) — plain function-based view</w:t>
+            </w:r>
+          </w:p>
+        </w:tc>
+      </w:tr>
+    </w:tbl>
+    <w:p>
+      <w:pPr>
+        <w:pStyle w:val="Heading3"/>
+      </w:pPr>
+      <w:r>
+        <w:t>Request body</w:t>
+      </w:r>
+    </w:p>
+    <w:tbl>
+      <w:tblPr>
+        <w:tblStyle w:val="LightGrid-Accent1"/>
+        <w:tblW w:type="auto" w:w="0"/>
+        <w:tblLook w:firstColumn="1" w:firstRow="1" w:lastColumn="0" w:lastRow="0" w:noHBand="0" w:noVBand="1" w:val="04A0"/>
+      </w:tblPr>
+      <w:tblGrid>
+        <w:gridCol w:w="2880"/>
+        <w:gridCol w:w="2880"/>
+        <w:gridCol w:w="2880"/>
+      </w:tblGrid>
+      <w:tr>
+        <w:tc>
+          <w:tcPr>
+            <w:tcW w:type="dxa" w:w="2880"/>
+            <w:shd w:val="clear" w:color="auto" w:fill="4472C4"/>
+          </w:tcPr>
+          <w:p>
+            <w:r>
+              <w:rPr>
+                <w:b/>
+                <w:color w:val="FFFFFF"/>
+              </w:rPr>
+              <w:t>Field</w:t>
+            </w:r>
+          </w:p>
+        </w:tc>
+        <w:tc>
+          <w:tcPr>
+            <w:tcW w:type="dxa" w:w="2880"/>
+            <w:shd w:val="clear" w:color="auto" w:fill="4472C4"/>
+          </w:tcPr>
+          <w:p>
+            <w:r>
+              <w:rPr>
+                <w:b/>
+                <w:color w:val="FFFFFF"/>
+              </w:rPr>
+              <w:t>Type</w:t>
+            </w:r>
+          </w:p>
+        </w:tc>
+        <w:tc>
+          <w:tcPr>
+            <w:tcW w:type="dxa" w:w="2880"/>
+            <w:shd w:val="clear" w:color="auto" w:fill="4472C4"/>
+          </w:tcPr>
+          <w:p>
+            <w:r>
+              <w:rPr>
+                <w:b/>
+                <w:color w:val="FFFFFF"/>
+              </w:rPr>
+              <w:t>Notes</w:t>
+            </w:r>
+          </w:p>
+        </w:tc>
+      </w:tr>
+      <w:tr>
+        <w:tc>
+          <w:tcPr>
+            <w:tcW w:type="dxa" w:w="2880"/>
+          </w:tcPr>
+          <w:p>
+            <w:r>
+              <w:t>examdate</w:t>
+            </w:r>
+          </w:p>
+        </w:tc>
+        <w:tc>
+          <w:tcPr>
+            <w:tcW w:type="dxa" w:w="2880"/>
+          </w:tcPr>
+          <w:p>
+            <w:r>
+              <w:t>form field, must match \d{4}-\d{2}-\d{2} exactly</w:t>
+            </w:r>
+          </w:p>
+        </w:tc>
+        <w:tc>
+          <w:tcPr>
+            <w:tcW w:type="dxa" w:w="2880"/>
+          </w:tcPr>
+          <w:p>
+            <w:r>
+              <w:t>rejected with 400 otherwise</w:t>
+            </w:r>
+          </w:p>
+        </w:tc>
+      </w:tr>
+      <w:tr>
+        <w:tc>
+          <w:tcPr>
+            <w:tcW w:type="dxa" w:w="2880"/>
+          </w:tcPr>
+          <w:p>
+            <w:r>
+              <w:t>filename</w:t>
+            </w:r>
+          </w:p>
+        </w:tc>
+        <w:tc>
+          <w:tcPr>
+            <w:tcW w:type="dxa" w:w="2880"/>
+          </w:tcPr>
+          <w:p>
+            <w:r>
+              <w:t>form field, sanitized with Django's get_valid_filename() and checked against PurePosixPath</w:t>
+            </w:r>
+          </w:p>
+        </w:tc>
+        <w:tc>
+          <w:tcPr>
+            <w:tcW w:type="dxa" w:w="2880"/>
+          </w:tcPr>
+          <w:p>
+            <w:r>
+              <w:t>rejected with 400 if invalid or if it contains a path component</w:t>
+            </w:r>
+          </w:p>
+        </w:tc>
+      </w:tr>
+      <w:tr>
+        <w:tc>
+          <w:tcPr>
+            <w:tcW w:type="dxa" w:w="2880"/>
+          </w:tcPr>
+          <w:p>
+            <w:r>
+              <w:t>filetype</w:t>
+            </w:r>
+          </w:p>
+        </w:tc>
+        <w:tc>
+          <w:tcPr>
+            <w:tcW w:type="dxa" w:w="2880"/>
+          </w:tcPr>
+          <w:p>
+            <w:r>
+              <w:t>form field, must be 'qp' or 'scheme'</w:t>
+            </w:r>
+          </w:p>
+        </w:tc>
+        <w:tc>
+          <w:tcPr>
+            <w:tcW w:type="dxa" w:w="2880"/>
+          </w:tcPr>
+          <w:p>
+            <w:r>
+              <w:t>rejected with 400 otherwise; selects which remote subdirectory is used</w:t>
+            </w:r>
+          </w:p>
+        </w:tc>
+      </w:tr>
+    </w:tbl>
+    <w:p>
+      <w:pPr>
+        <w:pStyle w:val="Heading3"/>
+      </w:pPr>
+      <w:r>
+        <w:t>Response — success</w:t>
+      </w:r>
+    </w:p>
+    <w:p>
+      <w:r>
+        <w:t>FileResponse(file_obj, content_type='application/pdf') — same shape as download_scheme_file, but with validated inputs.</w:t>
+      </w:r>
+    </w:p>
+    <w:p>
+      <w:pPr>
+        <w:pStyle w:val="Heading3"/>
+      </w:pPr>
+      <w:r>
+        <w:t>Response — failure</w:t>
+      </w:r>
+    </w:p>
+    <w:p>
+      <w:r>
+        <w:rPr>
+          <w:rFonts w:ascii="Courier New" w:hAnsi="Courier New"/>
+          <w:sz w:val="18"/>
+        </w:rPr>
+        <w:t>HttpResponse("Unauthorized", status=403)</w:t>
+        <w:br/>
+        <w:t>HttpResponse("Missing filename.", status=400)</w:t>
+        <w:br/>
+        <w:t>HttpResponse("Invalid filename.", status=400)</w:t>
+        <w:br/>
+        <w:t>HttpResponse("Invalid exam date.", status=400)</w:t>
+        <w:br/>
+        <w:t>HttpResponse("Invalid file type.", status=400)</w:t>
+        <w:br/>
+        <w:t>HttpResponse("File not found on remote server.", status=404)</w:t>
+        <w:br/>
+        <w:t>HttpResponse("Unable to retrieve file.", status=500)   # generic — does not leak str(e)</w:t>
+        <w:br/>
+        <w:t>HttpResponse("Invalid request method.", status=405)</w:t>
+      </w:r>
+    </w:p>
+    <w:p>
+      <w:pPr>
+        <w:pStyle w:val="Heading3"/>
+      </w:pPr>
+      <w:r>
+        <w:t>Notes</w:t>
+      </w:r>
+    </w:p>
+    <w:p>
+      <w:r>
+        <w:t>By a wide margin the most carefully written endpoint in this file — explicit comments ("# security user check", "# security file name check", "# security exam date check", "# security file type check") mark out exactly the defenses missing from upload_scheme_file and download_scheme_file above: filename sanitization, a strict date-format check, a file-type whitelist, and a generic 500 message that doesn't leak exception text (it logs the real error server-side via logger.exception(...) instead). This makes the gaps in its two siblings look like an inconsistency within the same feature area rather than a codebase-wide limitation.</w:t>
+      </w:r>
+    </w:p>
+    <w:p>
+      <w:r>
+        <w:rPr>
+          <w:b/>
+        </w:rPr>
+        <w:t xml:space="preserve">The "unauthorized" check likely can't be reached the way it's written: </w:t>
+      </w:r>
+      <w:r>
+        <w:t>if created_by_id is None: return HttpResponse("Unauthorized", status=403) is meant to catch an unauthenticated caller, but created_by_id comes from getuserdetails(request), whose only line is UserProfiles.objects.get(user=user).id — a call that raises DoesNotExist/other exceptions rather than returning None when the user isn't recognized (the same helper is used, and behaves the same way, everywhere else in this file). In practice an unauthenticated request likely falls into the outer except Exception below instead, returning "Unable to retrieve file." (500) rather than "Unauthorized" (403) — the file is still protected either way, but not through the code path that appears to be intended, and the caller sees a misleading status code and message for what is actually an authentication failure.</w:t>
+      </w:r>
+    </w:p>
+    <w:p>
+      <w:r>
+        <w:rPr>
+          <w:b/>
+        </w:rPr>
+        <w:t xml:space="preserve">Still uses the shared hardcoded SSH credentials and AutoAddPolicy: </w:t>
+      </w:r>
+      <w:r>
+        <w:t>the credential and host-key-verification issues are infrastructure-level (see 00-overview.docx), not specific to this endpoint's own logic, which is otherwise the strongest in the file.</w:t>
+      </w:r>
+    </w:p>
+    <w:p>
+      <w:pPr>
+        <w:pStyle w:val="Heading2"/>
+      </w:pPr>
+      <w:r>
+        <w:t>Notes on this source file</w:t>
+      </w:r>
+    </w:p>
+    <w:p>
+      <w:r>
+        <w:t>Patterns below recur across many endpoints in views.py rather than being specific to any one of them. Each is cross-referenced from the endpoint(s) where it was first identified; this section summarizes the file as a whole now that all 54 endpoints have been documented.</w:t>
+      </w:r>
+    </w:p>
+    <w:p>
+      <w:r>
+        <w:rPr>
+          <w:b/>
+        </w:rPr>
+        <w:t xml:space="preserve">No authentication or authorization anywhere: </w:t>
+      </w:r>
+      <w:r>
+        <w:t>Not one of the 54 endpoints has a permission_classes, @api_view, login_required, or IsAuthenticated-style guard. A handful (download_scheme_file_slcm, save_result_date) read request.user, but only download_scheme_file_slcm attempts to reject an unrecognized user, and even that check likely isn't reached the way it's written (see endpoint 54).</w:t>
+      </w:r>
+    </w:p>
+    <w:p>
+      <w:r>
+        <w:rPr>
+          <w:b/>
+        </w:rPr>
+        <w:t xml:space="preserve">The unassigned-variable / UnboundLocalError bug is the single most common defect, in three variants: </w:t>
+      </w:r>
+      <w:r>
+        <w:t>(a) a variable assigned only inside an if/elif or a for-loop's if-match, then read unconditionally afterward (ExamConfigurationSubmit x2, ExamTimeTableSubmit, ExamTimeTableSupSubmit, ResultStatisticsPrint, IPPrintSubmit's 'cas' branch); (b) a status_code==200 check with no else branch at all (getColYrAdSemDisCourse, getResultWithheldCands, OddSemTSSubmit, IPPrintSubmit's 'ust'/'fd' branches); and (c) an else branch that resets the wrong variable name to [] (getStudentSemRegCors, getStudentSemRegCorsExam, getHallticketInstructions). Batch 5 traces the likely structural cause: endpoints that delegate to a *WithValue helper are safe, because those helpers all default to [] internally; the bug consistently appears in code that inlines its own requests.post() + status check instead.</w:t>
+      </w:r>
+    </w:p>
+    <w:p>
+      <w:r>
+        <w:rPr>
+          <w:b/>
+        </w:rPr>
+        <w:t xml:space="preserve">At least six different shapes are used to report an error: </w:t>
+      </w:r>
+      <w:r>
+        <w:t>format_response(...), pagination_response(...), JsonResponse({'error': 'An error occurred'}, status=500), messages.error()+render('404.html'), JsonResponse({'error': ...}) with no status argument (silently returning HTTP 200), and plain HttpResponse(...) with a message string. Which one a given endpoint uses doesn't appear to follow the endpoint's type, method, or feature area.</w:t>
+      </w:r>
+    </w:p>
+    <w:p>
+      <w:r>
+        <w:rPr>
+          <w:b/>
+        </w:rPr>
+        <w:t xml:space="preserve">No transaction safety around multi-call submissions: </w:t>
+      </w:r>
+      <w:r>
+        <w:t>transaction.atomic() does not appear anywhere in the file. Several endpoints loop over a list and fire one external call per item with no rollback and no partial-failure reporting: DateExtnClgBasketSubmit, HTGenerationSubmit, HTViewSubmit, ResultRepublishSubmit.</w:t>
+      </w:r>
+    </w:p>
+    <w:p>
+      <w:r>
+        <w:rPr>
+          <w:b/>
+        </w:rPr>
+        <w:t xml:space="preserve">The module-level comments = "FYUGP" global is sent as if it were user input: </w:t>
+      </w:r>
+      <w:r>
+        <w:t>in DateExtnClgBasketSubmit, ExamConfigurationSubmit, ExamListSubmit, ExamTimeTable(Sup)Submit, ResultRepublishSubmit, addDateExtensionceese, and save_result_date, this fixed string is sent as the record's "comments" regardless of anything a user might type. OddSemMarkPushDownSubmit is the one exception, building its own comments string from a reason field.</w:t>
+      </w:r>
+    </w:p>
+    <w:p>
+      <w:r>
+        <w:rPr>
+          <w:b/>
+        </w:rPr>
+        <w:t xml:space="preserve">A file-transfer feature with two very different levels of care: </w:t>
+      </w:r>
+      <w:r>
+        <w:t>upload_scheme_file and download_scheme_file build or accept a remote file path from unvalidated user input (a path-traversal risk) and are further weakened by CSRF exemption and no authentication. download_scheme_file_slcm, covering the same kind of operation, validates the filename, exam date, and file type explicitly and never leaks raw exception text to the client. All three share the same hardcoded plaintext SSH credentials (ssh_config.py) and paramiko.AutoAddPolicy() (no host-key verification).</w:t>
+      </w:r>
+    </w:p>
+    <w:p>
+      <w:r>
+        <w:rPr>
+          <w:b/>
+        </w:rPr>
+        <w:t xml:space="preserve">Uneven code quality suggests multiple authors or eras: </w:t>
+      </w:r>
+      <w:r>
+        <w:t>Batch 8's JSON endpoints (getexistingDetailsApi, addDateExtensionceese, getRevlauationRegCandDet) and download_scheme_file_slcm consistently check the HTTP method properly (405 for the wrong one) and separate json.JSONDecodeError from other exceptions — a level of care not seen consistently in the rest of the file, where most *Submit endpoints silently return None for a non-POST request instead.</w:t>
       </w:r>
     </w:p>
     <w:sectPr>
